--- a/Second draft (2).docx
+++ b/Second draft (2).docx
@@ -3858,46 +3858,46 @@
         <w:rPr>
           <w:rFonts w:hint="default" w:ascii="Times New Roman" w:hAnsi="Times New Roman" w:cs="Times New Roman"/>
         </w:rPr>
-        <w:t>Container orchestration platforms, particularly Kubernetes, have become essential infrastructure for deploying and managing modern cloud-native applications. Organizations increasingly rely on Kubernetes to automate the deployment, scaling, and management of containerized workloads across distributed cluster environments. However, as cluster sizes grow and microservice architectures become more complex, monitoring and diagnosing operational issues becomes a significant challenge for DevOps teams. Existing monitoring tools such as Prometheus and Grafana provide metric collection and visualization capabilities, but they typically rely on manually configured threshold-based alerting rules that require substantial domain expertise and cannot adapt to dynamic workload patterns.</w:t>
-      </w:r>
-    </w:p>
-    <w:p>
-      <w:pPr>
-        <w:rPr>
-          <w:rFonts w:hint="default" w:ascii="Times New Roman" w:hAnsi="Times New Roman" w:cs="Times New Roman"/>
-        </w:rPr>
-      </w:pPr>
-      <w:r>
-        <w:rPr>
-          <w:rFonts w:hint="default" w:ascii="Times New Roman" w:hAnsi="Times New Roman" w:cs="Times New Roman"/>
-        </w:rPr>
-        <w:t>This thesis presents the design and implementation of an intelligent web-based monitoring dashboard for Kubernetes clusters that integrates unsupervised machine learning for automated anomaly detection. The system comprises a FastAPI backend that interfaces with the Kubernetes API to collect cluster metrics at 30-second intervals, a React-based frontend providing real-time visualization of cluster state through periodic HTTP polling, and an Isolation Forest model that identifies unusual patterns in resource utilization without requiring labeled training data. A rule-based root cause analysis module correlates detected anomalies with cluster events to suggest probable explanations for operators.</w:t>
-      </w:r>
-    </w:p>
-    <w:p>
-      <w:pPr>
-        <w:rPr>
-          <w:rFonts w:hint="default" w:ascii="Times New Roman" w:hAnsi="Times New Roman" w:cs="Times New Roman"/>
-        </w:rPr>
-      </w:pPr>
-      <w:r>
-        <w:rPr>
-          <w:rFonts w:hint="default" w:ascii="Times New Roman" w:hAnsi="Times New Roman" w:cs="Times New Roman"/>
-        </w:rPr>
-        <w:t>The system architecture employs a three-tier design separating presentation, business logic, and data persistence layers. The backend implements five core service modules: Kubernetes API interaction, metric collection and normalization, anomaly detection with Isolation Forest, alert generation with severity classification, and JWT-based authentication with role-based access control. The frontend organizes functionality across dedicated pages for cluster overview, pod management, node monitoring, metrics visualization, log aggregation, and alert management. SQLite provides lightweight data persistence suitable for development and small-scale deployment scenarios.</w:t>
-      </w:r>
-    </w:p>
-    <w:p>
-      <w:pPr>
-        <w:rPr>
-          <w:rFonts w:hint="default" w:ascii="Times New Roman" w:hAnsi="Times New Roman" w:cs="Times New Roman"/>
-        </w:rPr>
-      </w:pPr>
-      <w:r>
-        <w:rPr>
-          <w:rFonts w:hint="default" w:ascii="Times New Roman" w:hAnsi="Times New Roman" w:cs="Times New Roman"/>
-        </w:rPr>
-        <w:t>Preliminary evaluation was conducted on a three-node Kubernetes cluster running representative workloads including web servers, databases, and batch processing tasks. Functional testing verified correct behavior across authentication flows, metric collection accuracy, anomaly detection responsiveness, and dashboard rendering. Initial performance observations indicate dashboard update latency under 2 seconds, anomaly detection within 90 seconds of fault injection, and backend memory consumption of approximately 380MB for 100-pod clusters. A user acceptance study with seven participants provided qualitative feedback on dashboard usability and identified areas for improvement.</w:t>
+        <w:t>Kubernetes has become the most popular platform for running containerized applications in the cloud. As more companies use Kubernetes, they need better tools to monitor their clusters and find problems quickly. However, most existing monitoring tools like Prometheus and Grafana need a lot of manual setup and cannot detect problems automatically.</w:t>
+      </w:r>
+    </w:p>
+    <w:p>
+      <w:pPr>
+        <w:rPr>
+          <w:rFonts w:hint="default" w:ascii="Times New Roman" w:hAnsi="Times New Roman" w:cs="Times New Roman"/>
+        </w:rPr>
+      </w:pPr>
+      <w:r>
+        <w:rPr>
+          <w:rFonts w:hint="default" w:ascii="Times New Roman" w:hAnsi="Times New Roman" w:cs="Times New Roman"/>
+        </w:rPr>
+        <w:t>In this thesis, we designed and built a web-based monitoring dashboard for Kubernetes clusters. Our system uses a FastAPI backend to collect cluster data every 30 seconds, a React frontend to show the information in real time, and an Isolation Forest machine learning model to find unusual patterns without needing any training labels. We also added a root cause analysis feature that helps operators understand why an anomaly happened.</w:t>
+      </w:r>
+    </w:p>
+    <w:p>
+      <w:pPr>
+        <w:rPr>
+          <w:rFonts w:hint="default" w:ascii="Times New Roman" w:hAnsi="Times New Roman" w:cs="Times New Roman"/>
+        </w:rPr>
+      </w:pPr>
+      <w:r>
+        <w:rPr>
+          <w:rFonts w:hint="default" w:ascii="Times New Roman" w:hAnsi="Times New Roman" w:cs="Times New Roman"/>
+        </w:rPr>
+        <w:t>We built the system with a three-tier architecture: the frontend for the user interface, the backend for business logic, and a database for storage. The backend has five main modules: Kubernetes API connection, metric collection, anomaly detection, alert management, and user authentication. The frontend has pages for cluster overview, pod management, node monitoring, metrics charts, log viewing, and alert management.</w:t>
+      </w:r>
+    </w:p>
+    <w:p>
+      <w:pPr>
+        <w:rPr>
+          <w:rFonts w:hint="default" w:ascii="Times New Roman" w:hAnsi="Times New Roman" w:cs="Times New Roman"/>
+        </w:rPr>
+      </w:pPr>
+      <w:r>
+        <w:rPr>
+          <w:rFonts w:hint="default" w:ascii="Times New Roman" w:hAnsi="Times New Roman" w:cs="Times New Roman"/>
+        </w:rPr>
+        <w:t>We tested our system on a three-node Kubernetes cluster running web servers, databases, and batch jobs. The dashboard updates in under 2 seconds, and the anomaly detection finds problems within 90 seconds. All 20 functional tests and 59 API endpoint tests passed successfully. A usability study with seven participants gave positive feedback about the dashboard design.</w:t>
       </w:r>
     </w:p>
     <w:p>
@@ -4410,49 +4410,33 @@
         <w:rPr>
           <w:rFonts w:hint="default" w:ascii="Times New Roman" w:hAnsi="Times New Roman" w:cs="Times New Roman"/>
         </w:rPr>
-        <w:fldChar w:fldCharType="begin"/>
-      </w:r>
-      <w:r>
-        <w:rPr>
-          <w:rFonts w:hint="default" w:ascii="Times New Roman" w:hAnsi="Times New Roman" w:cs="Times New Roman"/>
-        </w:rPr>
-        <w:instrText xml:space="preserve"> HYPERLINK \l _Toc3754 </w:instrText>
-      </w:r>
-      <w:r>
-        <w:rPr>
-          <w:rFonts w:hint="default" w:ascii="Times New Roman" w:hAnsi="Times New Roman" w:cs="Times New Roman"/>
-        </w:rPr>
-        <w:fldChar w:fldCharType="separate"/>
-      </w:r>
-      <w:r>
-        <w:rPr>
-          <w:rFonts w:hint="default" w:ascii="Times New Roman" w:hAnsi="Times New Roman" w:cs="Times New Roman"/>
-        </w:rPr>
-        <w:t>1.2  Research Objectives</w:t>
-      </w:r>
-      <w:r>
-        <w:tab/>
-      </w:r>
-      <w:r>
-        <w:fldChar w:fldCharType="begin"/>
-      </w:r>
-      <w:r>
-        <w:instrText xml:space="preserve"> PAGEREF _Toc3754 \h </w:instrText>
-      </w:r>
-      <w:r>
-        <w:fldChar w:fldCharType="separate"/>
-      </w:r>
-      <w:r>
-        <w:t>7</w:t>
-      </w:r>
-      <w:r>
-        <w:fldChar w:fldCharType="end"/>
-      </w:r>
-      <w:r>
-        <w:rPr>
-          <w:rFonts w:hint="default" w:ascii="Times New Roman" w:hAnsi="Times New Roman" w:cs="Times New Roman"/>
-        </w:rPr>
-        <w:fldChar w:fldCharType="end"/>
+        <w:t>1.2  Problem Statement</w:t>
+      </w:r>
+      <w:r>
+        <w:rPr>
+          <w:rFonts w:hint="default" w:ascii="Times New Roman" w:hAnsi="Times New Roman" w:cs="Times New Roman"/>
+        </w:rPr>
+      </w:r>
+      <w:r>
+        <w:rPr>
+          <w:rFonts w:hint="default" w:ascii="Times New Roman" w:hAnsi="Times New Roman" w:cs="Times New Roman"/>
+        </w:rPr>
+      </w:r>
+      <w:r>
+        <w:rPr>
+          <w:rFonts w:hint="default" w:ascii="Times New Roman" w:hAnsi="Times New Roman" w:cs="Times New Roman"/>
+        </w:rPr>
+      </w:r>
+      <w:r/>
+      <w:r/>
+      <w:r/>
+      <w:r/>
+      <w:r/>
+      <w:r/>
+      <w:r>
+        <w:rPr>
+          <w:rFonts w:hint="default" w:ascii="Times New Roman" w:hAnsi="Times New Roman" w:cs="Times New Roman"/>
+        </w:rPr>
       </w:r>
     </w:p>
     <w:p>
@@ -4466,49 +4450,33 @@
         <w:rPr>
           <w:rFonts w:hint="default" w:ascii="Times New Roman" w:hAnsi="Times New Roman" w:cs="Times New Roman"/>
         </w:rPr>
-        <w:fldChar w:fldCharType="begin"/>
-      </w:r>
-      <w:r>
-        <w:rPr>
-          <w:rFonts w:hint="default" w:ascii="Times New Roman" w:hAnsi="Times New Roman" w:cs="Times New Roman"/>
-        </w:rPr>
-        <w:instrText xml:space="preserve"> HYPERLINK \l _Toc23484 </w:instrText>
-      </w:r>
-      <w:r>
-        <w:rPr>
-          <w:rFonts w:hint="default" w:ascii="Times New Roman" w:hAnsi="Times New Roman" w:cs="Times New Roman"/>
-        </w:rPr>
-        <w:fldChar w:fldCharType="separate"/>
-      </w:r>
-      <w:r>
-        <w:rPr>
-          <w:rFonts w:hint="default" w:ascii="Times New Roman" w:hAnsi="Times New Roman" w:cs="Times New Roman"/>
-        </w:rPr>
-        <w:t>1.3  Scope and Limitations</w:t>
-      </w:r>
-      <w:r>
-        <w:tab/>
-      </w:r>
-      <w:r>
-        <w:fldChar w:fldCharType="begin"/>
-      </w:r>
-      <w:r>
-        <w:instrText xml:space="preserve"> PAGEREF _Toc23484 \h </w:instrText>
-      </w:r>
-      <w:r>
-        <w:fldChar w:fldCharType="separate"/>
-      </w:r>
-      <w:r>
-        <w:t>8</w:t>
-      </w:r>
-      <w:r>
-        <w:fldChar w:fldCharType="end"/>
-      </w:r>
-      <w:r>
-        <w:rPr>
-          <w:rFonts w:hint="default" w:ascii="Times New Roman" w:hAnsi="Times New Roman" w:cs="Times New Roman"/>
-        </w:rPr>
-        <w:fldChar w:fldCharType="end"/>
+        <w:t>1.3  Motivation</w:t>
+      </w:r>
+      <w:r>
+        <w:rPr>
+          <w:rFonts w:hint="default" w:ascii="Times New Roman" w:hAnsi="Times New Roman" w:cs="Times New Roman"/>
+        </w:rPr>
+      </w:r>
+      <w:r>
+        <w:rPr>
+          <w:rFonts w:hint="default" w:ascii="Times New Roman" w:hAnsi="Times New Roman" w:cs="Times New Roman"/>
+        </w:rPr>
+      </w:r>
+      <w:r>
+        <w:rPr>
+          <w:rFonts w:hint="default" w:ascii="Times New Roman" w:hAnsi="Times New Roman" w:cs="Times New Roman"/>
+        </w:rPr>
+      </w:r>
+      <w:r/>
+      <w:r/>
+      <w:r/>
+      <w:r/>
+      <w:r/>
+      <w:r/>
+      <w:r>
+        <w:rPr>
+          <w:rFonts w:hint="default" w:ascii="Times New Roman" w:hAnsi="Times New Roman" w:cs="Times New Roman"/>
+        </w:rPr>
       </w:r>
     </w:p>
     <w:p>
@@ -4522,49 +4490,49 @@
         <w:rPr>
           <w:rFonts w:hint="default" w:ascii="Times New Roman" w:hAnsi="Times New Roman" w:cs="Times New Roman"/>
         </w:rPr>
-        <w:fldChar w:fldCharType="begin"/>
-      </w:r>
-      <w:r>
-        <w:rPr>
-          <w:rFonts w:hint="default" w:ascii="Times New Roman" w:hAnsi="Times New Roman" w:cs="Times New Roman"/>
-        </w:rPr>
-        <w:instrText xml:space="preserve"> HYPERLINK \l _Toc16920 </w:instrText>
-      </w:r>
-      <w:r>
-        <w:rPr>
-          <w:rFonts w:hint="default" w:ascii="Times New Roman" w:hAnsi="Times New Roman" w:cs="Times New Roman"/>
-        </w:rPr>
-        <w:fldChar w:fldCharType="separate"/>
-      </w:r>
-      <w:r>
-        <w:rPr>
-          <w:rFonts w:hint="default" w:ascii="Times New Roman" w:hAnsi="Times New Roman" w:cs="Times New Roman"/>
-        </w:rPr>
-        <w:t>1.4  Thesis Organization</w:t>
-      </w:r>
-      <w:r>
-        <w:tab/>
-      </w:r>
-      <w:r>
-        <w:fldChar w:fldCharType="begin"/>
-      </w:r>
-      <w:r>
-        <w:instrText xml:space="preserve"> PAGEREF _Toc16920 \h </w:instrText>
-      </w:r>
-      <w:r>
-        <w:fldChar w:fldCharType="separate"/>
-      </w:r>
-      <w:r>
-        <w:t>8</w:t>
-      </w:r>
-      <w:r>
-        <w:fldChar w:fldCharType="end"/>
-      </w:r>
-      <w:r>
-        <w:rPr>
-          <w:rFonts w:hint="default" w:ascii="Times New Roman" w:hAnsi="Times New Roman" w:cs="Times New Roman"/>
-        </w:rPr>
-        <w:fldChar w:fldCharType="end"/>
+        <w:t>1.4  Objectives</w:t>
+      </w:r>
+      <w:r>
+        <w:rPr>
+          <w:rFonts w:hint="default" w:ascii="Times New Roman" w:hAnsi="Times New Roman" w:cs="Times New Roman"/>
+        </w:rPr>
+      </w:r>
+      <w:r>
+        <w:rPr>
+          <w:rFonts w:hint="default" w:ascii="Times New Roman" w:hAnsi="Times New Roman" w:cs="Times New Roman"/>
+        </w:rPr>
+      </w:r>
+      <w:r>
+        <w:rPr>
+          <w:rFonts w:hint="default" w:ascii="Times New Roman" w:hAnsi="Times New Roman" w:cs="Times New Roman"/>
+        </w:rPr>
+      </w:r>
+      <w:r/>
+      <w:r/>
+      <w:r/>
+      <w:r/>
+      <w:r/>
+      <w:r/>
+      <w:r>
+        <w:rPr>
+          <w:rFonts w:hint="default" w:ascii="Times New Roman" w:hAnsi="Times New Roman" w:cs="Times New Roman"/>
+        </w:rPr>
+      </w:r>
+    </w:p>
+    <w:p>
+      <w:pPr>
+        <w:pStyle w:val="27"/>
+      </w:pPr>
+      <w:r>
+        <w:t xml:space="preserve">1.5  Scope and Limitations</w:t>
+      </w:r>
+    </w:p>
+    <w:p>
+      <w:pPr>
+        <w:pStyle w:val="27"/>
+      </w:pPr>
+      <w:r>
+        <w:t xml:space="preserve">1.6  Thesis Organization</w:t>
       </w:r>
     </w:p>
     <w:p>
@@ -4906,6 +4874,54 @@
     </w:p>
     <w:p>
       <w:pPr>
+        <w:pStyle w:val="27"/>
+      </w:pPr>
+      <w:r>
+        <w:t xml:space="preserve">2.6  Technologies Used in This Project</w:t>
+      </w:r>
+    </w:p>
+    <w:p>
+      <w:pPr>
+        <w:pStyle w:val="26"/>
+      </w:pPr>
+      <w:r>
+        <w:t xml:space="preserve">Chapter 3  Methodology</w:t>
+      </w:r>
+    </w:p>
+    <w:p>
+      <w:pPr>
+        <w:pStyle w:val="27"/>
+      </w:pPr>
+      <w:r>
+        <w:t xml:space="preserve">3.1  Introduction</w:t>
+      </w:r>
+    </w:p>
+    <w:p>
+      <w:pPr>
+        <w:pStyle w:val="27"/>
+      </w:pPr>
+      <w:r>
+        <w:t xml:space="preserve">3.2  Iterative Prototyping Model</w:t>
+      </w:r>
+    </w:p>
+    <w:p>
+      <w:pPr>
+        <w:pStyle w:val="27"/>
+      </w:pPr>
+      <w:r>
+        <w:t xml:space="preserve">3.3  Why We Chose This Model</w:t>
+      </w:r>
+    </w:p>
+    <w:p>
+      <w:pPr>
+        <w:pStyle w:val="27"/>
+      </w:pPr>
+      <w:r>
+        <w:t xml:space="preserve">3.4  The Steps We Followed</w:t>
+      </w:r>
+    </w:p>
+    <w:p>
+      <w:pPr>
         <w:pStyle w:val="26"/>
         <w:tabs>
           <w:tab w:val="right" w:leader="hyphen" w:pos="7937"/>
@@ -4916,49 +4932,35 @@
         <w:rPr>
           <w:rFonts w:hint="default" w:ascii="Times New Roman" w:hAnsi="Times New Roman" w:cs="Times New Roman"/>
         </w:rPr>
-        <w:fldChar w:fldCharType="begin"/>
-      </w:r>
-      <w:r>
-        <w:rPr>
-          <w:rFonts w:hint="default" w:ascii="Times New Roman" w:hAnsi="Times New Roman" w:cs="Times New Roman"/>
-        </w:rPr>
-        <w:instrText xml:space="preserve"> HYPERLINK \l _Toc30599 </w:instrText>
-      </w:r>
-      <w:r>
-        <w:rPr>
-          <w:rFonts w:hint="default" w:ascii="Times New Roman" w:hAnsi="Times New Roman" w:cs="Times New Roman"/>
-        </w:rPr>
-        <w:fldChar w:fldCharType="separate"/>
-      </w:r>
-      <w:r>
-        <w:rPr>
-          <w:rFonts w:hint="default" w:ascii="Times New Roman" w:hAnsi="Times New Roman" w:cs="Times New Roman"/>
-        </w:rPr>
-        <w:t>Chapter 3  Requirements Analysis</w:t>
-      </w:r>
-      <w:r>
+        <w:t>Chapter 4  Requirements Analysis</w:t>
         <w:tab/>
-      </w:r>
-      <w:r>
-        <w:fldChar w:fldCharType="begin"/>
-      </w:r>
-      <w:r>
-        <w:instrText xml:space="preserve"> PAGEREF _Toc30599 \h </w:instrText>
-      </w:r>
-      <w:r>
-        <w:fldChar w:fldCharType="separate"/>
-      </w:r>
-      <w:r>
         <w:t>13</w:t>
       </w:r>
       <w:r>
-        <w:fldChar w:fldCharType="end"/>
-      </w:r>
-      <w:r>
-        <w:rPr>
-          <w:rFonts w:hint="default" w:ascii="Times New Roman" w:hAnsi="Times New Roman" w:cs="Times New Roman"/>
-        </w:rPr>
-        <w:fldChar w:fldCharType="end"/>
+        <w:rPr>
+          <w:rFonts w:hint="default" w:ascii="Times New Roman" w:hAnsi="Times New Roman" w:cs="Times New Roman"/>
+        </w:rPr>
+      </w:r>
+      <w:r>
+        <w:rPr>
+          <w:rFonts w:hint="default" w:ascii="Times New Roman" w:hAnsi="Times New Roman" w:cs="Times New Roman"/>
+        </w:rPr>
+      </w:r>
+      <w:r>
+        <w:rPr>
+          <w:rFonts w:hint="default" w:ascii="Times New Roman" w:hAnsi="Times New Roman" w:cs="Times New Roman"/>
+        </w:rPr>
+      </w:r>
+      <w:r/>
+      <w:r/>
+      <w:r/>
+      <w:r/>
+      <w:r/>
+      <w:r/>
+      <w:r>
+        <w:rPr>
+          <w:rFonts w:hint="default" w:ascii="Times New Roman" w:hAnsi="Times New Roman" w:cs="Times New Roman"/>
+        </w:rPr>
       </w:r>
     </w:p>
     <w:p>
@@ -4972,49 +4974,35 @@
         <w:rPr>
           <w:rFonts w:hint="default" w:ascii="Times New Roman" w:hAnsi="Times New Roman" w:cs="Times New Roman"/>
         </w:rPr>
-        <w:fldChar w:fldCharType="begin"/>
-      </w:r>
-      <w:r>
-        <w:rPr>
-          <w:rFonts w:hint="default" w:ascii="Times New Roman" w:hAnsi="Times New Roman" w:cs="Times New Roman"/>
-        </w:rPr>
-        <w:instrText xml:space="preserve"> HYPERLINK \l _Toc16848 </w:instrText>
-      </w:r>
-      <w:r>
-        <w:rPr>
-          <w:rFonts w:hint="default" w:ascii="Times New Roman" w:hAnsi="Times New Roman" w:cs="Times New Roman"/>
-        </w:rPr>
-        <w:fldChar w:fldCharType="separate"/>
-      </w:r>
-      <w:r>
-        <w:rPr>
-          <w:rFonts w:hint="default" w:ascii="Times New Roman" w:hAnsi="Times New Roman" w:cs="Times New Roman"/>
-        </w:rPr>
-        <w:t>3.1  Functional Requirements</w:t>
-      </w:r>
-      <w:r>
+        <w:t>4.1  Functional Requirements</w:t>
         <w:tab/>
-      </w:r>
-      <w:r>
-        <w:fldChar w:fldCharType="begin"/>
-      </w:r>
-      <w:r>
-        <w:instrText xml:space="preserve"> PAGEREF _Toc16848 \h </w:instrText>
-      </w:r>
-      <w:r>
-        <w:fldChar w:fldCharType="separate"/>
-      </w:r>
-      <w:r>
         <w:t>13</w:t>
       </w:r>
       <w:r>
-        <w:fldChar w:fldCharType="end"/>
-      </w:r>
-      <w:r>
-        <w:rPr>
-          <w:rFonts w:hint="default" w:ascii="Times New Roman" w:hAnsi="Times New Roman" w:cs="Times New Roman"/>
-        </w:rPr>
-        <w:fldChar w:fldCharType="end"/>
+        <w:rPr>
+          <w:rFonts w:hint="default" w:ascii="Times New Roman" w:hAnsi="Times New Roman" w:cs="Times New Roman"/>
+        </w:rPr>
+      </w:r>
+      <w:r>
+        <w:rPr>
+          <w:rFonts w:hint="default" w:ascii="Times New Roman" w:hAnsi="Times New Roman" w:cs="Times New Roman"/>
+        </w:rPr>
+      </w:r>
+      <w:r>
+        <w:rPr>
+          <w:rFonts w:hint="default" w:ascii="Times New Roman" w:hAnsi="Times New Roman" w:cs="Times New Roman"/>
+        </w:rPr>
+      </w:r>
+      <w:r/>
+      <w:r/>
+      <w:r/>
+      <w:r/>
+      <w:r/>
+      <w:r/>
+      <w:r>
+        <w:rPr>
+          <w:rFonts w:hint="default" w:ascii="Times New Roman" w:hAnsi="Times New Roman" w:cs="Times New Roman"/>
+        </w:rPr>
       </w:r>
     </w:p>
     <w:p>
@@ -5028,49 +5016,35 @@
         <w:rPr>
           <w:rFonts w:hint="default" w:ascii="Times New Roman" w:hAnsi="Times New Roman" w:cs="Times New Roman"/>
         </w:rPr>
-        <w:fldChar w:fldCharType="begin"/>
-      </w:r>
-      <w:r>
-        <w:rPr>
-          <w:rFonts w:hint="default" w:ascii="Times New Roman" w:hAnsi="Times New Roman" w:cs="Times New Roman"/>
-        </w:rPr>
-        <w:instrText xml:space="preserve"> HYPERLINK \l _Toc20852 </w:instrText>
-      </w:r>
-      <w:r>
-        <w:rPr>
-          <w:rFonts w:hint="default" w:ascii="Times New Roman" w:hAnsi="Times New Roman" w:cs="Times New Roman"/>
-        </w:rPr>
-        <w:fldChar w:fldCharType="separate"/>
-      </w:r>
-      <w:r>
-        <w:rPr>
-          <w:rFonts w:hint="default" w:ascii="Times New Roman" w:hAnsi="Times New Roman" w:cs="Times New Roman"/>
-        </w:rPr>
-        <w:t>3.2  Non-Functional Requirements</w:t>
-      </w:r>
-      <w:r>
+        <w:t>4.2  Non-Functional Requirements</w:t>
         <w:tab/>
-      </w:r>
-      <w:r>
-        <w:fldChar w:fldCharType="begin"/>
-      </w:r>
-      <w:r>
-        <w:instrText xml:space="preserve"> PAGEREF _Toc20852 \h </w:instrText>
-      </w:r>
-      <w:r>
-        <w:fldChar w:fldCharType="separate"/>
-      </w:r>
-      <w:r>
         <w:t>14</w:t>
       </w:r>
       <w:r>
-        <w:fldChar w:fldCharType="end"/>
-      </w:r>
-      <w:r>
-        <w:rPr>
-          <w:rFonts w:hint="default" w:ascii="Times New Roman" w:hAnsi="Times New Roman" w:cs="Times New Roman"/>
-        </w:rPr>
-        <w:fldChar w:fldCharType="end"/>
+        <w:rPr>
+          <w:rFonts w:hint="default" w:ascii="Times New Roman" w:hAnsi="Times New Roman" w:cs="Times New Roman"/>
+        </w:rPr>
+      </w:r>
+      <w:r>
+        <w:rPr>
+          <w:rFonts w:hint="default" w:ascii="Times New Roman" w:hAnsi="Times New Roman" w:cs="Times New Roman"/>
+        </w:rPr>
+      </w:r>
+      <w:r>
+        <w:rPr>
+          <w:rFonts w:hint="default" w:ascii="Times New Roman" w:hAnsi="Times New Roman" w:cs="Times New Roman"/>
+        </w:rPr>
+      </w:r>
+      <w:r/>
+      <w:r/>
+      <w:r/>
+      <w:r/>
+      <w:r/>
+      <w:r/>
+      <w:r>
+        <w:rPr>
+          <w:rFonts w:hint="default" w:ascii="Times New Roman" w:hAnsi="Times New Roman" w:cs="Times New Roman"/>
+        </w:rPr>
       </w:r>
     </w:p>
     <w:p>
@@ -5084,49 +5058,35 @@
         <w:rPr>
           <w:rFonts w:hint="default" w:ascii="Times New Roman" w:hAnsi="Times New Roman" w:cs="Times New Roman"/>
         </w:rPr>
-        <w:fldChar w:fldCharType="begin"/>
-      </w:r>
-      <w:r>
-        <w:rPr>
-          <w:rFonts w:hint="default" w:ascii="Times New Roman" w:hAnsi="Times New Roman" w:cs="Times New Roman"/>
-        </w:rPr>
-        <w:instrText xml:space="preserve"> HYPERLINK \l _Toc12034 </w:instrText>
-      </w:r>
-      <w:r>
-        <w:rPr>
-          <w:rFonts w:hint="default" w:ascii="Times New Roman" w:hAnsi="Times New Roman" w:cs="Times New Roman"/>
-        </w:rPr>
-        <w:fldChar w:fldCharType="separate"/>
-      </w:r>
-      <w:r>
-        <w:rPr>
-          <w:rFonts w:hint="default" w:ascii="Times New Roman" w:hAnsi="Times New Roman" w:cs="Times New Roman"/>
-        </w:rPr>
-        <w:t>3.3  Use Case Analysis</w:t>
-      </w:r>
-      <w:r>
+        <w:t>4.3  Use Case Analysis</w:t>
         <w:tab/>
-      </w:r>
-      <w:r>
-        <w:fldChar w:fldCharType="begin"/>
-      </w:r>
-      <w:r>
-        <w:instrText xml:space="preserve"> PAGEREF _Toc12034 \h </w:instrText>
-      </w:r>
-      <w:r>
-        <w:fldChar w:fldCharType="separate"/>
-      </w:r>
-      <w:r>
         <w:t>14</w:t>
       </w:r>
       <w:r>
-        <w:fldChar w:fldCharType="end"/>
-      </w:r>
-      <w:r>
-        <w:rPr>
-          <w:rFonts w:hint="default" w:ascii="Times New Roman" w:hAnsi="Times New Roman" w:cs="Times New Roman"/>
-        </w:rPr>
-        <w:fldChar w:fldCharType="end"/>
+        <w:rPr>
+          <w:rFonts w:hint="default" w:ascii="Times New Roman" w:hAnsi="Times New Roman" w:cs="Times New Roman"/>
+        </w:rPr>
+      </w:r>
+      <w:r>
+        <w:rPr>
+          <w:rFonts w:hint="default" w:ascii="Times New Roman" w:hAnsi="Times New Roman" w:cs="Times New Roman"/>
+        </w:rPr>
+      </w:r>
+      <w:r>
+        <w:rPr>
+          <w:rFonts w:hint="default" w:ascii="Times New Roman" w:hAnsi="Times New Roman" w:cs="Times New Roman"/>
+        </w:rPr>
+      </w:r>
+      <w:r/>
+      <w:r/>
+      <w:r/>
+      <w:r/>
+      <w:r/>
+      <w:r/>
+      <w:r>
+        <w:rPr>
+          <w:rFonts w:hint="default" w:ascii="Times New Roman" w:hAnsi="Times New Roman" w:cs="Times New Roman"/>
+        </w:rPr>
       </w:r>
     </w:p>
     <w:p>
@@ -5140,49 +5100,35 @@
         <w:rPr>
           <w:rFonts w:hint="default" w:ascii="Times New Roman" w:hAnsi="Times New Roman" w:cs="Times New Roman"/>
         </w:rPr>
-        <w:fldChar w:fldCharType="begin"/>
-      </w:r>
-      <w:r>
-        <w:rPr>
-          <w:rFonts w:hint="default" w:ascii="Times New Roman" w:hAnsi="Times New Roman" w:cs="Times New Roman"/>
-        </w:rPr>
-        <w:instrText xml:space="preserve"> HYPERLINK \l _Toc14100 </w:instrText>
-      </w:r>
-      <w:r>
-        <w:rPr>
-          <w:rFonts w:hint="default" w:ascii="Times New Roman" w:hAnsi="Times New Roman" w:cs="Times New Roman"/>
-        </w:rPr>
-        <w:fldChar w:fldCharType="separate"/>
-      </w:r>
-      <w:r>
-        <w:rPr>
-          <w:rFonts w:hint="default" w:ascii="Times New Roman" w:hAnsi="Times New Roman" w:cs="Times New Roman"/>
-        </w:rPr>
-        <w:t>3.4  Use Case Descriptions</w:t>
-      </w:r>
-      <w:r>
+        <w:t>4.4  Use Case Descriptions</w:t>
         <w:tab/>
-      </w:r>
-      <w:r>
-        <w:fldChar w:fldCharType="begin"/>
-      </w:r>
-      <w:r>
-        <w:instrText xml:space="preserve"> PAGEREF _Toc14100 \h </w:instrText>
-      </w:r>
-      <w:r>
-        <w:fldChar w:fldCharType="separate"/>
-      </w:r>
-      <w:r>
         <w:t>15</w:t>
       </w:r>
       <w:r>
-        <w:fldChar w:fldCharType="end"/>
-      </w:r>
-      <w:r>
-        <w:rPr>
-          <w:rFonts w:hint="default" w:ascii="Times New Roman" w:hAnsi="Times New Roman" w:cs="Times New Roman"/>
-        </w:rPr>
-        <w:fldChar w:fldCharType="end"/>
+        <w:rPr>
+          <w:rFonts w:hint="default" w:ascii="Times New Roman" w:hAnsi="Times New Roman" w:cs="Times New Roman"/>
+        </w:rPr>
+      </w:r>
+      <w:r>
+        <w:rPr>
+          <w:rFonts w:hint="default" w:ascii="Times New Roman" w:hAnsi="Times New Roman" w:cs="Times New Roman"/>
+        </w:rPr>
+      </w:r>
+      <w:r>
+        <w:rPr>
+          <w:rFonts w:hint="default" w:ascii="Times New Roman" w:hAnsi="Times New Roman" w:cs="Times New Roman"/>
+        </w:rPr>
+      </w:r>
+      <w:r/>
+      <w:r/>
+      <w:r/>
+      <w:r/>
+      <w:r/>
+      <w:r/>
+      <w:r>
+        <w:rPr>
+          <w:rFonts w:hint="default" w:ascii="Times New Roman" w:hAnsi="Times New Roman" w:cs="Times New Roman"/>
+        </w:rPr>
       </w:r>
     </w:p>
     <w:p>
@@ -5197,49 +5143,35 @@
         <w:rPr>
           <w:rFonts w:hint="default" w:ascii="Times New Roman" w:hAnsi="Times New Roman" w:cs="Times New Roman"/>
         </w:rPr>
-        <w:fldChar w:fldCharType="begin"/>
-      </w:r>
-      <w:r>
-        <w:rPr>
-          <w:rFonts w:hint="default" w:ascii="Times New Roman" w:hAnsi="Times New Roman" w:cs="Times New Roman"/>
-        </w:rPr>
-        <w:instrText xml:space="preserve"> HYPERLINK \l _Toc10778 </w:instrText>
-      </w:r>
-      <w:r>
-        <w:rPr>
-          <w:rFonts w:hint="default" w:ascii="Times New Roman" w:hAnsi="Times New Roman" w:cs="Times New Roman"/>
-        </w:rPr>
-        <w:fldChar w:fldCharType="separate"/>
-      </w:r>
-      <w:r>
-        <w:rPr>
-          <w:rFonts w:hint="default" w:ascii="Times New Roman" w:hAnsi="Times New Roman" w:cs="Times New Roman"/>
-        </w:rPr>
-        <w:t>Chapter 4  System Design</w:t>
-      </w:r>
-      <w:r>
+        <w:t>Chapter 5  System Design</w:t>
         <w:tab/>
-      </w:r>
-      <w:r>
-        <w:fldChar w:fldCharType="begin"/>
-      </w:r>
-      <w:r>
-        <w:instrText xml:space="preserve"> PAGEREF _Toc10778 \h </w:instrText>
-      </w:r>
-      <w:r>
-        <w:fldChar w:fldCharType="separate"/>
-      </w:r>
-      <w:r>
         <w:t>20</w:t>
       </w:r>
       <w:r>
-        <w:fldChar w:fldCharType="end"/>
-      </w:r>
-      <w:r>
-        <w:rPr>
-          <w:rFonts w:hint="default" w:ascii="Times New Roman" w:hAnsi="Times New Roman" w:cs="Times New Roman"/>
-        </w:rPr>
-        <w:fldChar w:fldCharType="end"/>
+        <w:rPr>
+          <w:rFonts w:hint="default" w:ascii="Times New Roman" w:hAnsi="Times New Roman" w:cs="Times New Roman"/>
+        </w:rPr>
+      </w:r>
+      <w:r>
+        <w:rPr>
+          <w:rFonts w:hint="default" w:ascii="Times New Roman" w:hAnsi="Times New Roman" w:cs="Times New Roman"/>
+        </w:rPr>
+      </w:r>
+      <w:r>
+        <w:rPr>
+          <w:rFonts w:hint="default" w:ascii="Times New Roman" w:hAnsi="Times New Roman" w:cs="Times New Roman"/>
+        </w:rPr>
+      </w:r>
+      <w:r/>
+      <w:r/>
+      <w:r/>
+      <w:r/>
+      <w:r/>
+      <w:r/>
+      <w:r>
+        <w:rPr>
+          <w:rFonts w:hint="default" w:ascii="Times New Roman" w:hAnsi="Times New Roman" w:cs="Times New Roman"/>
+        </w:rPr>
       </w:r>
     </w:p>
     <w:p>
@@ -5253,49 +5185,35 @@
         <w:rPr>
           <w:rFonts w:hint="default" w:ascii="Times New Roman" w:hAnsi="Times New Roman" w:cs="Times New Roman"/>
         </w:rPr>
-        <w:fldChar w:fldCharType="begin"/>
-      </w:r>
-      <w:r>
-        <w:rPr>
-          <w:rFonts w:hint="default" w:ascii="Times New Roman" w:hAnsi="Times New Roman" w:cs="Times New Roman"/>
-        </w:rPr>
-        <w:instrText xml:space="preserve"> HYPERLINK \l _Toc9993 </w:instrText>
-      </w:r>
-      <w:r>
-        <w:rPr>
-          <w:rFonts w:hint="default" w:ascii="Times New Roman" w:hAnsi="Times New Roman" w:cs="Times New Roman"/>
-        </w:rPr>
-        <w:fldChar w:fldCharType="separate"/>
-      </w:r>
-      <w:r>
-        <w:rPr>
-          <w:rFonts w:hint="default" w:ascii="Times New Roman" w:hAnsi="Times New Roman" w:cs="Times New Roman"/>
-        </w:rPr>
-        <w:t>4.1  System Architecture Design</w:t>
-      </w:r>
-      <w:r>
+        <w:t>5.1  System Architecture Design</w:t>
         <w:tab/>
-      </w:r>
-      <w:r>
-        <w:fldChar w:fldCharType="begin"/>
-      </w:r>
-      <w:r>
-        <w:instrText xml:space="preserve"> PAGEREF _Toc9993 \h </w:instrText>
-      </w:r>
-      <w:r>
-        <w:fldChar w:fldCharType="separate"/>
-      </w:r>
-      <w:r>
         <w:t>20</w:t>
       </w:r>
       <w:r>
-        <w:fldChar w:fldCharType="end"/>
-      </w:r>
-      <w:r>
-        <w:rPr>
-          <w:rFonts w:hint="default" w:ascii="Times New Roman" w:hAnsi="Times New Roman" w:cs="Times New Roman"/>
-        </w:rPr>
-        <w:fldChar w:fldCharType="end"/>
+        <w:rPr>
+          <w:rFonts w:hint="default" w:ascii="Times New Roman" w:hAnsi="Times New Roman" w:cs="Times New Roman"/>
+        </w:rPr>
+      </w:r>
+      <w:r>
+        <w:rPr>
+          <w:rFonts w:hint="default" w:ascii="Times New Roman" w:hAnsi="Times New Roman" w:cs="Times New Roman"/>
+        </w:rPr>
+      </w:r>
+      <w:r>
+        <w:rPr>
+          <w:rFonts w:hint="default" w:ascii="Times New Roman" w:hAnsi="Times New Roman" w:cs="Times New Roman"/>
+        </w:rPr>
+      </w:r>
+      <w:r/>
+      <w:r/>
+      <w:r/>
+      <w:r/>
+      <w:r/>
+      <w:r/>
+      <w:r>
+        <w:rPr>
+          <w:rFonts w:hint="default" w:ascii="Times New Roman" w:hAnsi="Times New Roman" w:cs="Times New Roman"/>
+        </w:rPr>
       </w:r>
     </w:p>
     <w:p>
@@ -5309,49 +5227,35 @@
         <w:rPr>
           <w:rFonts w:hint="default" w:ascii="Times New Roman" w:hAnsi="Times New Roman" w:cs="Times New Roman"/>
         </w:rPr>
-        <w:fldChar w:fldCharType="begin"/>
-      </w:r>
-      <w:r>
-        <w:rPr>
-          <w:rFonts w:hint="default" w:ascii="Times New Roman" w:hAnsi="Times New Roman" w:cs="Times New Roman"/>
-        </w:rPr>
-        <w:instrText xml:space="preserve"> HYPERLINK \l _Toc1832 </w:instrText>
-      </w:r>
-      <w:r>
-        <w:rPr>
-          <w:rFonts w:hint="default" w:ascii="Times New Roman" w:hAnsi="Times New Roman" w:cs="Times New Roman"/>
-        </w:rPr>
-        <w:fldChar w:fldCharType="separate"/>
-      </w:r>
-      <w:r>
-        <w:rPr>
-          <w:rFonts w:hint="default" w:ascii="Times New Roman" w:hAnsi="Times New Roman" w:cs="Times New Roman"/>
-        </w:rPr>
-        <w:t>4.2  Technology Stack Selection</w:t>
-      </w:r>
-      <w:r>
+        <w:t>5.2  Technology Stack Selection</w:t>
         <w:tab/>
-      </w:r>
-      <w:r>
-        <w:fldChar w:fldCharType="begin"/>
-      </w:r>
-      <w:r>
-        <w:instrText xml:space="preserve"> PAGEREF _Toc1832 \h </w:instrText>
-      </w:r>
-      <w:r>
-        <w:fldChar w:fldCharType="separate"/>
-      </w:r>
-      <w:r>
         <w:t>21</w:t>
       </w:r>
       <w:r>
-        <w:fldChar w:fldCharType="end"/>
-      </w:r>
-      <w:r>
-        <w:rPr>
-          <w:rFonts w:hint="default" w:ascii="Times New Roman" w:hAnsi="Times New Roman" w:cs="Times New Roman"/>
-        </w:rPr>
-        <w:fldChar w:fldCharType="end"/>
+        <w:rPr>
+          <w:rFonts w:hint="default" w:ascii="Times New Roman" w:hAnsi="Times New Roman" w:cs="Times New Roman"/>
+        </w:rPr>
+      </w:r>
+      <w:r>
+        <w:rPr>
+          <w:rFonts w:hint="default" w:ascii="Times New Roman" w:hAnsi="Times New Roman" w:cs="Times New Roman"/>
+        </w:rPr>
+      </w:r>
+      <w:r>
+        <w:rPr>
+          <w:rFonts w:hint="default" w:ascii="Times New Roman" w:hAnsi="Times New Roman" w:cs="Times New Roman"/>
+        </w:rPr>
+      </w:r>
+      <w:r/>
+      <w:r/>
+      <w:r/>
+      <w:r/>
+      <w:r/>
+      <w:r/>
+      <w:r>
+        <w:rPr>
+          <w:rFonts w:hint="default" w:ascii="Times New Roman" w:hAnsi="Times New Roman" w:cs="Times New Roman"/>
+        </w:rPr>
       </w:r>
     </w:p>
     <w:p>
@@ -5365,49 +5269,35 @@
         <w:rPr>
           <w:rFonts w:hint="default" w:ascii="Times New Roman" w:hAnsi="Times New Roman" w:cs="Times New Roman"/>
         </w:rPr>
-        <w:fldChar w:fldCharType="begin"/>
-      </w:r>
-      <w:r>
-        <w:rPr>
-          <w:rFonts w:hint="default" w:ascii="Times New Roman" w:hAnsi="Times New Roman" w:cs="Times New Roman"/>
-        </w:rPr>
-        <w:instrText xml:space="preserve"> HYPERLINK \l _Toc5944 </w:instrText>
-      </w:r>
-      <w:r>
-        <w:rPr>
-          <w:rFonts w:hint="default" w:ascii="Times New Roman" w:hAnsi="Times New Roman" w:cs="Times New Roman"/>
-        </w:rPr>
-        <w:fldChar w:fldCharType="separate"/>
-      </w:r>
-      <w:r>
-        <w:rPr>
-          <w:rFonts w:hint="default" w:ascii="Times New Roman" w:hAnsi="Times New Roman" w:cs="Times New Roman"/>
-        </w:rPr>
-        <w:t>4.3  Database Design</w:t>
-      </w:r>
-      <w:r>
+        <w:t>5.3  Database Design</w:t>
         <w:tab/>
-      </w:r>
-      <w:r>
-        <w:fldChar w:fldCharType="begin"/>
-      </w:r>
-      <w:r>
-        <w:instrText xml:space="preserve"> PAGEREF _Toc5944 \h </w:instrText>
-      </w:r>
-      <w:r>
-        <w:fldChar w:fldCharType="separate"/>
-      </w:r>
-      <w:r>
         <w:t>22</w:t>
       </w:r>
       <w:r>
-        <w:fldChar w:fldCharType="end"/>
-      </w:r>
-      <w:r>
-        <w:rPr>
-          <w:rFonts w:hint="default" w:ascii="Times New Roman" w:hAnsi="Times New Roman" w:cs="Times New Roman"/>
-        </w:rPr>
-        <w:fldChar w:fldCharType="end"/>
+        <w:rPr>
+          <w:rFonts w:hint="default" w:ascii="Times New Roman" w:hAnsi="Times New Roman" w:cs="Times New Roman"/>
+        </w:rPr>
+      </w:r>
+      <w:r>
+        <w:rPr>
+          <w:rFonts w:hint="default" w:ascii="Times New Roman" w:hAnsi="Times New Roman" w:cs="Times New Roman"/>
+        </w:rPr>
+      </w:r>
+      <w:r>
+        <w:rPr>
+          <w:rFonts w:hint="default" w:ascii="Times New Roman" w:hAnsi="Times New Roman" w:cs="Times New Roman"/>
+        </w:rPr>
+      </w:r>
+      <w:r/>
+      <w:r/>
+      <w:r/>
+      <w:r/>
+      <w:r/>
+      <w:r/>
+      <w:r>
+        <w:rPr>
+          <w:rFonts w:hint="default" w:ascii="Times New Roman" w:hAnsi="Times New Roman" w:cs="Times New Roman"/>
+        </w:rPr>
       </w:r>
     </w:p>
     <w:p>
@@ -5421,49 +5311,35 @@
         <w:rPr>
           <w:rFonts w:hint="default" w:ascii="Times New Roman" w:hAnsi="Times New Roman" w:cs="Times New Roman"/>
         </w:rPr>
-        <w:fldChar w:fldCharType="begin"/>
-      </w:r>
-      <w:r>
-        <w:rPr>
-          <w:rFonts w:hint="default" w:ascii="Times New Roman" w:hAnsi="Times New Roman" w:cs="Times New Roman"/>
-        </w:rPr>
-        <w:instrText xml:space="preserve"> HYPERLINK \l _Toc30256 </w:instrText>
-      </w:r>
-      <w:r>
-        <w:rPr>
-          <w:rFonts w:hint="default" w:ascii="Times New Roman" w:hAnsi="Times New Roman" w:cs="Times New Roman"/>
-        </w:rPr>
-        <w:fldChar w:fldCharType="separate"/>
-      </w:r>
-      <w:r>
-        <w:rPr>
-          <w:rFonts w:hint="default" w:ascii="Times New Roman" w:hAnsi="Times New Roman" w:cs="Times New Roman"/>
-        </w:rPr>
-        <w:t>4.4  API Interface Design</w:t>
-      </w:r>
-      <w:r>
+        <w:t>5.4  API Interface Design</w:t>
         <w:tab/>
-      </w:r>
-      <w:r>
-        <w:fldChar w:fldCharType="begin"/>
-      </w:r>
-      <w:r>
-        <w:instrText xml:space="preserve"> PAGEREF _Toc30256 \h </w:instrText>
-      </w:r>
-      <w:r>
-        <w:fldChar w:fldCharType="separate"/>
-      </w:r>
-      <w:r>
         <w:t>24</w:t>
       </w:r>
       <w:r>
-        <w:fldChar w:fldCharType="end"/>
-      </w:r>
-      <w:r>
-        <w:rPr>
-          <w:rFonts w:hint="default" w:ascii="Times New Roman" w:hAnsi="Times New Roman" w:cs="Times New Roman"/>
-        </w:rPr>
-        <w:fldChar w:fldCharType="end"/>
+        <w:rPr>
+          <w:rFonts w:hint="default" w:ascii="Times New Roman" w:hAnsi="Times New Roman" w:cs="Times New Roman"/>
+        </w:rPr>
+      </w:r>
+      <w:r>
+        <w:rPr>
+          <w:rFonts w:hint="default" w:ascii="Times New Roman" w:hAnsi="Times New Roman" w:cs="Times New Roman"/>
+        </w:rPr>
+      </w:r>
+      <w:r>
+        <w:rPr>
+          <w:rFonts w:hint="default" w:ascii="Times New Roman" w:hAnsi="Times New Roman" w:cs="Times New Roman"/>
+        </w:rPr>
+      </w:r>
+      <w:r/>
+      <w:r/>
+      <w:r/>
+      <w:r/>
+      <w:r/>
+      <w:r/>
+      <w:r>
+        <w:rPr>
+          <w:rFonts w:hint="default" w:ascii="Times New Roman" w:hAnsi="Times New Roman" w:cs="Times New Roman"/>
+        </w:rPr>
       </w:r>
     </w:p>
     <w:p>
@@ -5477,49 +5353,35 @@
         <w:rPr>
           <w:rFonts w:hint="default" w:ascii="Times New Roman" w:hAnsi="Times New Roman" w:cs="Times New Roman"/>
         </w:rPr>
-        <w:fldChar w:fldCharType="begin"/>
-      </w:r>
-      <w:r>
-        <w:rPr>
-          <w:rFonts w:hint="default" w:ascii="Times New Roman" w:hAnsi="Times New Roman" w:cs="Times New Roman"/>
-        </w:rPr>
-        <w:instrText xml:space="preserve"> HYPERLINK \l _Toc2688 </w:instrText>
-      </w:r>
-      <w:r>
-        <w:rPr>
-          <w:rFonts w:hint="default" w:ascii="Times New Roman" w:hAnsi="Times New Roman" w:cs="Times New Roman"/>
-        </w:rPr>
-        <w:fldChar w:fldCharType="separate"/>
-      </w:r>
-      <w:r>
-        <w:rPr>
-          <w:rFonts w:hint="default" w:ascii="Times New Roman" w:hAnsi="Times New Roman" w:cs="Times New Roman"/>
-        </w:rPr>
-        <w:t>4.5  Frontend Design</w:t>
-      </w:r>
-      <w:r>
+        <w:t>5.5  Frontend Design</w:t>
         <w:tab/>
-      </w:r>
-      <w:r>
-        <w:fldChar w:fldCharType="begin"/>
-      </w:r>
-      <w:r>
-        <w:instrText xml:space="preserve"> PAGEREF _Toc2688 \h </w:instrText>
-      </w:r>
-      <w:r>
-        <w:fldChar w:fldCharType="separate"/>
-      </w:r>
-      <w:r>
         <w:t>27</w:t>
       </w:r>
       <w:r>
-        <w:fldChar w:fldCharType="end"/>
-      </w:r>
-      <w:r>
-        <w:rPr>
-          <w:rFonts w:hint="default" w:ascii="Times New Roman" w:hAnsi="Times New Roman" w:cs="Times New Roman"/>
-        </w:rPr>
-        <w:fldChar w:fldCharType="end"/>
+        <w:rPr>
+          <w:rFonts w:hint="default" w:ascii="Times New Roman" w:hAnsi="Times New Roman" w:cs="Times New Roman"/>
+        </w:rPr>
+      </w:r>
+      <w:r>
+        <w:rPr>
+          <w:rFonts w:hint="default" w:ascii="Times New Roman" w:hAnsi="Times New Roman" w:cs="Times New Roman"/>
+        </w:rPr>
+      </w:r>
+      <w:r>
+        <w:rPr>
+          <w:rFonts w:hint="default" w:ascii="Times New Roman" w:hAnsi="Times New Roman" w:cs="Times New Roman"/>
+        </w:rPr>
+      </w:r>
+      <w:r/>
+      <w:r/>
+      <w:r/>
+      <w:r/>
+      <w:r/>
+      <w:r/>
+      <w:r>
+        <w:rPr>
+          <w:rFonts w:hint="default" w:ascii="Times New Roman" w:hAnsi="Times New Roman" w:cs="Times New Roman"/>
+        </w:rPr>
       </w:r>
     </w:p>
     <w:p>
@@ -5533,49 +5395,35 @@
         <w:rPr>
           <w:rFonts w:hint="default" w:ascii="Times New Roman" w:hAnsi="Times New Roman" w:cs="Times New Roman"/>
         </w:rPr>
-        <w:fldChar w:fldCharType="begin"/>
-      </w:r>
-      <w:r>
-        <w:rPr>
-          <w:rFonts w:hint="default" w:ascii="Times New Roman" w:hAnsi="Times New Roman" w:cs="Times New Roman"/>
-        </w:rPr>
-        <w:instrText xml:space="preserve"> HYPERLINK \l _Toc24023 </w:instrText>
-      </w:r>
-      <w:r>
-        <w:rPr>
-          <w:rFonts w:hint="default" w:ascii="Times New Roman" w:hAnsi="Times New Roman" w:cs="Times New Roman"/>
-        </w:rPr>
-        <w:fldChar w:fldCharType="separate"/>
-      </w:r>
-      <w:r>
-        <w:rPr>
-          <w:rFonts w:hint="default" w:ascii="Times New Roman" w:hAnsi="Times New Roman" w:cs="Times New Roman"/>
-        </w:rPr>
-        <w:t>4.6  Anomaly Detection Module Design</w:t>
-      </w:r>
-      <w:r>
+        <w:t>5.6  Anomaly Detection Module Design</w:t>
         <w:tab/>
-      </w:r>
-      <w:r>
-        <w:fldChar w:fldCharType="begin"/>
-      </w:r>
-      <w:r>
-        <w:instrText xml:space="preserve"> PAGEREF _Toc24023 \h </w:instrText>
-      </w:r>
-      <w:r>
-        <w:fldChar w:fldCharType="separate"/>
-      </w:r>
-      <w:r>
         <w:t>28</w:t>
       </w:r>
       <w:r>
-        <w:fldChar w:fldCharType="end"/>
-      </w:r>
-      <w:r>
-        <w:rPr>
-          <w:rFonts w:hint="default" w:ascii="Times New Roman" w:hAnsi="Times New Roman" w:cs="Times New Roman"/>
-        </w:rPr>
-        <w:fldChar w:fldCharType="end"/>
+        <w:rPr>
+          <w:rFonts w:hint="default" w:ascii="Times New Roman" w:hAnsi="Times New Roman" w:cs="Times New Roman"/>
+        </w:rPr>
+      </w:r>
+      <w:r>
+        <w:rPr>
+          <w:rFonts w:hint="default" w:ascii="Times New Roman" w:hAnsi="Times New Roman" w:cs="Times New Roman"/>
+        </w:rPr>
+      </w:r>
+      <w:r>
+        <w:rPr>
+          <w:rFonts w:hint="default" w:ascii="Times New Roman" w:hAnsi="Times New Roman" w:cs="Times New Roman"/>
+        </w:rPr>
+      </w:r>
+      <w:r/>
+      <w:r/>
+      <w:r/>
+      <w:r/>
+      <w:r/>
+      <w:r/>
+      <w:r>
+        <w:rPr>
+          <w:rFonts w:hint="default" w:ascii="Times New Roman" w:hAnsi="Times New Roman" w:cs="Times New Roman"/>
+        </w:rPr>
       </w:r>
     </w:p>
     <w:p>
@@ -5589,49 +5437,35 @@
         <w:rPr>
           <w:rFonts w:hint="default" w:ascii="Times New Roman" w:hAnsi="Times New Roman" w:cs="Times New Roman"/>
         </w:rPr>
-        <w:fldChar w:fldCharType="begin"/>
-      </w:r>
-      <w:r>
-        <w:rPr>
-          <w:rFonts w:hint="default" w:ascii="Times New Roman" w:hAnsi="Times New Roman" w:cs="Times New Roman"/>
-        </w:rPr>
-        <w:instrText xml:space="preserve"> HYPERLINK \l _Toc1835 </w:instrText>
-      </w:r>
-      <w:r>
-        <w:rPr>
-          <w:rFonts w:hint="default" w:ascii="Times New Roman" w:hAnsi="Times New Roman" w:cs="Times New Roman"/>
-        </w:rPr>
-        <w:fldChar w:fldCharType="separate"/>
-      </w:r>
-      <w:r>
-        <w:rPr>
-          <w:rFonts w:hint="default" w:ascii="Times New Roman" w:hAnsi="Times New Roman" w:cs="Times New Roman"/>
-        </w:rPr>
-        <w:t>4.7  Security Design</w:t>
-      </w:r>
-      <w:r>
+        <w:t>5.7  Security Design</w:t>
         <w:tab/>
-      </w:r>
-      <w:r>
-        <w:fldChar w:fldCharType="begin"/>
-      </w:r>
-      <w:r>
-        <w:instrText xml:space="preserve"> PAGEREF _Toc1835 \h </w:instrText>
-      </w:r>
-      <w:r>
-        <w:fldChar w:fldCharType="separate"/>
-      </w:r>
-      <w:r>
         <w:t>30</w:t>
       </w:r>
       <w:r>
-        <w:fldChar w:fldCharType="end"/>
-      </w:r>
-      <w:r>
-        <w:rPr>
-          <w:rFonts w:hint="default" w:ascii="Times New Roman" w:hAnsi="Times New Roman" w:cs="Times New Roman"/>
-        </w:rPr>
-        <w:fldChar w:fldCharType="end"/>
+        <w:rPr>
+          <w:rFonts w:hint="default" w:ascii="Times New Roman" w:hAnsi="Times New Roman" w:cs="Times New Roman"/>
+        </w:rPr>
+      </w:r>
+      <w:r>
+        <w:rPr>
+          <w:rFonts w:hint="default" w:ascii="Times New Roman" w:hAnsi="Times New Roman" w:cs="Times New Roman"/>
+        </w:rPr>
+      </w:r>
+      <w:r>
+        <w:rPr>
+          <w:rFonts w:hint="default" w:ascii="Times New Roman" w:hAnsi="Times New Roman" w:cs="Times New Roman"/>
+        </w:rPr>
+      </w:r>
+      <w:r/>
+      <w:r/>
+      <w:r/>
+      <w:r/>
+      <w:r/>
+      <w:r/>
+      <w:r>
+        <w:rPr>
+          <w:rFonts w:hint="default" w:ascii="Times New Roman" w:hAnsi="Times New Roman" w:cs="Times New Roman"/>
+        </w:rPr>
       </w:r>
     </w:p>
     <w:p>
@@ -5645,49 +5479,35 @@
         <w:rPr>
           <w:rFonts w:hint="default" w:ascii="Times New Roman" w:hAnsi="Times New Roman" w:cs="Times New Roman"/>
         </w:rPr>
-        <w:fldChar w:fldCharType="begin"/>
-      </w:r>
-      <w:r>
-        <w:rPr>
-          <w:rFonts w:hint="default" w:ascii="Times New Roman" w:hAnsi="Times New Roman" w:cs="Times New Roman"/>
-        </w:rPr>
-        <w:instrText xml:space="preserve"> HYPERLINK \l _Toc25746 </w:instrText>
-      </w:r>
-      <w:r>
-        <w:rPr>
-          <w:rFonts w:hint="default" w:ascii="Times New Roman" w:hAnsi="Times New Roman" w:cs="Times New Roman"/>
-        </w:rPr>
-        <w:fldChar w:fldCharType="separate"/>
-      </w:r>
-      <w:r>
-        <w:rPr>
-          <w:rFonts w:hint="default" w:ascii="Times New Roman" w:hAnsi="Times New Roman" w:cs="Times New Roman"/>
-        </w:rPr>
-        <w:t>4.8  Deployment Design</w:t>
-      </w:r>
-      <w:r>
+        <w:t>5.8  Deployment Design</w:t>
         <w:tab/>
-      </w:r>
-      <w:r>
-        <w:fldChar w:fldCharType="begin"/>
-      </w:r>
-      <w:r>
-        <w:instrText xml:space="preserve"> PAGEREF _Toc25746 \h </w:instrText>
-      </w:r>
-      <w:r>
-        <w:fldChar w:fldCharType="separate"/>
-      </w:r>
-      <w:r>
         <w:t>32</w:t>
       </w:r>
       <w:r>
-        <w:fldChar w:fldCharType="end"/>
-      </w:r>
-      <w:r>
-        <w:rPr>
-          <w:rFonts w:hint="default" w:ascii="Times New Roman" w:hAnsi="Times New Roman" w:cs="Times New Roman"/>
-        </w:rPr>
-        <w:fldChar w:fldCharType="end"/>
+        <w:rPr>
+          <w:rFonts w:hint="default" w:ascii="Times New Roman" w:hAnsi="Times New Roman" w:cs="Times New Roman"/>
+        </w:rPr>
+      </w:r>
+      <w:r>
+        <w:rPr>
+          <w:rFonts w:hint="default" w:ascii="Times New Roman" w:hAnsi="Times New Roman" w:cs="Times New Roman"/>
+        </w:rPr>
+      </w:r>
+      <w:r>
+        <w:rPr>
+          <w:rFonts w:hint="default" w:ascii="Times New Roman" w:hAnsi="Times New Roman" w:cs="Times New Roman"/>
+        </w:rPr>
+      </w:r>
+      <w:r/>
+      <w:r/>
+      <w:r/>
+      <w:r/>
+      <w:r/>
+      <w:r/>
+      <w:r>
+        <w:rPr>
+          <w:rFonts w:hint="default" w:ascii="Times New Roman" w:hAnsi="Times New Roman" w:cs="Times New Roman"/>
+        </w:rPr>
       </w:r>
     </w:p>
     <w:p>
@@ -5702,49 +5522,35 @@
         <w:rPr>
           <w:rFonts w:hint="default" w:ascii="Times New Roman" w:hAnsi="Times New Roman" w:cs="Times New Roman"/>
         </w:rPr>
-        <w:fldChar w:fldCharType="begin"/>
-      </w:r>
-      <w:r>
-        <w:rPr>
-          <w:rFonts w:hint="default" w:ascii="Times New Roman" w:hAnsi="Times New Roman" w:cs="Times New Roman"/>
-        </w:rPr>
-        <w:instrText xml:space="preserve"> HYPERLINK \l _Toc13801 </w:instrText>
-      </w:r>
-      <w:r>
-        <w:rPr>
-          <w:rFonts w:hint="default" w:ascii="Times New Roman" w:hAnsi="Times New Roman" w:cs="Times New Roman"/>
-        </w:rPr>
-        <w:fldChar w:fldCharType="separate"/>
-      </w:r>
-      <w:r>
-        <w:rPr>
-          <w:rFonts w:hint="default" w:ascii="Times New Roman" w:hAnsi="Times New Roman" w:cs="Times New Roman"/>
-        </w:rPr>
-        <w:t>Chapter 5  System Implementation</w:t>
-      </w:r>
-      <w:r>
+        <w:t>Chapter 6  System Implementation</w:t>
         <w:tab/>
-      </w:r>
-      <w:r>
-        <w:fldChar w:fldCharType="begin"/>
-      </w:r>
-      <w:r>
-        <w:instrText xml:space="preserve"> PAGEREF _Toc13801 \h </w:instrText>
-      </w:r>
-      <w:r>
-        <w:fldChar w:fldCharType="separate"/>
-      </w:r>
-      <w:r>
         <w:t>33</w:t>
       </w:r>
       <w:r>
-        <w:fldChar w:fldCharType="end"/>
-      </w:r>
-      <w:r>
-        <w:rPr>
-          <w:rFonts w:hint="default" w:ascii="Times New Roman" w:hAnsi="Times New Roman" w:cs="Times New Roman"/>
-        </w:rPr>
-        <w:fldChar w:fldCharType="end"/>
+        <w:rPr>
+          <w:rFonts w:hint="default" w:ascii="Times New Roman" w:hAnsi="Times New Roman" w:cs="Times New Roman"/>
+        </w:rPr>
+      </w:r>
+      <w:r>
+        <w:rPr>
+          <w:rFonts w:hint="default" w:ascii="Times New Roman" w:hAnsi="Times New Roman" w:cs="Times New Roman"/>
+        </w:rPr>
+      </w:r>
+      <w:r>
+        <w:rPr>
+          <w:rFonts w:hint="default" w:ascii="Times New Roman" w:hAnsi="Times New Roman" w:cs="Times New Roman"/>
+        </w:rPr>
+      </w:r>
+      <w:r/>
+      <w:r/>
+      <w:r/>
+      <w:r/>
+      <w:r/>
+      <w:r/>
+      <w:r>
+        <w:rPr>
+          <w:rFonts w:hint="default" w:ascii="Times New Roman" w:hAnsi="Times New Roman" w:cs="Times New Roman"/>
+        </w:rPr>
       </w:r>
     </w:p>
     <w:p>
@@ -5758,49 +5564,35 @@
         <w:rPr>
           <w:rFonts w:hint="default" w:ascii="Times New Roman" w:hAnsi="Times New Roman" w:cs="Times New Roman"/>
         </w:rPr>
-        <w:fldChar w:fldCharType="begin"/>
-      </w:r>
-      <w:r>
-        <w:rPr>
-          <w:rFonts w:hint="default" w:ascii="Times New Roman" w:hAnsi="Times New Roman" w:cs="Times New Roman"/>
-        </w:rPr>
-        <w:instrText xml:space="preserve"> HYPERLINK \l _Toc25650 </w:instrText>
-      </w:r>
-      <w:r>
-        <w:rPr>
-          <w:rFonts w:hint="default" w:ascii="Times New Roman" w:hAnsi="Times New Roman" w:cs="Times New Roman"/>
-        </w:rPr>
-        <w:fldChar w:fldCharType="separate"/>
-      </w:r>
-      <w:r>
-        <w:rPr>
-          <w:rFonts w:hint="default" w:ascii="Times New Roman" w:hAnsi="Times New Roman" w:cs="Times New Roman"/>
-        </w:rPr>
-        <w:t>5.1  Development Environment Setup</w:t>
-      </w:r>
-      <w:r>
+        <w:t>6.1  Development Environment Setup</w:t>
         <w:tab/>
-      </w:r>
-      <w:r>
-        <w:fldChar w:fldCharType="begin"/>
-      </w:r>
-      <w:r>
-        <w:instrText xml:space="preserve"> PAGEREF _Toc25650 \h </w:instrText>
-      </w:r>
-      <w:r>
-        <w:fldChar w:fldCharType="separate"/>
-      </w:r>
-      <w:r>
         <w:t>33</w:t>
       </w:r>
       <w:r>
-        <w:fldChar w:fldCharType="end"/>
-      </w:r>
-      <w:r>
-        <w:rPr>
-          <w:rFonts w:hint="default" w:ascii="Times New Roman" w:hAnsi="Times New Roman" w:cs="Times New Roman"/>
-        </w:rPr>
-        <w:fldChar w:fldCharType="end"/>
+        <w:rPr>
+          <w:rFonts w:hint="default" w:ascii="Times New Roman" w:hAnsi="Times New Roman" w:cs="Times New Roman"/>
+        </w:rPr>
+      </w:r>
+      <w:r>
+        <w:rPr>
+          <w:rFonts w:hint="default" w:ascii="Times New Roman" w:hAnsi="Times New Roman" w:cs="Times New Roman"/>
+        </w:rPr>
+      </w:r>
+      <w:r>
+        <w:rPr>
+          <w:rFonts w:hint="default" w:ascii="Times New Roman" w:hAnsi="Times New Roman" w:cs="Times New Roman"/>
+        </w:rPr>
+      </w:r>
+      <w:r/>
+      <w:r/>
+      <w:r/>
+      <w:r/>
+      <w:r/>
+      <w:r/>
+      <w:r>
+        <w:rPr>
+          <w:rFonts w:hint="default" w:ascii="Times New Roman" w:hAnsi="Times New Roman" w:cs="Times New Roman"/>
+        </w:rPr>
       </w:r>
     </w:p>
     <w:p>
@@ -5814,49 +5606,35 @@
         <w:rPr>
           <w:rFonts w:hint="default" w:ascii="Times New Roman" w:hAnsi="Times New Roman" w:cs="Times New Roman"/>
         </w:rPr>
-        <w:fldChar w:fldCharType="begin"/>
-      </w:r>
-      <w:r>
-        <w:rPr>
-          <w:rFonts w:hint="default" w:ascii="Times New Roman" w:hAnsi="Times New Roman" w:cs="Times New Roman"/>
-        </w:rPr>
-        <w:instrText xml:space="preserve"> HYPERLINK \l _Toc5530 </w:instrText>
-      </w:r>
-      <w:r>
-        <w:rPr>
-          <w:rFonts w:hint="default" w:ascii="Times New Roman" w:hAnsi="Times New Roman" w:cs="Times New Roman"/>
-        </w:rPr>
-        <w:fldChar w:fldCharType="separate"/>
-      </w:r>
-      <w:r>
-        <w:rPr>
-          <w:rFonts w:hint="default" w:ascii="Times New Roman" w:hAnsi="Times New Roman" w:cs="Times New Roman"/>
-        </w:rPr>
-        <w:t>5.2  Backend Implementation</w:t>
-      </w:r>
-      <w:r>
+        <w:t>6.2  Backend Implementation</w:t>
         <w:tab/>
-      </w:r>
-      <w:r>
-        <w:fldChar w:fldCharType="begin"/>
-      </w:r>
-      <w:r>
-        <w:instrText xml:space="preserve"> PAGEREF _Toc5530 \h </w:instrText>
-      </w:r>
-      <w:r>
-        <w:fldChar w:fldCharType="separate"/>
-      </w:r>
-      <w:r>
         <w:t>33</w:t>
       </w:r>
       <w:r>
-        <w:fldChar w:fldCharType="end"/>
-      </w:r>
-      <w:r>
-        <w:rPr>
-          <w:rFonts w:hint="default" w:ascii="Times New Roman" w:hAnsi="Times New Roman" w:cs="Times New Roman"/>
-        </w:rPr>
-        <w:fldChar w:fldCharType="end"/>
+        <w:rPr>
+          <w:rFonts w:hint="default" w:ascii="Times New Roman" w:hAnsi="Times New Roman" w:cs="Times New Roman"/>
+        </w:rPr>
+      </w:r>
+      <w:r>
+        <w:rPr>
+          <w:rFonts w:hint="default" w:ascii="Times New Roman" w:hAnsi="Times New Roman" w:cs="Times New Roman"/>
+        </w:rPr>
+      </w:r>
+      <w:r>
+        <w:rPr>
+          <w:rFonts w:hint="default" w:ascii="Times New Roman" w:hAnsi="Times New Roman" w:cs="Times New Roman"/>
+        </w:rPr>
+      </w:r>
+      <w:r/>
+      <w:r/>
+      <w:r/>
+      <w:r/>
+      <w:r/>
+      <w:r/>
+      <w:r>
+        <w:rPr>
+          <w:rFonts w:hint="default" w:ascii="Times New Roman" w:hAnsi="Times New Roman" w:cs="Times New Roman"/>
+        </w:rPr>
       </w:r>
     </w:p>
     <w:p>
@@ -5870,49 +5648,35 @@
         <w:rPr>
           <w:rFonts w:hint="default" w:ascii="Times New Roman" w:hAnsi="Times New Roman" w:cs="Times New Roman"/>
         </w:rPr>
-        <w:fldChar w:fldCharType="begin"/>
-      </w:r>
-      <w:r>
-        <w:rPr>
-          <w:rFonts w:hint="default" w:ascii="Times New Roman" w:hAnsi="Times New Roman" w:cs="Times New Roman"/>
-        </w:rPr>
-        <w:instrText xml:space="preserve"> HYPERLINK \l _Toc8970 </w:instrText>
-      </w:r>
-      <w:r>
-        <w:rPr>
-          <w:rFonts w:hint="default" w:ascii="Times New Roman" w:hAnsi="Times New Roman" w:cs="Times New Roman"/>
-        </w:rPr>
-        <w:fldChar w:fldCharType="separate"/>
-      </w:r>
-      <w:r>
-        <w:rPr>
-          <w:rFonts w:hint="default" w:ascii="Times New Roman" w:hAnsi="Times New Roman" w:cs="Times New Roman"/>
-        </w:rPr>
-        <w:t>5.3  Frontend Implementation</w:t>
-      </w:r>
-      <w:r>
+        <w:t>6.3  Frontend Implementation</w:t>
         <w:tab/>
-      </w:r>
-      <w:r>
-        <w:fldChar w:fldCharType="begin"/>
-      </w:r>
-      <w:r>
-        <w:instrText xml:space="preserve"> PAGEREF _Toc8970 \h </w:instrText>
-      </w:r>
-      <w:r>
-        <w:fldChar w:fldCharType="separate"/>
-      </w:r>
-      <w:r>
         <w:t>34</w:t>
       </w:r>
       <w:r>
-        <w:fldChar w:fldCharType="end"/>
-      </w:r>
-      <w:r>
-        <w:rPr>
-          <w:rFonts w:hint="default" w:ascii="Times New Roman" w:hAnsi="Times New Roman" w:cs="Times New Roman"/>
-        </w:rPr>
-        <w:fldChar w:fldCharType="end"/>
+        <w:rPr>
+          <w:rFonts w:hint="default" w:ascii="Times New Roman" w:hAnsi="Times New Roman" w:cs="Times New Roman"/>
+        </w:rPr>
+      </w:r>
+      <w:r>
+        <w:rPr>
+          <w:rFonts w:hint="default" w:ascii="Times New Roman" w:hAnsi="Times New Roman" w:cs="Times New Roman"/>
+        </w:rPr>
+      </w:r>
+      <w:r>
+        <w:rPr>
+          <w:rFonts w:hint="default" w:ascii="Times New Roman" w:hAnsi="Times New Roman" w:cs="Times New Roman"/>
+        </w:rPr>
+      </w:r>
+      <w:r/>
+      <w:r/>
+      <w:r/>
+      <w:r/>
+      <w:r/>
+      <w:r/>
+      <w:r>
+        <w:rPr>
+          <w:rFonts w:hint="default" w:ascii="Times New Roman" w:hAnsi="Times New Roman" w:cs="Times New Roman"/>
+        </w:rPr>
       </w:r>
     </w:p>
     <w:p>
@@ -5926,49 +5690,35 @@
         <w:rPr>
           <w:rFonts w:hint="default" w:ascii="Times New Roman" w:hAnsi="Times New Roman" w:cs="Times New Roman"/>
         </w:rPr>
-        <w:fldChar w:fldCharType="begin"/>
-      </w:r>
-      <w:r>
-        <w:rPr>
-          <w:rFonts w:hint="default" w:ascii="Times New Roman" w:hAnsi="Times New Roman" w:cs="Times New Roman"/>
-        </w:rPr>
-        <w:instrText xml:space="preserve"> HYPERLINK \l _Toc21106 </w:instrText>
-      </w:r>
-      <w:r>
-        <w:rPr>
-          <w:rFonts w:hint="default" w:ascii="Times New Roman" w:hAnsi="Times New Roman" w:cs="Times New Roman"/>
-        </w:rPr>
-        <w:fldChar w:fldCharType="separate"/>
-      </w:r>
-      <w:r>
-        <w:rPr>
-          <w:rFonts w:hint="default" w:ascii="Times New Roman" w:hAnsi="Times New Roman" w:cs="Times New Roman"/>
-        </w:rPr>
-        <w:t>5.4  Anomaly Detection Implementation</w:t>
-      </w:r>
-      <w:r>
+        <w:t>6.4  Anomaly Detection Implementation</w:t>
         <w:tab/>
-      </w:r>
-      <w:r>
-        <w:fldChar w:fldCharType="begin"/>
-      </w:r>
-      <w:r>
-        <w:instrText xml:space="preserve"> PAGEREF _Toc21106 \h </w:instrText>
-      </w:r>
-      <w:r>
-        <w:fldChar w:fldCharType="separate"/>
-      </w:r>
-      <w:r>
         <w:t>35</w:t>
       </w:r>
       <w:r>
-        <w:fldChar w:fldCharType="end"/>
-      </w:r>
-      <w:r>
-        <w:rPr>
-          <w:rFonts w:hint="default" w:ascii="Times New Roman" w:hAnsi="Times New Roman" w:cs="Times New Roman"/>
-        </w:rPr>
-        <w:fldChar w:fldCharType="end"/>
+        <w:rPr>
+          <w:rFonts w:hint="default" w:ascii="Times New Roman" w:hAnsi="Times New Roman" w:cs="Times New Roman"/>
+        </w:rPr>
+      </w:r>
+      <w:r>
+        <w:rPr>
+          <w:rFonts w:hint="default" w:ascii="Times New Roman" w:hAnsi="Times New Roman" w:cs="Times New Roman"/>
+        </w:rPr>
+      </w:r>
+      <w:r>
+        <w:rPr>
+          <w:rFonts w:hint="default" w:ascii="Times New Roman" w:hAnsi="Times New Roman" w:cs="Times New Roman"/>
+        </w:rPr>
+      </w:r>
+      <w:r/>
+      <w:r/>
+      <w:r/>
+      <w:r/>
+      <w:r/>
+      <w:r/>
+      <w:r>
+        <w:rPr>
+          <w:rFonts w:hint="default" w:ascii="Times New Roman" w:hAnsi="Times New Roman" w:cs="Times New Roman"/>
+        </w:rPr>
       </w:r>
     </w:p>
     <w:p>
@@ -5982,49 +5732,35 @@
         <w:rPr>
           <w:rFonts w:hint="default" w:ascii="Times New Roman" w:hAnsi="Times New Roman" w:cs="Times New Roman"/>
         </w:rPr>
-        <w:fldChar w:fldCharType="begin"/>
-      </w:r>
-      <w:r>
-        <w:rPr>
-          <w:rFonts w:hint="default" w:ascii="Times New Roman" w:hAnsi="Times New Roman" w:cs="Times New Roman"/>
-        </w:rPr>
-        <w:instrText xml:space="preserve"> HYPERLINK \l _Toc18175 </w:instrText>
-      </w:r>
-      <w:r>
-        <w:rPr>
-          <w:rFonts w:hint="default" w:ascii="Times New Roman" w:hAnsi="Times New Roman" w:cs="Times New Roman"/>
-        </w:rPr>
-        <w:fldChar w:fldCharType="separate"/>
-      </w:r>
-      <w:r>
-        <w:rPr>
-          <w:rFonts w:hint="default" w:ascii="Times New Roman" w:hAnsi="Times New Roman" w:cs="Times New Roman"/>
-        </w:rPr>
-        <w:t>5.5  Docker Containerization</w:t>
-      </w:r>
-      <w:r>
+        <w:t>6.5  Docker Containerization</w:t>
         <w:tab/>
-      </w:r>
-      <w:r>
-        <w:fldChar w:fldCharType="begin"/>
-      </w:r>
-      <w:r>
-        <w:instrText xml:space="preserve"> PAGEREF _Toc18175 \h </w:instrText>
-      </w:r>
-      <w:r>
-        <w:fldChar w:fldCharType="separate"/>
-      </w:r>
-      <w:r>
         <w:t>36</w:t>
       </w:r>
       <w:r>
-        <w:fldChar w:fldCharType="end"/>
-      </w:r>
-      <w:r>
-        <w:rPr>
-          <w:rFonts w:hint="default" w:ascii="Times New Roman" w:hAnsi="Times New Roman" w:cs="Times New Roman"/>
-        </w:rPr>
-        <w:fldChar w:fldCharType="end"/>
+        <w:rPr>
+          <w:rFonts w:hint="default" w:ascii="Times New Roman" w:hAnsi="Times New Roman" w:cs="Times New Roman"/>
+        </w:rPr>
+      </w:r>
+      <w:r>
+        <w:rPr>
+          <w:rFonts w:hint="default" w:ascii="Times New Roman" w:hAnsi="Times New Roman" w:cs="Times New Roman"/>
+        </w:rPr>
+      </w:r>
+      <w:r>
+        <w:rPr>
+          <w:rFonts w:hint="default" w:ascii="Times New Roman" w:hAnsi="Times New Roman" w:cs="Times New Roman"/>
+        </w:rPr>
+      </w:r>
+      <w:r/>
+      <w:r/>
+      <w:r/>
+      <w:r/>
+      <w:r/>
+      <w:r/>
+      <w:r>
+        <w:rPr>
+          <w:rFonts w:hint="default" w:ascii="Times New Roman" w:hAnsi="Times New Roman" w:cs="Times New Roman"/>
+        </w:rPr>
       </w:r>
     </w:p>
     <w:p>
@@ -6038,49 +5774,35 @@
         <w:rPr>
           <w:rFonts w:hint="default" w:ascii="Times New Roman" w:hAnsi="Times New Roman" w:cs="Times New Roman"/>
         </w:rPr>
-        <w:fldChar w:fldCharType="begin"/>
-      </w:r>
-      <w:r>
-        <w:rPr>
-          <w:rFonts w:hint="default" w:ascii="Times New Roman" w:hAnsi="Times New Roman" w:cs="Times New Roman"/>
-        </w:rPr>
-        <w:instrText xml:space="preserve"> HYPERLINK \l _Toc832 </w:instrText>
-      </w:r>
-      <w:r>
-        <w:rPr>
-          <w:rFonts w:hint="default" w:ascii="Times New Roman" w:hAnsi="Times New Roman" w:cs="Times New Roman"/>
-        </w:rPr>
-        <w:fldChar w:fldCharType="separate"/>
-      </w:r>
-      <w:r>
-        <w:rPr>
-          <w:rFonts w:hint="default" w:ascii="Times New Roman" w:hAnsi="Times New Roman" w:cs="Times New Roman"/>
-        </w:rPr>
-        <w:t>5.6  System Interface Demonstration</w:t>
-      </w:r>
-      <w:r>
+        <w:t>6.6  System Interface Demonstration</w:t>
         <w:tab/>
-      </w:r>
-      <w:r>
-        <w:fldChar w:fldCharType="begin"/>
-      </w:r>
-      <w:r>
-        <w:instrText xml:space="preserve"> PAGEREF _Toc832 \h </w:instrText>
-      </w:r>
-      <w:r>
-        <w:fldChar w:fldCharType="separate"/>
-      </w:r>
-      <w:r>
         <w:t>38</w:t>
       </w:r>
       <w:r>
-        <w:fldChar w:fldCharType="end"/>
-      </w:r>
-      <w:r>
-        <w:rPr>
-          <w:rFonts w:hint="default" w:ascii="Times New Roman" w:hAnsi="Times New Roman" w:cs="Times New Roman"/>
-        </w:rPr>
-        <w:fldChar w:fldCharType="end"/>
+        <w:rPr>
+          <w:rFonts w:hint="default" w:ascii="Times New Roman" w:hAnsi="Times New Roman" w:cs="Times New Roman"/>
+        </w:rPr>
+      </w:r>
+      <w:r>
+        <w:rPr>
+          <w:rFonts w:hint="default" w:ascii="Times New Roman" w:hAnsi="Times New Roman" w:cs="Times New Roman"/>
+        </w:rPr>
+      </w:r>
+      <w:r>
+        <w:rPr>
+          <w:rFonts w:hint="default" w:ascii="Times New Roman" w:hAnsi="Times New Roman" w:cs="Times New Roman"/>
+        </w:rPr>
+      </w:r>
+      <w:r/>
+      <w:r/>
+      <w:r/>
+      <w:r/>
+      <w:r/>
+      <w:r/>
+      <w:r>
+        <w:rPr>
+          <w:rFonts w:hint="default" w:ascii="Times New Roman" w:hAnsi="Times New Roman" w:cs="Times New Roman"/>
+        </w:rPr>
       </w:r>
     </w:p>
     <w:p>
@@ -6095,49 +5817,35 @@
         <w:rPr>
           <w:rFonts w:hint="default" w:ascii="Times New Roman" w:hAnsi="Times New Roman" w:cs="Times New Roman"/>
         </w:rPr>
-        <w:fldChar w:fldCharType="begin"/>
-      </w:r>
-      <w:r>
-        <w:rPr>
-          <w:rFonts w:hint="default" w:ascii="Times New Roman" w:hAnsi="Times New Roman" w:cs="Times New Roman"/>
-        </w:rPr>
-        <w:instrText xml:space="preserve"> HYPERLINK \l _Toc23093 </w:instrText>
-      </w:r>
-      <w:r>
-        <w:rPr>
-          <w:rFonts w:hint="default" w:ascii="Times New Roman" w:hAnsi="Times New Roman" w:cs="Times New Roman"/>
-        </w:rPr>
-        <w:fldChar w:fldCharType="separate"/>
-      </w:r>
-      <w:r>
-        <w:rPr>
-          <w:rFonts w:hint="default" w:ascii="Times New Roman" w:hAnsi="Times New Roman" w:cs="Times New Roman"/>
-        </w:rPr>
-        <w:t>Chapter 6  System Testing</w:t>
-      </w:r>
-      <w:r>
+        <w:t>Chapter 7  System Testing</w:t>
         <w:tab/>
-      </w:r>
-      <w:r>
-        <w:fldChar w:fldCharType="begin"/>
-      </w:r>
-      <w:r>
-        <w:instrText xml:space="preserve"> PAGEREF _Toc23093 \h </w:instrText>
-      </w:r>
-      <w:r>
-        <w:fldChar w:fldCharType="separate"/>
-      </w:r>
-      <w:r>
         <w:t>49</w:t>
       </w:r>
       <w:r>
-        <w:fldChar w:fldCharType="end"/>
-      </w:r>
-      <w:r>
-        <w:rPr>
-          <w:rFonts w:hint="default" w:ascii="Times New Roman" w:hAnsi="Times New Roman" w:cs="Times New Roman"/>
-        </w:rPr>
-        <w:fldChar w:fldCharType="end"/>
+        <w:rPr>
+          <w:rFonts w:hint="default" w:ascii="Times New Roman" w:hAnsi="Times New Roman" w:cs="Times New Roman"/>
+        </w:rPr>
+      </w:r>
+      <w:r>
+        <w:rPr>
+          <w:rFonts w:hint="default" w:ascii="Times New Roman" w:hAnsi="Times New Roman" w:cs="Times New Roman"/>
+        </w:rPr>
+      </w:r>
+      <w:r>
+        <w:rPr>
+          <w:rFonts w:hint="default" w:ascii="Times New Roman" w:hAnsi="Times New Roman" w:cs="Times New Roman"/>
+        </w:rPr>
+      </w:r>
+      <w:r/>
+      <w:r/>
+      <w:r/>
+      <w:r/>
+      <w:r/>
+      <w:r/>
+      <w:r>
+        <w:rPr>
+          <w:rFonts w:hint="default" w:ascii="Times New Roman" w:hAnsi="Times New Roman" w:cs="Times New Roman"/>
+        </w:rPr>
       </w:r>
     </w:p>
     <w:p>
@@ -6151,49 +5859,35 @@
         <w:rPr>
           <w:rFonts w:hint="default" w:ascii="Times New Roman" w:hAnsi="Times New Roman" w:cs="Times New Roman"/>
         </w:rPr>
-        <w:fldChar w:fldCharType="begin"/>
-      </w:r>
-      <w:r>
-        <w:rPr>
-          <w:rFonts w:hint="default" w:ascii="Times New Roman" w:hAnsi="Times New Roman" w:cs="Times New Roman"/>
-        </w:rPr>
-        <w:instrText xml:space="preserve"> HYPERLINK \l _Toc26074 </w:instrText>
-      </w:r>
-      <w:r>
-        <w:rPr>
-          <w:rFonts w:hint="default" w:ascii="Times New Roman" w:hAnsi="Times New Roman" w:cs="Times New Roman"/>
-        </w:rPr>
-        <w:fldChar w:fldCharType="separate"/>
-      </w:r>
-      <w:r>
-        <w:rPr>
-          <w:rFonts w:hint="default" w:ascii="Times New Roman" w:hAnsi="Times New Roman" w:cs="Times New Roman"/>
-        </w:rPr>
-        <w:t>6.1  Testing Environment</w:t>
-      </w:r>
-      <w:r>
+        <w:t>7.1  Testing Environment</w:t>
         <w:tab/>
-      </w:r>
-      <w:r>
-        <w:fldChar w:fldCharType="begin"/>
-      </w:r>
-      <w:r>
-        <w:instrText xml:space="preserve"> PAGEREF _Toc26074 \h </w:instrText>
-      </w:r>
-      <w:r>
-        <w:fldChar w:fldCharType="separate"/>
-      </w:r>
-      <w:r>
         <w:t>49</w:t>
       </w:r>
       <w:r>
-        <w:fldChar w:fldCharType="end"/>
-      </w:r>
-      <w:r>
-        <w:rPr>
-          <w:rFonts w:hint="default" w:ascii="Times New Roman" w:hAnsi="Times New Roman" w:cs="Times New Roman"/>
-        </w:rPr>
-        <w:fldChar w:fldCharType="end"/>
+        <w:rPr>
+          <w:rFonts w:hint="default" w:ascii="Times New Roman" w:hAnsi="Times New Roman" w:cs="Times New Roman"/>
+        </w:rPr>
+      </w:r>
+      <w:r>
+        <w:rPr>
+          <w:rFonts w:hint="default" w:ascii="Times New Roman" w:hAnsi="Times New Roman" w:cs="Times New Roman"/>
+        </w:rPr>
+      </w:r>
+      <w:r>
+        <w:rPr>
+          <w:rFonts w:hint="default" w:ascii="Times New Roman" w:hAnsi="Times New Roman" w:cs="Times New Roman"/>
+        </w:rPr>
+      </w:r>
+      <w:r/>
+      <w:r/>
+      <w:r/>
+      <w:r/>
+      <w:r/>
+      <w:r/>
+      <w:r>
+        <w:rPr>
+          <w:rFonts w:hint="default" w:ascii="Times New Roman" w:hAnsi="Times New Roman" w:cs="Times New Roman"/>
+        </w:rPr>
       </w:r>
     </w:p>
     <w:p>
@@ -6207,49 +5901,35 @@
         <w:rPr>
           <w:rFonts w:hint="default" w:ascii="Times New Roman" w:hAnsi="Times New Roman" w:cs="Times New Roman"/>
         </w:rPr>
-        <w:fldChar w:fldCharType="begin"/>
-      </w:r>
-      <w:r>
-        <w:rPr>
-          <w:rFonts w:hint="default" w:ascii="Times New Roman" w:hAnsi="Times New Roman" w:cs="Times New Roman"/>
-        </w:rPr>
-        <w:instrText xml:space="preserve"> HYPERLINK \l _Toc13900 </w:instrText>
-      </w:r>
-      <w:r>
-        <w:rPr>
-          <w:rFonts w:hint="default" w:ascii="Times New Roman" w:hAnsi="Times New Roman" w:cs="Times New Roman"/>
-        </w:rPr>
-        <w:fldChar w:fldCharType="separate"/>
-      </w:r>
-      <w:r>
-        <w:rPr>
-          <w:rFonts w:hint="default" w:ascii="Times New Roman" w:hAnsi="Times New Roman" w:cs="Times New Roman"/>
-        </w:rPr>
-        <w:t>6.2  Functional Testing</w:t>
-      </w:r>
-      <w:r>
+        <w:t>7.2  Functional Testing</w:t>
         <w:tab/>
-      </w:r>
-      <w:r>
-        <w:fldChar w:fldCharType="begin"/>
-      </w:r>
-      <w:r>
-        <w:instrText xml:space="preserve"> PAGEREF _Toc13900 \h </w:instrText>
-      </w:r>
-      <w:r>
-        <w:fldChar w:fldCharType="separate"/>
-      </w:r>
-      <w:r>
         <w:t>50</w:t>
       </w:r>
       <w:r>
-        <w:fldChar w:fldCharType="end"/>
-      </w:r>
-      <w:r>
-        <w:rPr>
-          <w:rFonts w:hint="default" w:ascii="Times New Roman" w:hAnsi="Times New Roman" w:cs="Times New Roman"/>
-        </w:rPr>
-        <w:fldChar w:fldCharType="end"/>
+        <w:rPr>
+          <w:rFonts w:hint="default" w:ascii="Times New Roman" w:hAnsi="Times New Roman" w:cs="Times New Roman"/>
+        </w:rPr>
+      </w:r>
+      <w:r>
+        <w:rPr>
+          <w:rFonts w:hint="default" w:ascii="Times New Roman" w:hAnsi="Times New Roman" w:cs="Times New Roman"/>
+        </w:rPr>
+      </w:r>
+      <w:r>
+        <w:rPr>
+          <w:rFonts w:hint="default" w:ascii="Times New Roman" w:hAnsi="Times New Roman" w:cs="Times New Roman"/>
+        </w:rPr>
+      </w:r>
+      <w:r/>
+      <w:r/>
+      <w:r/>
+      <w:r/>
+      <w:r/>
+      <w:r/>
+      <w:r>
+        <w:rPr>
+          <w:rFonts w:hint="default" w:ascii="Times New Roman" w:hAnsi="Times New Roman" w:cs="Times New Roman"/>
+        </w:rPr>
       </w:r>
     </w:p>
     <w:p>
@@ -6263,49 +5943,35 @@
         <w:rPr>
           <w:rFonts w:hint="default" w:ascii="Times New Roman" w:hAnsi="Times New Roman" w:cs="Times New Roman"/>
         </w:rPr>
-        <w:fldChar w:fldCharType="begin"/>
-      </w:r>
-      <w:r>
-        <w:rPr>
-          <w:rFonts w:hint="default" w:ascii="Times New Roman" w:hAnsi="Times New Roman" w:cs="Times New Roman"/>
-        </w:rPr>
-        <w:instrText xml:space="preserve"> HYPERLINK \l _Toc15359 </w:instrText>
-      </w:r>
-      <w:r>
-        <w:rPr>
-          <w:rFonts w:hint="default" w:ascii="Times New Roman" w:hAnsi="Times New Roman" w:cs="Times New Roman"/>
-        </w:rPr>
-        <w:fldChar w:fldCharType="separate"/>
-      </w:r>
-      <w:r>
-        <w:rPr>
-          <w:rFonts w:hint="default" w:ascii="Times New Roman" w:hAnsi="Times New Roman" w:cs="Times New Roman"/>
-        </w:rPr>
-        <w:t>6.3  API Testing</w:t>
-      </w:r>
-      <w:r>
+        <w:t>7.3  API Testing</w:t>
         <w:tab/>
-      </w:r>
-      <w:r>
-        <w:fldChar w:fldCharType="begin"/>
-      </w:r>
-      <w:r>
-        <w:instrText xml:space="preserve"> PAGEREF _Toc15359 \h </w:instrText>
-      </w:r>
-      <w:r>
-        <w:fldChar w:fldCharType="separate"/>
-      </w:r>
-      <w:r>
         <w:t>52</w:t>
       </w:r>
       <w:r>
-        <w:fldChar w:fldCharType="end"/>
-      </w:r>
-      <w:r>
-        <w:rPr>
-          <w:rFonts w:hint="default" w:ascii="Times New Roman" w:hAnsi="Times New Roman" w:cs="Times New Roman"/>
-        </w:rPr>
-        <w:fldChar w:fldCharType="end"/>
+        <w:rPr>
+          <w:rFonts w:hint="default" w:ascii="Times New Roman" w:hAnsi="Times New Roman" w:cs="Times New Roman"/>
+        </w:rPr>
+      </w:r>
+      <w:r>
+        <w:rPr>
+          <w:rFonts w:hint="default" w:ascii="Times New Roman" w:hAnsi="Times New Roman" w:cs="Times New Roman"/>
+        </w:rPr>
+      </w:r>
+      <w:r>
+        <w:rPr>
+          <w:rFonts w:hint="default" w:ascii="Times New Roman" w:hAnsi="Times New Roman" w:cs="Times New Roman"/>
+        </w:rPr>
+      </w:r>
+      <w:r/>
+      <w:r/>
+      <w:r/>
+      <w:r/>
+      <w:r/>
+      <w:r/>
+      <w:r>
+        <w:rPr>
+          <w:rFonts w:hint="default" w:ascii="Times New Roman" w:hAnsi="Times New Roman" w:cs="Times New Roman"/>
+        </w:rPr>
       </w:r>
     </w:p>
     <w:p>
@@ -6319,49 +5985,35 @@
         <w:rPr>
           <w:rFonts w:hint="default" w:ascii="Times New Roman" w:hAnsi="Times New Roman" w:cs="Times New Roman"/>
         </w:rPr>
-        <w:fldChar w:fldCharType="begin"/>
-      </w:r>
-      <w:r>
-        <w:rPr>
-          <w:rFonts w:hint="default" w:ascii="Times New Roman" w:hAnsi="Times New Roman" w:cs="Times New Roman"/>
-        </w:rPr>
-        <w:instrText xml:space="preserve"> HYPERLINK \l _Toc4671 </w:instrText>
-      </w:r>
-      <w:r>
-        <w:rPr>
-          <w:rFonts w:hint="default" w:ascii="Times New Roman" w:hAnsi="Times New Roman" w:cs="Times New Roman"/>
-        </w:rPr>
-        <w:fldChar w:fldCharType="separate"/>
-      </w:r>
-      <w:r>
-        <w:rPr>
-          <w:rFonts w:hint="default" w:ascii="Times New Roman" w:hAnsi="Times New Roman" w:cs="Times New Roman"/>
-        </w:rPr>
-        <w:t>6.4  Security Testing</w:t>
-      </w:r>
-      <w:r>
+        <w:t>7.4  Security Testing</w:t>
         <w:tab/>
-      </w:r>
-      <w:r>
-        <w:fldChar w:fldCharType="begin"/>
-      </w:r>
-      <w:r>
-        <w:instrText xml:space="preserve"> PAGEREF _Toc4671 \h </w:instrText>
-      </w:r>
-      <w:r>
-        <w:fldChar w:fldCharType="separate"/>
-      </w:r>
-      <w:r>
         <w:t>52</w:t>
       </w:r>
       <w:r>
-        <w:fldChar w:fldCharType="end"/>
-      </w:r>
-      <w:r>
-        <w:rPr>
-          <w:rFonts w:hint="default" w:ascii="Times New Roman" w:hAnsi="Times New Roman" w:cs="Times New Roman"/>
-        </w:rPr>
-        <w:fldChar w:fldCharType="end"/>
+        <w:rPr>
+          <w:rFonts w:hint="default" w:ascii="Times New Roman" w:hAnsi="Times New Roman" w:cs="Times New Roman"/>
+        </w:rPr>
+      </w:r>
+      <w:r>
+        <w:rPr>
+          <w:rFonts w:hint="default" w:ascii="Times New Roman" w:hAnsi="Times New Roman" w:cs="Times New Roman"/>
+        </w:rPr>
+      </w:r>
+      <w:r>
+        <w:rPr>
+          <w:rFonts w:hint="default" w:ascii="Times New Roman" w:hAnsi="Times New Roman" w:cs="Times New Roman"/>
+        </w:rPr>
+      </w:r>
+      <w:r/>
+      <w:r/>
+      <w:r/>
+      <w:r/>
+      <w:r/>
+      <w:r/>
+      <w:r>
+        <w:rPr>
+          <w:rFonts w:hint="default" w:ascii="Times New Roman" w:hAnsi="Times New Roman" w:cs="Times New Roman"/>
+        </w:rPr>
       </w:r>
     </w:p>
     <w:p>
@@ -6375,49 +6027,35 @@
         <w:rPr>
           <w:rFonts w:hint="default" w:ascii="Times New Roman" w:hAnsi="Times New Roman" w:cs="Times New Roman"/>
         </w:rPr>
-        <w:fldChar w:fldCharType="begin"/>
-      </w:r>
-      <w:r>
-        <w:rPr>
-          <w:rFonts w:hint="default" w:ascii="Times New Roman" w:hAnsi="Times New Roman" w:cs="Times New Roman"/>
-        </w:rPr>
-        <w:instrText xml:space="preserve"> HYPERLINK \l _Toc13353 </w:instrText>
-      </w:r>
-      <w:r>
-        <w:rPr>
-          <w:rFonts w:hint="default" w:ascii="Times New Roman" w:hAnsi="Times New Roman" w:cs="Times New Roman"/>
-        </w:rPr>
-        <w:fldChar w:fldCharType="separate"/>
-      </w:r>
-      <w:r>
-        <w:rPr>
-          <w:rFonts w:hint="default" w:ascii="Times New Roman" w:hAnsi="Times New Roman" w:cs="Times New Roman"/>
-        </w:rPr>
-        <w:t>6.5  Test Results Summary</w:t>
-      </w:r>
-      <w:r>
+        <w:t>7.5  Test Results Summary</w:t>
         <w:tab/>
-      </w:r>
-      <w:r>
-        <w:fldChar w:fldCharType="begin"/>
-      </w:r>
-      <w:r>
-        <w:instrText xml:space="preserve"> PAGEREF _Toc13353 \h </w:instrText>
-      </w:r>
-      <w:r>
-        <w:fldChar w:fldCharType="separate"/>
-      </w:r>
-      <w:r>
         <w:t>53</w:t>
       </w:r>
       <w:r>
-        <w:fldChar w:fldCharType="end"/>
-      </w:r>
-      <w:r>
-        <w:rPr>
-          <w:rFonts w:hint="default" w:ascii="Times New Roman" w:hAnsi="Times New Roman" w:cs="Times New Roman"/>
-        </w:rPr>
-        <w:fldChar w:fldCharType="end"/>
+        <w:rPr>
+          <w:rFonts w:hint="default" w:ascii="Times New Roman" w:hAnsi="Times New Roman" w:cs="Times New Roman"/>
+        </w:rPr>
+      </w:r>
+      <w:r>
+        <w:rPr>
+          <w:rFonts w:hint="default" w:ascii="Times New Roman" w:hAnsi="Times New Roman" w:cs="Times New Roman"/>
+        </w:rPr>
+      </w:r>
+      <w:r>
+        <w:rPr>
+          <w:rFonts w:hint="default" w:ascii="Times New Roman" w:hAnsi="Times New Roman" w:cs="Times New Roman"/>
+        </w:rPr>
+      </w:r>
+      <w:r/>
+      <w:r/>
+      <w:r/>
+      <w:r/>
+      <w:r/>
+      <w:r/>
+      <w:r>
+        <w:rPr>
+          <w:rFonts w:hint="default" w:ascii="Times New Roman" w:hAnsi="Times New Roman" w:cs="Times New Roman"/>
+        </w:rPr>
       </w:r>
     </w:p>
     <w:p>
@@ -6432,49 +6070,35 @@
         <w:rPr>
           <w:rFonts w:hint="default" w:ascii="Times New Roman" w:hAnsi="Times New Roman" w:cs="Times New Roman"/>
         </w:rPr>
-        <w:fldChar w:fldCharType="begin"/>
-      </w:r>
-      <w:r>
-        <w:rPr>
-          <w:rFonts w:hint="default" w:ascii="Times New Roman" w:hAnsi="Times New Roman" w:cs="Times New Roman"/>
-        </w:rPr>
-        <w:instrText xml:space="preserve"> HYPERLINK \l _Toc4185 </w:instrText>
-      </w:r>
-      <w:r>
-        <w:rPr>
-          <w:rFonts w:hint="default" w:ascii="Times New Roman" w:hAnsi="Times New Roman" w:cs="Times New Roman"/>
-        </w:rPr>
-        <w:fldChar w:fldCharType="separate"/>
-      </w:r>
-      <w:r>
-        <w:rPr>
-          <w:rFonts w:hint="default" w:ascii="Times New Roman" w:hAnsi="Times New Roman" w:cs="Times New Roman"/>
-        </w:rPr>
-        <w:t>Chapter 7  Conclusion and Future Work</w:t>
-      </w:r>
-      <w:r>
+        <w:t>Chapter 8  Conclusion and Future Work</w:t>
         <w:tab/>
-      </w:r>
-      <w:r>
-        <w:fldChar w:fldCharType="begin"/>
-      </w:r>
-      <w:r>
-        <w:instrText xml:space="preserve"> PAGEREF _Toc4185 \h </w:instrText>
-      </w:r>
-      <w:r>
-        <w:fldChar w:fldCharType="separate"/>
-      </w:r>
-      <w:r>
         <w:t>55</w:t>
       </w:r>
       <w:r>
-        <w:fldChar w:fldCharType="end"/>
-      </w:r>
-      <w:r>
-        <w:rPr>
-          <w:rFonts w:hint="default" w:ascii="Times New Roman" w:hAnsi="Times New Roman" w:cs="Times New Roman"/>
-        </w:rPr>
-        <w:fldChar w:fldCharType="end"/>
+        <w:rPr>
+          <w:rFonts w:hint="default" w:ascii="Times New Roman" w:hAnsi="Times New Roman" w:cs="Times New Roman"/>
+        </w:rPr>
+      </w:r>
+      <w:r>
+        <w:rPr>
+          <w:rFonts w:hint="default" w:ascii="Times New Roman" w:hAnsi="Times New Roman" w:cs="Times New Roman"/>
+        </w:rPr>
+      </w:r>
+      <w:r>
+        <w:rPr>
+          <w:rFonts w:hint="default" w:ascii="Times New Roman" w:hAnsi="Times New Roman" w:cs="Times New Roman"/>
+        </w:rPr>
+      </w:r>
+      <w:r/>
+      <w:r/>
+      <w:r/>
+      <w:r/>
+      <w:r/>
+      <w:r/>
+      <w:r>
+        <w:rPr>
+          <w:rFonts w:hint="default" w:ascii="Times New Roman" w:hAnsi="Times New Roman" w:cs="Times New Roman"/>
+        </w:rPr>
       </w:r>
     </w:p>
     <w:p>
@@ -6488,49 +6112,35 @@
         <w:rPr>
           <w:rFonts w:hint="default" w:ascii="Times New Roman" w:hAnsi="Times New Roman" w:cs="Times New Roman"/>
         </w:rPr>
-        <w:fldChar w:fldCharType="begin"/>
-      </w:r>
-      <w:r>
-        <w:rPr>
-          <w:rFonts w:hint="default" w:ascii="Times New Roman" w:hAnsi="Times New Roman" w:cs="Times New Roman"/>
-        </w:rPr>
-        <w:instrText xml:space="preserve"> HYPERLINK \l _Toc26159 </w:instrText>
-      </w:r>
-      <w:r>
-        <w:rPr>
-          <w:rFonts w:hint="default" w:ascii="Times New Roman" w:hAnsi="Times New Roman" w:cs="Times New Roman"/>
-        </w:rPr>
-        <w:fldChar w:fldCharType="separate"/>
-      </w:r>
-      <w:r>
-        <w:rPr>
-          <w:rFonts w:hint="default" w:ascii="Times New Roman" w:hAnsi="Times New Roman" w:cs="Times New Roman"/>
-        </w:rPr>
-        <w:t>7.1  Conclusion</w:t>
-      </w:r>
-      <w:r>
+        <w:t>8.1  Conclusion</w:t>
         <w:tab/>
-      </w:r>
-      <w:r>
-        <w:fldChar w:fldCharType="begin"/>
-      </w:r>
-      <w:r>
-        <w:instrText xml:space="preserve"> PAGEREF _Toc26159 \h </w:instrText>
-      </w:r>
-      <w:r>
-        <w:fldChar w:fldCharType="separate"/>
-      </w:r>
-      <w:r>
         <w:t>55</w:t>
       </w:r>
       <w:r>
-        <w:fldChar w:fldCharType="end"/>
-      </w:r>
-      <w:r>
-        <w:rPr>
-          <w:rFonts w:hint="default" w:ascii="Times New Roman" w:hAnsi="Times New Roman" w:cs="Times New Roman"/>
-        </w:rPr>
-        <w:fldChar w:fldCharType="end"/>
+        <w:rPr>
+          <w:rFonts w:hint="default" w:ascii="Times New Roman" w:hAnsi="Times New Roman" w:cs="Times New Roman"/>
+        </w:rPr>
+      </w:r>
+      <w:r>
+        <w:rPr>
+          <w:rFonts w:hint="default" w:ascii="Times New Roman" w:hAnsi="Times New Roman" w:cs="Times New Roman"/>
+        </w:rPr>
+      </w:r>
+      <w:r>
+        <w:rPr>
+          <w:rFonts w:hint="default" w:ascii="Times New Roman" w:hAnsi="Times New Roman" w:cs="Times New Roman"/>
+        </w:rPr>
+      </w:r>
+      <w:r/>
+      <w:r/>
+      <w:r/>
+      <w:r/>
+      <w:r/>
+      <w:r/>
+      <w:r>
+        <w:rPr>
+          <w:rFonts w:hint="default" w:ascii="Times New Roman" w:hAnsi="Times New Roman" w:cs="Times New Roman"/>
+        </w:rPr>
       </w:r>
     </w:p>
     <w:p>
@@ -6544,49 +6154,35 @@
         <w:rPr>
           <w:rFonts w:hint="default" w:ascii="Times New Roman" w:hAnsi="Times New Roman" w:cs="Times New Roman"/>
         </w:rPr>
-        <w:fldChar w:fldCharType="begin"/>
-      </w:r>
-      <w:r>
-        <w:rPr>
-          <w:rFonts w:hint="default" w:ascii="Times New Roman" w:hAnsi="Times New Roman" w:cs="Times New Roman"/>
-        </w:rPr>
-        <w:instrText xml:space="preserve"> HYPERLINK \l _Toc21742 </w:instrText>
-      </w:r>
-      <w:r>
-        <w:rPr>
-          <w:rFonts w:hint="default" w:ascii="Times New Roman" w:hAnsi="Times New Roman" w:cs="Times New Roman"/>
-        </w:rPr>
-        <w:fldChar w:fldCharType="separate"/>
-      </w:r>
-      <w:r>
-        <w:rPr>
-          <w:rFonts w:hint="default" w:ascii="Times New Roman" w:hAnsi="Times New Roman" w:cs="Times New Roman"/>
-        </w:rPr>
-        <w:t>7.2  Limitations</w:t>
-      </w:r>
-      <w:r>
+        <w:t>8.2  Limitations</w:t>
         <w:tab/>
-      </w:r>
-      <w:r>
-        <w:fldChar w:fldCharType="begin"/>
-      </w:r>
-      <w:r>
-        <w:instrText xml:space="preserve"> PAGEREF _Toc21742 \h </w:instrText>
-      </w:r>
-      <w:r>
-        <w:fldChar w:fldCharType="separate"/>
-      </w:r>
-      <w:r>
         <w:t>55</w:t>
       </w:r>
       <w:r>
-        <w:fldChar w:fldCharType="end"/>
-      </w:r>
-      <w:r>
-        <w:rPr>
-          <w:rFonts w:hint="default" w:ascii="Times New Roman" w:hAnsi="Times New Roman" w:cs="Times New Roman"/>
-        </w:rPr>
-        <w:fldChar w:fldCharType="end"/>
+        <w:rPr>
+          <w:rFonts w:hint="default" w:ascii="Times New Roman" w:hAnsi="Times New Roman" w:cs="Times New Roman"/>
+        </w:rPr>
+      </w:r>
+      <w:r>
+        <w:rPr>
+          <w:rFonts w:hint="default" w:ascii="Times New Roman" w:hAnsi="Times New Roman" w:cs="Times New Roman"/>
+        </w:rPr>
+      </w:r>
+      <w:r>
+        <w:rPr>
+          <w:rFonts w:hint="default" w:ascii="Times New Roman" w:hAnsi="Times New Roman" w:cs="Times New Roman"/>
+        </w:rPr>
+      </w:r>
+      <w:r/>
+      <w:r/>
+      <w:r/>
+      <w:r/>
+      <w:r/>
+      <w:r/>
+      <w:r>
+        <w:rPr>
+          <w:rFonts w:hint="default" w:ascii="Times New Roman" w:hAnsi="Times New Roman" w:cs="Times New Roman"/>
+        </w:rPr>
       </w:r>
     </w:p>
     <w:p>
@@ -6600,49 +6196,35 @@
         <w:rPr>
           <w:rFonts w:hint="default" w:ascii="Times New Roman" w:hAnsi="Times New Roman" w:cs="Times New Roman"/>
         </w:rPr>
-        <w:fldChar w:fldCharType="begin"/>
-      </w:r>
-      <w:r>
-        <w:rPr>
-          <w:rFonts w:hint="default" w:ascii="Times New Roman" w:hAnsi="Times New Roman" w:cs="Times New Roman"/>
-        </w:rPr>
-        <w:instrText xml:space="preserve"> HYPERLINK \l _Toc27039 </w:instrText>
-      </w:r>
-      <w:r>
-        <w:rPr>
-          <w:rFonts w:hint="default" w:ascii="Times New Roman" w:hAnsi="Times New Roman" w:cs="Times New Roman"/>
-        </w:rPr>
-        <w:fldChar w:fldCharType="separate"/>
-      </w:r>
-      <w:r>
-        <w:rPr>
-          <w:rFonts w:hint="default" w:ascii="Times New Roman" w:hAnsi="Times New Roman" w:cs="Times New Roman"/>
-        </w:rPr>
-        <w:t>7.3  Future Work</w:t>
-      </w:r>
-      <w:r>
+        <w:t>8.3  Future Work</w:t>
         <w:tab/>
-      </w:r>
-      <w:r>
-        <w:fldChar w:fldCharType="begin"/>
-      </w:r>
-      <w:r>
-        <w:instrText xml:space="preserve"> PAGEREF _Toc27039 \h </w:instrText>
-      </w:r>
-      <w:r>
-        <w:fldChar w:fldCharType="separate"/>
-      </w:r>
-      <w:r>
         <w:t>56</w:t>
       </w:r>
       <w:r>
-        <w:fldChar w:fldCharType="end"/>
-      </w:r>
-      <w:r>
-        <w:rPr>
-          <w:rFonts w:hint="default" w:ascii="Times New Roman" w:hAnsi="Times New Roman" w:cs="Times New Roman"/>
-        </w:rPr>
-        <w:fldChar w:fldCharType="end"/>
+        <w:rPr>
+          <w:rFonts w:hint="default" w:ascii="Times New Roman" w:hAnsi="Times New Roman" w:cs="Times New Roman"/>
+        </w:rPr>
+      </w:r>
+      <w:r>
+        <w:rPr>
+          <w:rFonts w:hint="default" w:ascii="Times New Roman" w:hAnsi="Times New Roman" w:cs="Times New Roman"/>
+        </w:rPr>
+      </w:r>
+      <w:r>
+        <w:rPr>
+          <w:rFonts w:hint="default" w:ascii="Times New Roman" w:hAnsi="Times New Roman" w:cs="Times New Roman"/>
+        </w:rPr>
+      </w:r>
+      <w:r/>
+      <w:r/>
+      <w:r/>
+      <w:r/>
+      <w:r/>
+      <w:r/>
+      <w:r>
+        <w:rPr>
+          <w:rFonts w:hint="default" w:ascii="Times New Roman" w:hAnsi="Times New Roman" w:cs="Times New Roman"/>
+        </w:rPr>
       </w:r>
     </w:p>
     <w:p>
@@ -6990,19 +6572,19 @@
         <w:rPr>
           <w:rFonts w:hint="default" w:ascii="Times New Roman" w:hAnsi="Times New Roman" w:cs="Times New Roman"/>
         </w:rPr>
-        <w:t>Figure 3.1  Use Case Diagram</w:t>
-      </w:r>
-      <w:r>
-        <w:rPr>
-          <w:rFonts w:hint="default" w:ascii="Times New Roman" w:hAnsi="Times New Roman" w:cs="Times New Roman"/>
-        </w:rPr>
+        <w:t>Figure 4.1  Use Case Diagram</w:t>
         <w:tab/>
-      </w:r>
-      <w:r>
-        <w:rPr>
-          <w:rFonts w:hint="default" w:ascii="Times New Roman" w:hAnsi="Times New Roman" w:cs="Times New Roman"/>
-        </w:rPr>
         <w:t>13</w:t>
+      </w:r>
+      <w:r>
+        <w:rPr>
+          <w:rFonts w:hint="default" w:ascii="Times New Roman" w:hAnsi="Times New Roman" w:cs="Times New Roman"/>
+        </w:rPr>
+      </w:r>
+      <w:r>
+        <w:rPr>
+          <w:rFonts w:hint="default" w:ascii="Times New Roman" w:hAnsi="Times New Roman" w:cs="Times New Roman"/>
+        </w:rPr>
       </w:r>
     </w:p>
     <w:p>
@@ -7018,19 +6600,19 @@
         <w:rPr>
           <w:rFonts w:hint="default" w:ascii="Times New Roman" w:hAnsi="Times New Roman" w:cs="Times New Roman"/>
         </w:rPr>
-        <w:t>Figure 4.1  System Architecture Diagram</w:t>
-      </w:r>
-      <w:r>
-        <w:rPr>
-          <w:rFonts w:hint="default" w:ascii="Times New Roman" w:hAnsi="Times New Roman" w:cs="Times New Roman"/>
-        </w:rPr>
+        <w:t>Figure 5.1  System Architecture Diagram</w:t>
         <w:tab/>
-      </w:r>
-      <w:r>
-        <w:rPr>
-          <w:rFonts w:hint="default" w:ascii="Times New Roman" w:hAnsi="Times New Roman" w:cs="Times New Roman"/>
-        </w:rPr>
         <w:t>20</w:t>
+      </w:r>
+      <w:r>
+        <w:rPr>
+          <w:rFonts w:hint="default" w:ascii="Times New Roman" w:hAnsi="Times New Roman" w:cs="Times New Roman"/>
+        </w:rPr>
+      </w:r>
+      <w:r>
+        <w:rPr>
+          <w:rFonts w:hint="default" w:ascii="Times New Roman" w:hAnsi="Times New Roman" w:cs="Times New Roman"/>
+        </w:rPr>
       </w:r>
     </w:p>
     <w:p>
@@ -7046,19 +6628,19 @@
         <w:rPr>
           <w:rFonts w:hint="default" w:ascii="Times New Roman" w:hAnsi="Times New Roman" w:cs="Times New Roman"/>
         </w:rPr>
-        <w:t>Figure 4.2  Database Entity-Relationship Diagram</w:t>
-      </w:r>
-      <w:r>
-        <w:rPr>
-          <w:rFonts w:hint="default" w:ascii="Times New Roman" w:hAnsi="Times New Roman" w:cs="Times New Roman"/>
-        </w:rPr>
+        <w:t>Figure 5.2  Database Entity-Relationship Diagram</w:t>
         <w:tab/>
-      </w:r>
-      <w:r>
-        <w:rPr>
-          <w:rFonts w:hint="default" w:ascii="Times New Roman" w:hAnsi="Times New Roman" w:cs="Times New Roman"/>
-        </w:rPr>
         <w:t>22</w:t>
+      </w:r>
+      <w:r>
+        <w:rPr>
+          <w:rFonts w:hint="default" w:ascii="Times New Roman" w:hAnsi="Times New Roman" w:cs="Times New Roman"/>
+        </w:rPr>
+      </w:r>
+      <w:r>
+        <w:rPr>
+          <w:rFonts w:hint="default" w:ascii="Times New Roman" w:hAnsi="Times New Roman" w:cs="Times New Roman"/>
+        </w:rPr>
       </w:r>
     </w:p>
     <w:p>
@@ -7074,19 +6656,19 @@
         <w:rPr>
           <w:rFonts w:hint="default" w:ascii="Times New Roman" w:hAnsi="Times New Roman" w:cs="Times New Roman"/>
         </w:rPr>
-        <w:t>Figure 4.3  Anomaly Detection Data Flow</w:t>
-      </w:r>
-      <w:r>
-        <w:rPr>
-          <w:rFonts w:hint="default" w:ascii="Times New Roman" w:hAnsi="Times New Roman" w:cs="Times New Roman"/>
-        </w:rPr>
+        <w:t>Figure 5.3  Anomaly Detection Data Flow</w:t>
         <w:tab/>
-      </w:r>
-      <w:r>
-        <w:rPr>
-          <w:rFonts w:hint="default" w:ascii="Times New Roman" w:hAnsi="Times New Roman" w:cs="Times New Roman"/>
-        </w:rPr>
         <w:t>28</w:t>
+      </w:r>
+      <w:r>
+        <w:rPr>
+          <w:rFonts w:hint="default" w:ascii="Times New Roman" w:hAnsi="Times New Roman" w:cs="Times New Roman"/>
+        </w:rPr>
+      </w:r>
+      <w:r>
+        <w:rPr>
+          <w:rFonts w:hint="default" w:ascii="Times New Roman" w:hAnsi="Times New Roman" w:cs="Times New Roman"/>
+        </w:rPr>
       </w:r>
     </w:p>
     <w:p>
@@ -7102,19 +6684,19 @@
         <w:rPr>
           <w:rFonts w:hint="default" w:ascii="Times New Roman" w:hAnsi="Times New Roman" w:cs="Times New Roman"/>
         </w:rPr>
-        <w:t>Figure 4.4  Authentication Sequence Diagram</w:t>
-      </w:r>
-      <w:r>
-        <w:rPr>
-          <w:rFonts w:hint="default" w:ascii="Times New Roman" w:hAnsi="Times New Roman" w:cs="Times New Roman"/>
-        </w:rPr>
+        <w:t>Figure 5.4  Authentication Sequence Diagram</w:t>
         <w:tab/>
-      </w:r>
-      <w:r>
-        <w:rPr>
-          <w:rFonts w:hint="default" w:ascii="Times New Roman" w:hAnsi="Times New Roman" w:cs="Times New Roman"/>
-        </w:rPr>
         <w:t>30</w:t>
+      </w:r>
+      <w:r>
+        <w:rPr>
+          <w:rFonts w:hint="default" w:ascii="Times New Roman" w:hAnsi="Times New Roman" w:cs="Times New Roman"/>
+        </w:rPr>
+      </w:r>
+      <w:r>
+        <w:rPr>
+          <w:rFonts w:hint="default" w:ascii="Times New Roman" w:hAnsi="Times New Roman" w:cs="Times New Roman"/>
+        </w:rPr>
       </w:r>
     </w:p>
     <w:p>
@@ -7130,19 +6712,19 @@
         <w:rPr>
           <w:rFonts w:hint="default" w:ascii="Times New Roman" w:hAnsi="Times New Roman" w:cs="Times New Roman"/>
         </w:rPr>
-        <w:t>Figure 4.5  Deployment Diagram (Docker Compose)</w:t>
-      </w:r>
-      <w:r>
-        <w:rPr>
-          <w:rFonts w:hint="default" w:ascii="Times New Roman" w:hAnsi="Times New Roman" w:cs="Times New Roman"/>
-        </w:rPr>
+        <w:t>Figure 5.5  Deployment Diagram (Docker Compose)</w:t>
         <w:tab/>
-      </w:r>
-      <w:r>
-        <w:rPr>
-          <w:rFonts w:hint="default" w:ascii="Times New Roman" w:hAnsi="Times New Roman" w:cs="Times New Roman"/>
-        </w:rPr>
         <w:t>32</w:t>
+      </w:r>
+      <w:r>
+        <w:rPr>
+          <w:rFonts w:hint="default" w:ascii="Times New Roman" w:hAnsi="Times New Roman" w:cs="Times New Roman"/>
+        </w:rPr>
+      </w:r>
+      <w:r>
+        <w:rPr>
+          <w:rFonts w:hint="default" w:ascii="Times New Roman" w:hAnsi="Times New Roman" w:cs="Times New Roman"/>
+        </w:rPr>
       </w:r>
     </w:p>
     <w:p>
@@ -7158,19 +6740,19 @@
         <w:rPr>
           <w:rFonts w:hint="default" w:ascii="Times New Roman" w:hAnsi="Times New Roman" w:cs="Times New Roman"/>
         </w:rPr>
-        <w:t>Figure 5.1  Login Page</w:t>
-      </w:r>
-      <w:r>
-        <w:rPr>
-          <w:rFonts w:hint="default" w:ascii="Times New Roman" w:hAnsi="Times New Roman" w:cs="Times New Roman"/>
-        </w:rPr>
+        <w:t>Figure 6.1  Login Page</w:t>
         <w:tab/>
-      </w:r>
-      <w:r>
-        <w:rPr>
-          <w:rFonts w:hint="default" w:ascii="Times New Roman" w:hAnsi="Times New Roman" w:cs="Times New Roman"/>
-        </w:rPr>
         <w:t>38</w:t>
+      </w:r>
+      <w:r>
+        <w:rPr>
+          <w:rFonts w:hint="default" w:ascii="Times New Roman" w:hAnsi="Times New Roman" w:cs="Times New Roman"/>
+        </w:rPr>
+      </w:r>
+      <w:r>
+        <w:rPr>
+          <w:rFonts w:hint="default" w:ascii="Times New Roman" w:hAnsi="Times New Roman" w:cs="Times New Roman"/>
+        </w:rPr>
       </w:r>
     </w:p>
     <w:p>
@@ -7186,19 +6768,19 @@
         <w:rPr>
           <w:rFonts w:hint="default" w:ascii="Times New Roman" w:hAnsi="Times New Roman" w:cs="Times New Roman"/>
         </w:rPr>
-        <w:t>Figure 5.2  User Registration Page</w:t>
-      </w:r>
-      <w:r>
-        <w:rPr>
-          <w:rFonts w:hint="default" w:ascii="Times New Roman" w:hAnsi="Times New Roman" w:cs="Times New Roman"/>
-        </w:rPr>
+        <w:t>Figure 6.2  User Registration Page</w:t>
         <w:tab/>
-      </w:r>
-      <w:r>
-        <w:rPr>
-          <w:rFonts w:hint="default" w:ascii="Times New Roman" w:hAnsi="Times New Roman" w:cs="Times New Roman"/>
-        </w:rPr>
         <w:t>38</w:t>
+      </w:r>
+      <w:r>
+        <w:rPr>
+          <w:rFonts w:hint="default" w:ascii="Times New Roman" w:hAnsi="Times New Roman" w:cs="Times New Roman"/>
+        </w:rPr>
+      </w:r>
+      <w:r>
+        <w:rPr>
+          <w:rFonts w:hint="default" w:ascii="Times New Roman" w:hAnsi="Times New Roman" w:cs="Times New Roman"/>
+        </w:rPr>
       </w:r>
     </w:p>
     <w:p>
@@ -7214,19 +6796,19 @@
         <w:rPr>
           <w:rFonts w:hint="default" w:ascii="Times New Roman" w:hAnsi="Times New Roman" w:cs="Times New Roman"/>
         </w:rPr>
-        <w:t>Figure 5.3  Admin Login Portal</w:t>
-      </w:r>
-      <w:r>
-        <w:rPr>
-          <w:rFonts w:hint="default" w:ascii="Times New Roman" w:hAnsi="Times New Roman" w:cs="Times New Roman"/>
-        </w:rPr>
+        <w:t>Figure 6.3  Admin Login Portal</w:t>
         <w:tab/>
-      </w:r>
-      <w:r>
-        <w:rPr>
-          <w:rFonts w:hint="default" w:ascii="Times New Roman" w:hAnsi="Times New Roman" w:cs="Times New Roman"/>
-        </w:rPr>
         <w:t>38</w:t>
+      </w:r>
+      <w:r>
+        <w:rPr>
+          <w:rFonts w:hint="default" w:ascii="Times New Roman" w:hAnsi="Times New Roman" w:cs="Times New Roman"/>
+        </w:rPr>
+      </w:r>
+      <w:r>
+        <w:rPr>
+          <w:rFonts w:hint="default" w:ascii="Times New Roman" w:hAnsi="Times New Roman" w:cs="Times New Roman"/>
+        </w:rPr>
       </w:r>
     </w:p>
     <w:p>
@@ -7242,19 +6824,19 @@
         <w:rPr>
           <w:rFonts w:hint="default" w:ascii="Times New Roman" w:hAnsi="Times New Roman" w:cs="Times New Roman"/>
         </w:rPr>
-        <w:t>Figure 5.4  Administrator Dashboard</w:t>
-      </w:r>
-      <w:r>
-        <w:rPr>
-          <w:rFonts w:hint="default" w:ascii="Times New Roman" w:hAnsi="Times New Roman" w:cs="Times New Roman"/>
-        </w:rPr>
+        <w:t>Figure 6.4  Administrator Dashboard</w:t>
         <w:tab/>
-      </w:r>
-      <w:r>
-        <w:rPr>
-          <w:rFonts w:hint="default" w:ascii="Times New Roman" w:hAnsi="Times New Roman" w:cs="Times New Roman"/>
-        </w:rPr>
         <w:t>39</w:t>
+      </w:r>
+      <w:r>
+        <w:rPr>
+          <w:rFonts w:hint="default" w:ascii="Times New Roman" w:hAnsi="Times New Roman" w:cs="Times New Roman"/>
+        </w:rPr>
+      </w:r>
+      <w:r>
+        <w:rPr>
+          <w:rFonts w:hint="default" w:ascii="Times New Roman" w:hAnsi="Times New Roman" w:cs="Times New Roman"/>
+        </w:rPr>
       </w:r>
     </w:p>
     <w:p>
@@ -7270,19 +6852,19 @@
         <w:rPr>
           <w:rFonts w:hint="default" w:ascii="Times New Roman" w:hAnsi="Times New Roman" w:cs="Times New Roman"/>
         </w:rPr>
-        <w:t>Figure 5.5  User Dashboard</w:t>
-      </w:r>
-      <w:r>
-        <w:rPr>
-          <w:rFonts w:hint="default" w:ascii="Times New Roman" w:hAnsi="Times New Roman" w:cs="Times New Roman"/>
-        </w:rPr>
+        <w:t>Figure 6.5  User Dashboard</w:t>
         <w:tab/>
-      </w:r>
-      <w:r>
-        <w:rPr>
-          <w:rFonts w:hint="default" w:ascii="Times New Roman" w:hAnsi="Times New Roman" w:cs="Times New Roman"/>
-        </w:rPr>
         <w:t>39</w:t>
+      </w:r>
+      <w:r>
+        <w:rPr>
+          <w:rFonts w:hint="default" w:ascii="Times New Roman" w:hAnsi="Times New Roman" w:cs="Times New Roman"/>
+        </w:rPr>
+      </w:r>
+      <w:r>
+        <w:rPr>
+          <w:rFonts w:hint="default" w:ascii="Times New Roman" w:hAnsi="Times New Roman" w:cs="Times New Roman"/>
+        </w:rPr>
       </w:r>
     </w:p>
     <w:p>
@@ -7298,19 +6880,19 @@
         <w:rPr>
           <w:rFonts w:hint="default" w:ascii="Times New Roman" w:hAnsi="Times New Roman" w:cs="Times New Roman"/>
         </w:rPr>
-        <w:t>Figure 5.6  Cluster Management Page</w:t>
-      </w:r>
-      <w:r>
-        <w:rPr>
-          <w:rFonts w:hint="default" w:ascii="Times New Roman" w:hAnsi="Times New Roman" w:cs="Times New Roman"/>
-        </w:rPr>
+        <w:t>Figure 6.6  Cluster Management Page</w:t>
         <w:tab/>
-      </w:r>
-      <w:r>
-        <w:rPr>
-          <w:rFonts w:hint="default" w:ascii="Times New Roman" w:hAnsi="Times New Roman" w:cs="Times New Roman"/>
-        </w:rPr>
         <w:t>40</w:t>
+      </w:r>
+      <w:r>
+        <w:rPr>
+          <w:rFonts w:hint="default" w:ascii="Times New Roman" w:hAnsi="Times New Roman" w:cs="Times New Roman"/>
+        </w:rPr>
+      </w:r>
+      <w:r>
+        <w:rPr>
+          <w:rFonts w:hint="default" w:ascii="Times New Roman" w:hAnsi="Times New Roman" w:cs="Times New Roman"/>
+        </w:rPr>
       </w:r>
     </w:p>
     <w:p>
@@ -7326,19 +6908,19 @@
         <w:rPr>
           <w:rFonts w:hint="default" w:ascii="Times New Roman" w:hAnsi="Times New Roman" w:cs="Times New Roman"/>
         </w:rPr>
-        <w:t>Figure 5.7  Cluster Overview Page</w:t>
-      </w:r>
-      <w:r>
-        <w:rPr>
-          <w:rFonts w:hint="default" w:ascii="Times New Roman" w:hAnsi="Times New Roman" w:cs="Times New Roman"/>
-        </w:rPr>
+        <w:t>Figure 6.7  Cluster Overview Page</w:t>
         <w:tab/>
-      </w:r>
-      <w:r>
-        <w:rPr>
-          <w:rFonts w:hint="default" w:ascii="Times New Roman" w:hAnsi="Times New Roman" w:cs="Times New Roman"/>
-        </w:rPr>
         <w:t>41</w:t>
+      </w:r>
+      <w:r>
+        <w:rPr>
+          <w:rFonts w:hint="default" w:ascii="Times New Roman" w:hAnsi="Times New Roman" w:cs="Times New Roman"/>
+        </w:rPr>
+      </w:r>
+      <w:r>
+        <w:rPr>
+          <w:rFonts w:hint="default" w:ascii="Times New Roman" w:hAnsi="Times New Roman" w:cs="Times New Roman"/>
+        </w:rPr>
       </w:r>
     </w:p>
     <w:p>
@@ -7354,19 +6936,19 @@
         <w:rPr>
           <w:rFonts w:hint="default" w:ascii="Times New Roman" w:hAnsi="Times New Roman" w:cs="Times New Roman"/>
         </w:rPr>
-        <w:t>Figure 5.8  Workloads Page</w:t>
-      </w:r>
-      <w:r>
-        <w:rPr>
-          <w:rFonts w:hint="default" w:ascii="Times New Roman" w:hAnsi="Times New Roman" w:cs="Times New Roman"/>
-        </w:rPr>
+        <w:t>Figure 6.8  Workloads Page</w:t>
         <w:tab/>
-      </w:r>
-      <w:r>
-        <w:rPr>
-          <w:rFonts w:hint="default" w:ascii="Times New Roman" w:hAnsi="Times New Roman" w:cs="Times New Roman"/>
-        </w:rPr>
         <w:t>41</w:t>
+      </w:r>
+      <w:r>
+        <w:rPr>
+          <w:rFonts w:hint="default" w:ascii="Times New Roman" w:hAnsi="Times New Roman" w:cs="Times New Roman"/>
+        </w:rPr>
+      </w:r>
+      <w:r>
+        <w:rPr>
+          <w:rFonts w:hint="default" w:ascii="Times New Roman" w:hAnsi="Times New Roman" w:cs="Times New Roman"/>
+        </w:rPr>
       </w:r>
     </w:p>
     <w:p>
@@ -7382,19 +6964,19 @@
         <w:rPr>
           <w:rFonts w:hint="default" w:ascii="Times New Roman" w:hAnsi="Times New Roman" w:cs="Times New Roman"/>
         </w:rPr>
-        <w:t>Figure 5.9  Pods Management Page</w:t>
-      </w:r>
-      <w:r>
-        <w:rPr>
-          <w:rFonts w:hint="default" w:ascii="Times New Roman" w:hAnsi="Times New Roman" w:cs="Times New Roman"/>
-        </w:rPr>
+        <w:t>Figure 6.9  Pods Management Page</w:t>
         <w:tab/>
-      </w:r>
-      <w:r>
-        <w:rPr>
-          <w:rFonts w:hint="default" w:ascii="Times New Roman" w:hAnsi="Times New Roman" w:cs="Times New Roman"/>
-        </w:rPr>
         <w:t>42</w:t>
+      </w:r>
+      <w:r>
+        <w:rPr>
+          <w:rFonts w:hint="default" w:ascii="Times New Roman" w:hAnsi="Times New Roman" w:cs="Times New Roman"/>
+        </w:rPr>
+      </w:r>
+      <w:r>
+        <w:rPr>
+          <w:rFonts w:hint="default" w:ascii="Times New Roman" w:hAnsi="Times New Roman" w:cs="Times New Roman"/>
+        </w:rPr>
       </w:r>
     </w:p>
     <w:p>
@@ -7410,19 +6992,19 @@
         <w:rPr>
           <w:rFonts w:hint="default" w:ascii="Times New Roman" w:hAnsi="Times New Roman" w:cs="Times New Roman"/>
         </w:rPr>
-        <w:t>Figure 5.10  Nodes Page</w:t>
-      </w:r>
-      <w:r>
-        <w:rPr>
-          <w:rFonts w:hint="default" w:ascii="Times New Roman" w:hAnsi="Times New Roman" w:cs="Times New Roman"/>
-        </w:rPr>
+        <w:t>Figure 6.10  Nodes Page</w:t>
         <w:tab/>
-      </w:r>
-      <w:r>
-        <w:rPr>
-          <w:rFonts w:hint="default" w:ascii="Times New Roman" w:hAnsi="Times New Roman" w:cs="Times New Roman"/>
-        </w:rPr>
         <w:t>43</w:t>
+      </w:r>
+      <w:r>
+        <w:rPr>
+          <w:rFonts w:hint="default" w:ascii="Times New Roman" w:hAnsi="Times New Roman" w:cs="Times New Roman"/>
+        </w:rPr>
+      </w:r>
+      <w:r>
+        <w:rPr>
+          <w:rFonts w:hint="default" w:ascii="Times New Roman" w:hAnsi="Times New Roman" w:cs="Times New Roman"/>
+        </w:rPr>
       </w:r>
     </w:p>
     <w:p>
@@ -7438,19 +7020,19 @@
         <w:rPr>
           <w:rFonts w:hint="default" w:ascii="Times New Roman" w:hAnsi="Times New Roman" w:cs="Times New Roman"/>
         </w:rPr>
-        <w:t>Figure 5.11  Metrics Dashboard</w:t>
-      </w:r>
-      <w:r>
-        <w:rPr>
-          <w:rFonts w:hint="default" w:ascii="Times New Roman" w:hAnsi="Times New Roman" w:cs="Times New Roman"/>
-        </w:rPr>
+        <w:t>Figure 6.11  Metrics Dashboard</w:t>
         <w:tab/>
-      </w:r>
-      <w:r>
-        <w:rPr>
-          <w:rFonts w:hint="default" w:ascii="Times New Roman" w:hAnsi="Times New Roman" w:cs="Times New Roman"/>
-        </w:rPr>
         <w:t>43</w:t>
+      </w:r>
+      <w:r>
+        <w:rPr>
+          <w:rFonts w:hint="default" w:ascii="Times New Roman" w:hAnsi="Times New Roman" w:cs="Times New Roman"/>
+        </w:rPr>
+      </w:r>
+      <w:r>
+        <w:rPr>
+          <w:rFonts w:hint="default" w:ascii="Times New Roman" w:hAnsi="Times New Roman" w:cs="Times New Roman"/>
+        </w:rPr>
       </w:r>
     </w:p>
     <w:p>
@@ -7466,19 +7048,19 @@
         <w:rPr>
           <w:rFonts w:hint="default" w:ascii="Times New Roman" w:hAnsi="Times New Roman" w:cs="Times New Roman"/>
         </w:rPr>
-        <w:t>Figure 5.12  Observability Page</w:t>
-      </w:r>
-      <w:r>
-        <w:rPr>
-          <w:rFonts w:hint="default" w:ascii="Times New Roman" w:hAnsi="Times New Roman" w:cs="Times New Roman"/>
-        </w:rPr>
+        <w:t>Figure 6.12  Observability Page</w:t>
         <w:tab/>
-      </w:r>
-      <w:r>
-        <w:rPr>
-          <w:rFonts w:hint="default" w:ascii="Times New Roman" w:hAnsi="Times New Roman" w:cs="Times New Roman"/>
-        </w:rPr>
         <w:t>44</w:t>
+      </w:r>
+      <w:r>
+        <w:rPr>
+          <w:rFonts w:hint="default" w:ascii="Times New Roman" w:hAnsi="Times New Roman" w:cs="Times New Roman"/>
+        </w:rPr>
+      </w:r>
+      <w:r>
+        <w:rPr>
+          <w:rFonts w:hint="default" w:ascii="Times New Roman" w:hAnsi="Times New Roman" w:cs="Times New Roman"/>
+        </w:rPr>
       </w:r>
     </w:p>
     <w:p>
@@ -7494,19 +7076,19 @@
         <w:rPr>
           <w:rFonts w:hint="default" w:ascii="Times New Roman" w:hAnsi="Times New Roman" w:cs="Times New Roman"/>
         </w:rPr>
-        <w:t>Figure 5.13  Log Viewer Page</w:t>
-      </w:r>
-      <w:r>
-        <w:rPr>
-          <w:rFonts w:hint="default" w:ascii="Times New Roman" w:hAnsi="Times New Roman" w:cs="Times New Roman"/>
-        </w:rPr>
+        <w:t>Figure 6.13  Log Viewer Page</w:t>
         <w:tab/>
-      </w:r>
-      <w:r>
-        <w:rPr>
-          <w:rFonts w:hint="default" w:ascii="Times New Roman" w:hAnsi="Times New Roman" w:cs="Times New Roman"/>
-        </w:rPr>
         <w:t>45</w:t>
+      </w:r>
+      <w:r>
+        <w:rPr>
+          <w:rFonts w:hint="default" w:ascii="Times New Roman" w:hAnsi="Times New Roman" w:cs="Times New Roman"/>
+        </w:rPr>
+      </w:r>
+      <w:r>
+        <w:rPr>
+          <w:rFonts w:hint="default" w:ascii="Times New Roman" w:hAnsi="Times New Roman" w:cs="Times New Roman"/>
+        </w:rPr>
       </w:r>
     </w:p>
     <w:p>
@@ -7522,19 +7104,19 @@
         <w:rPr>
           <w:rFonts w:hint="default" w:ascii="Times New Roman" w:hAnsi="Times New Roman" w:cs="Times New Roman"/>
         </w:rPr>
-        <w:t>Figure 5.14  Root Cause Analysis Page</w:t>
-      </w:r>
-      <w:r>
-        <w:rPr>
-          <w:rFonts w:hint="default" w:ascii="Times New Roman" w:hAnsi="Times New Roman" w:cs="Times New Roman"/>
-        </w:rPr>
+        <w:t>Figure 6.14  Root Cause Analysis Page</w:t>
         <w:tab/>
-      </w:r>
-      <w:r>
-        <w:rPr>
-          <w:rFonts w:hint="default" w:ascii="Times New Roman" w:hAnsi="Times New Roman" w:cs="Times New Roman"/>
-        </w:rPr>
         <w:t>46</w:t>
+      </w:r>
+      <w:r>
+        <w:rPr>
+          <w:rFonts w:hint="default" w:ascii="Times New Roman" w:hAnsi="Times New Roman" w:cs="Times New Roman"/>
+        </w:rPr>
+      </w:r>
+      <w:r>
+        <w:rPr>
+          <w:rFonts w:hint="default" w:ascii="Times New Roman" w:hAnsi="Times New Roman" w:cs="Times New Roman"/>
+        </w:rPr>
       </w:r>
     </w:p>
     <w:p>
@@ -7550,19 +7132,19 @@
         <w:rPr>
           <w:rFonts w:hint="default" w:ascii="Times New Roman" w:hAnsi="Times New Roman" w:cs="Times New Roman"/>
         </w:rPr>
-        <w:t>Figure 5.15  Alerts Management Page</w:t>
-      </w:r>
-      <w:r>
-        <w:rPr>
-          <w:rFonts w:hint="default" w:ascii="Times New Roman" w:hAnsi="Times New Roman" w:cs="Times New Roman"/>
-        </w:rPr>
+        <w:t>Figure 6.15  Alerts Management Page</w:t>
         <w:tab/>
-      </w:r>
-      <w:r>
-        <w:rPr>
-          <w:rFonts w:hint="default" w:ascii="Times New Roman" w:hAnsi="Times New Roman" w:cs="Times New Roman"/>
-        </w:rPr>
         <w:t>47</w:t>
+      </w:r>
+      <w:r>
+        <w:rPr>
+          <w:rFonts w:hint="default" w:ascii="Times New Roman" w:hAnsi="Times New Roman" w:cs="Times New Roman"/>
+        </w:rPr>
+      </w:r>
+      <w:r>
+        <w:rPr>
+          <w:rFonts w:hint="default" w:ascii="Times New Roman" w:hAnsi="Times New Roman" w:cs="Times New Roman"/>
+        </w:rPr>
       </w:r>
     </w:p>
     <w:p>
@@ -7578,19 +7160,19 @@
         <w:rPr>
           <w:rFonts w:hint="default" w:ascii="Times New Roman" w:hAnsi="Times New Roman" w:cs="Times New Roman"/>
         </w:rPr>
-        <w:t>Figure 5.16  Settings Page</w:t>
-      </w:r>
-      <w:r>
-        <w:rPr>
-          <w:rFonts w:hint="default" w:ascii="Times New Roman" w:hAnsi="Times New Roman" w:cs="Times New Roman"/>
-        </w:rPr>
+        <w:t>Figure 6.16  Settings Page</w:t>
         <w:tab/>
-      </w:r>
-      <w:r>
-        <w:rPr>
-          <w:rFonts w:hint="default" w:ascii="Times New Roman" w:hAnsi="Times New Roman" w:cs="Times New Roman"/>
-        </w:rPr>
         <w:t>47</w:t>
+      </w:r>
+      <w:r>
+        <w:rPr>
+          <w:rFonts w:hint="default" w:ascii="Times New Roman" w:hAnsi="Times New Roman" w:cs="Times New Roman"/>
+        </w:rPr>
+      </w:r>
+      <w:r>
+        <w:rPr>
+          <w:rFonts w:hint="default" w:ascii="Times New Roman" w:hAnsi="Times New Roman" w:cs="Times New Roman"/>
+        </w:rPr>
       </w:r>
     </w:p>
     <w:p>
@@ -7606,19 +7188,19 @@
         <w:rPr>
           <w:rFonts w:hint="default" w:ascii="Times New Roman" w:hAnsi="Times New Roman" w:cs="Times New Roman"/>
         </w:rPr>
-        <w:t>Figure 5.17  Help Center Page</w:t>
-      </w:r>
-      <w:r>
-        <w:rPr>
-          <w:rFonts w:hint="default" w:ascii="Times New Roman" w:hAnsi="Times New Roman" w:cs="Times New Roman"/>
-        </w:rPr>
+        <w:t>Figure 6.17  Help Center Page</w:t>
         <w:tab/>
-      </w:r>
-      <w:r>
-        <w:rPr>
-          <w:rFonts w:hint="default" w:ascii="Times New Roman" w:hAnsi="Times New Roman" w:cs="Times New Roman"/>
-        </w:rPr>
         <w:t>48</w:t>
+      </w:r>
+      <w:r>
+        <w:rPr>
+          <w:rFonts w:hint="default" w:ascii="Times New Roman" w:hAnsi="Times New Roman" w:cs="Times New Roman"/>
+        </w:rPr>
+      </w:r>
+      <w:r>
+        <w:rPr>
+          <w:rFonts w:hint="default" w:ascii="Times New Roman" w:hAnsi="Times New Roman" w:cs="Times New Roman"/>
+        </w:rPr>
       </w:r>
     </w:p>
     <w:p>
@@ -7819,18 +7401,18 @@
           <w:rFonts w:hint="default" w:ascii="Times New Roman" w:hAnsi="Times New Roman" w:cs="Times New Roman"/>
         </w:rPr>
         <w:t>Table 2.1  Comparison of Kubernetes Monitoring Solutions</w:t>
-      </w:r>
-      <w:r>
-        <w:rPr>
-          <w:rFonts w:hint="default" w:ascii="Times New Roman" w:hAnsi="Times New Roman" w:cs="Times New Roman"/>
-        </w:rPr>
         <w:tab/>
-      </w:r>
-      <w:r>
-        <w:rPr>
-          <w:rFonts w:hint="default" w:ascii="Times New Roman" w:hAnsi="Times New Roman" w:cs="Times New Roman"/>
-        </w:rPr>
         <w:t>10</w:t>
+      </w:r>
+      <w:r>
+        <w:rPr>
+          <w:rFonts w:hint="default" w:ascii="Times New Roman" w:hAnsi="Times New Roman" w:cs="Times New Roman"/>
+        </w:rPr>
+      </w:r>
+      <w:r>
+        <w:rPr>
+          <w:rFonts w:hint="default" w:ascii="Times New Roman" w:hAnsi="Times New Roman" w:cs="Times New Roman"/>
+        </w:rPr>
       </w:r>
     </w:p>
     <w:p>
@@ -7846,19 +7428,19 @@
         <w:rPr>
           <w:rFonts w:hint="default" w:ascii="Times New Roman" w:hAnsi="Times New Roman" w:cs="Times New Roman"/>
         </w:rPr>
-        <w:t>Table 3.1  Functional Requirements Summary</w:t>
-      </w:r>
-      <w:r>
-        <w:rPr>
-          <w:rFonts w:hint="default" w:ascii="Times New Roman" w:hAnsi="Times New Roman" w:cs="Times New Roman"/>
-        </w:rPr>
+        <w:t>Table 4.1  Functional Requirements Summary</w:t>
         <w:tab/>
-      </w:r>
-      <w:r>
-        <w:rPr>
-          <w:rFonts w:hint="default" w:ascii="Times New Roman" w:hAnsi="Times New Roman" w:cs="Times New Roman"/>
-        </w:rPr>
         <w:t>13</w:t>
+      </w:r>
+      <w:r>
+        <w:rPr>
+          <w:rFonts w:hint="default" w:ascii="Times New Roman" w:hAnsi="Times New Roman" w:cs="Times New Roman"/>
+        </w:rPr>
+      </w:r>
+      <w:r>
+        <w:rPr>
+          <w:rFonts w:hint="default" w:ascii="Times New Roman" w:hAnsi="Times New Roman" w:cs="Times New Roman"/>
+        </w:rPr>
       </w:r>
     </w:p>
     <w:p>
@@ -7874,19 +7456,19 @@
         <w:rPr>
           <w:rFonts w:hint="default" w:ascii="Times New Roman" w:hAnsi="Times New Roman" w:cs="Times New Roman"/>
         </w:rPr>
-        <w:t>Table 3.2  Non-Functional Requirements</w:t>
-      </w:r>
-      <w:r>
-        <w:rPr>
-          <w:rFonts w:hint="default" w:ascii="Times New Roman" w:hAnsi="Times New Roman" w:cs="Times New Roman"/>
-        </w:rPr>
+        <w:t>Table 4.2  Non-Functional Requirements</w:t>
         <w:tab/>
-      </w:r>
-      <w:r>
-        <w:rPr>
-          <w:rFonts w:hint="default" w:ascii="Times New Roman" w:hAnsi="Times New Roman" w:cs="Times New Roman"/>
-        </w:rPr>
         <w:t>14</w:t>
+      </w:r>
+      <w:r>
+        <w:rPr>
+          <w:rFonts w:hint="default" w:ascii="Times New Roman" w:hAnsi="Times New Roman" w:cs="Times New Roman"/>
+        </w:rPr>
+      </w:r>
+      <w:r>
+        <w:rPr>
+          <w:rFonts w:hint="default" w:ascii="Times New Roman" w:hAnsi="Times New Roman" w:cs="Times New Roman"/>
+        </w:rPr>
       </w:r>
     </w:p>
     <w:p>
@@ -7902,19 +7484,19 @@
         <w:rPr>
           <w:rFonts w:hint="default" w:ascii="Times New Roman" w:hAnsi="Times New Roman" w:cs="Times New Roman"/>
         </w:rPr>
-        <w:t>Table 3.3  Use Case: User Login</w:t>
-      </w:r>
-      <w:r>
-        <w:rPr>
-          <w:rFonts w:hint="default" w:ascii="Times New Roman" w:hAnsi="Times New Roman" w:cs="Times New Roman"/>
-        </w:rPr>
+        <w:t>Table 4.3  Use Case: User Login</w:t>
         <w:tab/>
-      </w:r>
-      <w:r>
-        <w:rPr>
-          <w:rFonts w:hint="default" w:ascii="Times New Roman" w:hAnsi="Times New Roman" w:cs="Times New Roman"/>
-        </w:rPr>
         <w:t>14</w:t>
+      </w:r>
+      <w:r>
+        <w:rPr>
+          <w:rFonts w:hint="default" w:ascii="Times New Roman" w:hAnsi="Times New Roman" w:cs="Times New Roman"/>
+        </w:rPr>
+      </w:r>
+      <w:r>
+        <w:rPr>
+          <w:rFonts w:hint="default" w:ascii="Times New Roman" w:hAnsi="Times New Roman" w:cs="Times New Roman"/>
+        </w:rPr>
       </w:r>
     </w:p>
     <w:p>
@@ -7930,19 +7512,19 @@
         <w:rPr>
           <w:rFonts w:hint="default" w:ascii="Times New Roman" w:hAnsi="Times New Roman" w:cs="Times New Roman"/>
         </w:rPr>
-        <w:t>Table 3.4  Use Case: Register Account</w:t>
-      </w:r>
-      <w:r>
-        <w:rPr>
-          <w:rFonts w:hint="default" w:ascii="Times New Roman" w:hAnsi="Times New Roman" w:cs="Times New Roman"/>
-        </w:rPr>
+        <w:t>Table 4.4  Use Case: Register Account</w:t>
         <w:tab/>
-      </w:r>
-      <w:r>
-        <w:rPr>
-          <w:rFonts w:hint="default" w:ascii="Times New Roman" w:hAnsi="Times New Roman" w:cs="Times New Roman"/>
-        </w:rPr>
         <w:t>14</w:t>
+      </w:r>
+      <w:r>
+        <w:rPr>
+          <w:rFonts w:hint="default" w:ascii="Times New Roman" w:hAnsi="Times New Roman" w:cs="Times New Roman"/>
+        </w:rPr>
+      </w:r>
+      <w:r>
+        <w:rPr>
+          <w:rFonts w:hint="default" w:ascii="Times New Roman" w:hAnsi="Times New Roman" w:cs="Times New Roman"/>
+        </w:rPr>
       </w:r>
     </w:p>
     <w:p>
@@ -7958,19 +7540,19 @@
         <w:rPr>
           <w:rFonts w:hint="default" w:ascii="Times New Roman" w:hAnsi="Times New Roman" w:cs="Times New Roman"/>
         </w:rPr>
-        <w:t>Table 3.5  Use Case: Manage Users (Admin)</w:t>
-      </w:r>
-      <w:r>
-        <w:rPr>
-          <w:rFonts w:hint="default" w:ascii="Times New Roman" w:hAnsi="Times New Roman" w:cs="Times New Roman"/>
-        </w:rPr>
+        <w:t>Table 4.5  Use Case: Manage Users (Admin)</w:t>
         <w:tab/>
-      </w:r>
-      <w:r>
-        <w:rPr>
-          <w:rFonts w:hint="default" w:ascii="Times New Roman" w:hAnsi="Times New Roman" w:cs="Times New Roman"/>
-        </w:rPr>
         <w:t>15</w:t>
+      </w:r>
+      <w:r>
+        <w:rPr>
+          <w:rFonts w:hint="default" w:ascii="Times New Roman" w:hAnsi="Times New Roman" w:cs="Times New Roman"/>
+        </w:rPr>
+      </w:r>
+      <w:r>
+        <w:rPr>
+          <w:rFonts w:hint="default" w:ascii="Times New Roman" w:hAnsi="Times New Roman" w:cs="Times New Roman"/>
+        </w:rPr>
       </w:r>
     </w:p>
     <w:p>
@@ -7986,19 +7568,19 @@
         <w:rPr>
           <w:rFonts w:hint="default" w:ascii="Times New Roman" w:hAnsi="Times New Roman" w:cs="Times New Roman"/>
         </w:rPr>
-        <w:t>Table 3.6  Use Case: Add Cluster</w:t>
-      </w:r>
-      <w:r>
-        <w:rPr>
-          <w:rFonts w:hint="default" w:ascii="Times New Roman" w:hAnsi="Times New Roman" w:cs="Times New Roman"/>
-        </w:rPr>
+        <w:t>Table 4.6  Use Case: Add Cluster</w:t>
         <w:tab/>
-      </w:r>
-      <w:r>
-        <w:rPr>
-          <w:rFonts w:hint="default" w:ascii="Times New Roman" w:hAnsi="Times New Roman" w:cs="Times New Roman"/>
-        </w:rPr>
         <w:t>15</w:t>
+      </w:r>
+      <w:r>
+        <w:rPr>
+          <w:rFonts w:hint="default" w:ascii="Times New Roman" w:hAnsi="Times New Roman" w:cs="Times New Roman"/>
+        </w:rPr>
+      </w:r>
+      <w:r>
+        <w:rPr>
+          <w:rFonts w:hint="default" w:ascii="Times New Roman" w:hAnsi="Times New Roman" w:cs="Times New Roman"/>
+        </w:rPr>
       </w:r>
     </w:p>
     <w:p>
@@ -8014,19 +7596,19 @@
         <w:rPr>
           <w:rFonts w:hint="default" w:ascii="Times New Roman" w:hAnsi="Times New Roman" w:cs="Times New Roman"/>
         </w:rPr>
-        <w:t>Table 3.7  Use Case: Monitor Cluster Resources</w:t>
-      </w:r>
-      <w:r>
-        <w:rPr>
-          <w:rFonts w:hint="default" w:ascii="Times New Roman" w:hAnsi="Times New Roman" w:cs="Times New Roman"/>
-        </w:rPr>
+        <w:t>Table 4.7  Use Case: Monitor Cluster Resources</w:t>
         <w:tab/>
-      </w:r>
-      <w:r>
-        <w:rPr>
-          <w:rFonts w:hint="default" w:ascii="Times New Roman" w:hAnsi="Times New Roman" w:cs="Times New Roman"/>
-        </w:rPr>
         <w:t>16</w:t>
+      </w:r>
+      <w:r>
+        <w:rPr>
+          <w:rFonts w:hint="default" w:ascii="Times New Roman" w:hAnsi="Times New Roman" w:cs="Times New Roman"/>
+        </w:rPr>
+      </w:r>
+      <w:r>
+        <w:rPr>
+          <w:rFonts w:hint="default" w:ascii="Times New Roman" w:hAnsi="Times New Roman" w:cs="Times New Roman"/>
+        </w:rPr>
       </w:r>
     </w:p>
     <w:p>
@@ -8042,19 +7624,19 @@
         <w:rPr>
           <w:rFonts w:hint="default" w:ascii="Times New Roman" w:hAnsi="Times New Roman" w:cs="Times New Roman"/>
         </w:rPr>
-        <w:t>Table 3.8  Use Case: View Pod Logs</w:t>
-      </w:r>
-      <w:r>
-        <w:rPr>
-          <w:rFonts w:hint="default" w:ascii="Times New Roman" w:hAnsi="Times New Roman" w:cs="Times New Roman"/>
-        </w:rPr>
+        <w:t>Table 4.8  Use Case: View Pod Logs</w:t>
         <w:tab/>
-      </w:r>
-      <w:r>
-        <w:rPr>
-          <w:rFonts w:hint="default" w:ascii="Times New Roman" w:hAnsi="Times New Roman" w:cs="Times New Roman"/>
-        </w:rPr>
         <w:t>16</w:t>
+      </w:r>
+      <w:r>
+        <w:rPr>
+          <w:rFonts w:hint="default" w:ascii="Times New Roman" w:hAnsi="Times New Roman" w:cs="Times New Roman"/>
+        </w:rPr>
+      </w:r>
+      <w:r>
+        <w:rPr>
+          <w:rFonts w:hint="default" w:ascii="Times New Roman" w:hAnsi="Times New Roman" w:cs="Times New Roman"/>
+        </w:rPr>
       </w:r>
     </w:p>
     <w:p>
@@ -8070,19 +7652,19 @@
         <w:rPr>
           <w:rFonts w:hint="default" w:ascii="Times New Roman" w:hAnsi="Times New Roman" w:cs="Times New Roman"/>
         </w:rPr>
-        <w:t>Table 3.9  Use Case: Detect Anomalies</w:t>
-      </w:r>
-      <w:r>
-        <w:rPr>
-          <w:rFonts w:hint="default" w:ascii="Times New Roman" w:hAnsi="Times New Roman" w:cs="Times New Roman"/>
-        </w:rPr>
+        <w:t>Table 4.9  Use Case: Detect Anomalies</w:t>
         <w:tab/>
-      </w:r>
-      <w:r>
-        <w:rPr>
-          <w:rFonts w:hint="default" w:ascii="Times New Roman" w:hAnsi="Times New Roman" w:cs="Times New Roman"/>
-        </w:rPr>
         <w:t>17</w:t>
+      </w:r>
+      <w:r>
+        <w:rPr>
+          <w:rFonts w:hint="default" w:ascii="Times New Roman" w:hAnsi="Times New Roman" w:cs="Times New Roman"/>
+        </w:rPr>
+      </w:r>
+      <w:r>
+        <w:rPr>
+          <w:rFonts w:hint="default" w:ascii="Times New Roman" w:hAnsi="Times New Roman" w:cs="Times New Roman"/>
+        </w:rPr>
       </w:r>
     </w:p>
     <w:p>
@@ -8098,19 +7680,19 @@
         <w:rPr>
           <w:rFonts w:hint="default" w:ascii="Times New Roman" w:hAnsi="Times New Roman" w:cs="Times New Roman"/>
         </w:rPr>
-        <w:t>Table 3.10  Use Case: Manage Alert Rules</w:t>
-      </w:r>
-      <w:r>
-        <w:rPr>
-          <w:rFonts w:hint="default" w:ascii="Times New Roman" w:hAnsi="Times New Roman" w:cs="Times New Roman"/>
-        </w:rPr>
+        <w:t>Table 4.10  Use Case: Manage Alert Rules</w:t>
         <w:tab/>
-      </w:r>
-      <w:r>
-        <w:rPr>
-          <w:rFonts w:hint="default" w:ascii="Times New Roman" w:hAnsi="Times New Roman" w:cs="Times New Roman"/>
-        </w:rPr>
         <w:t>17</w:t>
+      </w:r>
+      <w:r>
+        <w:rPr>
+          <w:rFonts w:hint="default" w:ascii="Times New Roman" w:hAnsi="Times New Roman" w:cs="Times New Roman"/>
+        </w:rPr>
+      </w:r>
+      <w:r>
+        <w:rPr>
+          <w:rFonts w:hint="default" w:ascii="Times New Roman" w:hAnsi="Times New Roman" w:cs="Times New Roman"/>
+        </w:rPr>
       </w:r>
     </w:p>
     <w:p>
@@ -8126,19 +7708,19 @@
         <w:rPr>
           <w:rFonts w:hint="default" w:ascii="Times New Roman" w:hAnsi="Times New Roman" w:cs="Times New Roman"/>
         </w:rPr>
-        <w:t>Table 4.1  Backend Technology Stack</w:t>
-      </w:r>
-      <w:r>
-        <w:rPr>
-          <w:rFonts w:hint="default" w:ascii="Times New Roman" w:hAnsi="Times New Roman" w:cs="Times New Roman"/>
-        </w:rPr>
+        <w:t>Table 5.1  Backend Technology Stack</w:t>
         <w:tab/>
-      </w:r>
-      <w:r>
-        <w:rPr>
-          <w:rFonts w:hint="default" w:ascii="Times New Roman" w:hAnsi="Times New Roman" w:cs="Times New Roman"/>
-        </w:rPr>
         <w:t>21</w:t>
+      </w:r>
+      <w:r>
+        <w:rPr>
+          <w:rFonts w:hint="default" w:ascii="Times New Roman" w:hAnsi="Times New Roman" w:cs="Times New Roman"/>
+        </w:rPr>
+      </w:r>
+      <w:r>
+        <w:rPr>
+          <w:rFonts w:hint="default" w:ascii="Times New Roman" w:hAnsi="Times New Roman" w:cs="Times New Roman"/>
+        </w:rPr>
       </w:r>
     </w:p>
     <w:p>
@@ -8154,19 +7736,19 @@
         <w:rPr>
           <w:rFonts w:hint="default" w:ascii="Times New Roman" w:hAnsi="Times New Roman" w:cs="Times New Roman"/>
         </w:rPr>
-        <w:t>Table 4.2  Frontend Technology Stack</w:t>
-      </w:r>
-      <w:r>
-        <w:rPr>
-          <w:rFonts w:hint="default" w:ascii="Times New Roman" w:hAnsi="Times New Roman" w:cs="Times New Roman"/>
-        </w:rPr>
+        <w:t>Table 5.2  Frontend Technology Stack</w:t>
         <w:tab/>
-      </w:r>
-      <w:r>
-        <w:rPr>
-          <w:rFonts w:hint="default" w:ascii="Times New Roman" w:hAnsi="Times New Roman" w:cs="Times New Roman"/>
-        </w:rPr>
         <w:t>21</w:t>
+      </w:r>
+      <w:r>
+        <w:rPr>
+          <w:rFonts w:hint="default" w:ascii="Times New Roman" w:hAnsi="Times New Roman" w:cs="Times New Roman"/>
+        </w:rPr>
+      </w:r>
+      <w:r>
+        <w:rPr>
+          <w:rFonts w:hint="default" w:ascii="Times New Roman" w:hAnsi="Times New Roman" w:cs="Times New Roman"/>
+        </w:rPr>
       </w:r>
     </w:p>
     <w:p>
@@ -8182,19 +7764,19 @@
         <w:rPr>
           <w:rFonts w:hint="default" w:ascii="Times New Roman" w:hAnsi="Times New Roman" w:cs="Times New Roman"/>
         </w:rPr>
-        <w:t>Table 4.3  User Table Schema (users)</w:t>
-      </w:r>
-      <w:r>
-        <w:rPr>
-          <w:rFonts w:hint="default" w:ascii="Times New Roman" w:hAnsi="Times New Roman" w:cs="Times New Roman"/>
-        </w:rPr>
+        <w:t>Table 5.3  User Table Schema (users)</w:t>
         <w:tab/>
-      </w:r>
-      <w:r>
-        <w:rPr>
-          <w:rFonts w:hint="default" w:ascii="Times New Roman" w:hAnsi="Times New Roman" w:cs="Times New Roman"/>
-        </w:rPr>
         <w:t>22</w:t>
+      </w:r>
+      <w:r>
+        <w:rPr>
+          <w:rFonts w:hint="default" w:ascii="Times New Roman" w:hAnsi="Times New Roman" w:cs="Times New Roman"/>
+        </w:rPr>
+      </w:r>
+      <w:r>
+        <w:rPr>
+          <w:rFonts w:hint="default" w:ascii="Times New Roman" w:hAnsi="Times New Roman" w:cs="Times New Roman"/>
+        </w:rPr>
       </w:r>
     </w:p>
     <w:p>
@@ -8210,19 +7792,19 @@
         <w:rPr>
           <w:rFonts w:hint="default" w:ascii="Times New Roman" w:hAnsi="Times New Roman" w:cs="Times New Roman"/>
         </w:rPr>
-        <w:t>Table 4.4  Cluster Table Schema (clusters)</w:t>
-      </w:r>
-      <w:r>
-        <w:rPr>
-          <w:rFonts w:hint="default" w:ascii="Times New Roman" w:hAnsi="Times New Roman" w:cs="Times New Roman"/>
-        </w:rPr>
+        <w:t>Table 5.4  Cluster Table Schema (clusters)</w:t>
         <w:tab/>
-      </w:r>
-      <w:r>
-        <w:rPr>
-          <w:rFonts w:hint="default" w:ascii="Times New Roman" w:hAnsi="Times New Roman" w:cs="Times New Roman"/>
-        </w:rPr>
         <w:t>22</w:t>
+      </w:r>
+      <w:r>
+        <w:rPr>
+          <w:rFonts w:hint="default" w:ascii="Times New Roman" w:hAnsi="Times New Roman" w:cs="Times New Roman"/>
+        </w:rPr>
+      </w:r>
+      <w:r>
+        <w:rPr>
+          <w:rFonts w:hint="default" w:ascii="Times New Roman" w:hAnsi="Times New Roman" w:cs="Times New Roman"/>
+        </w:rPr>
       </w:r>
     </w:p>
     <w:p>
@@ -8238,19 +7820,19 @@
         <w:rPr>
           <w:rFonts w:hint="default" w:ascii="Times New Roman" w:hAnsi="Times New Roman" w:cs="Times New Roman"/>
         </w:rPr>
-        <w:t>Table 4.5  Audit Log Table Schema (audit_logs)</w:t>
-      </w:r>
-      <w:r>
-        <w:rPr>
-          <w:rFonts w:hint="default" w:ascii="Times New Roman" w:hAnsi="Times New Roman" w:cs="Times New Roman"/>
-        </w:rPr>
+        <w:t>Table 5.5  Audit Log Table Schema (audit_logs)</w:t>
         <w:tab/>
-      </w:r>
-      <w:r>
-        <w:rPr>
-          <w:rFonts w:hint="default" w:ascii="Times New Roman" w:hAnsi="Times New Roman" w:cs="Times New Roman"/>
-        </w:rPr>
         <w:t>22</w:t>
+      </w:r>
+      <w:r>
+        <w:rPr>
+          <w:rFonts w:hint="default" w:ascii="Times New Roman" w:hAnsi="Times New Roman" w:cs="Times New Roman"/>
+        </w:rPr>
+      </w:r>
+      <w:r>
+        <w:rPr>
+          <w:rFonts w:hint="default" w:ascii="Times New Roman" w:hAnsi="Times New Roman" w:cs="Times New Roman"/>
+        </w:rPr>
       </w:r>
     </w:p>
     <w:p>
@@ -8266,19 +7848,19 @@
         <w:rPr>
           <w:rFonts w:hint="default" w:ascii="Times New Roman" w:hAnsi="Times New Roman" w:cs="Times New Roman"/>
         </w:rPr>
-        <w:t>Table 4.6  Authentication API Endpoints</w:t>
-      </w:r>
-      <w:r>
-        <w:rPr>
-          <w:rFonts w:hint="default" w:ascii="Times New Roman" w:hAnsi="Times New Roman" w:cs="Times New Roman"/>
-        </w:rPr>
+        <w:t>Table 5.6  Authentication API Endpoints</w:t>
         <w:tab/>
-      </w:r>
-      <w:r>
-        <w:rPr>
-          <w:rFonts w:hint="default" w:ascii="Times New Roman" w:hAnsi="Times New Roman" w:cs="Times New Roman"/>
-        </w:rPr>
         <w:t>24</w:t>
+      </w:r>
+      <w:r>
+        <w:rPr>
+          <w:rFonts w:hint="default" w:ascii="Times New Roman" w:hAnsi="Times New Roman" w:cs="Times New Roman"/>
+        </w:rPr>
+      </w:r>
+      <w:r>
+        <w:rPr>
+          <w:rFonts w:hint="default" w:ascii="Times New Roman" w:hAnsi="Times New Roman" w:cs="Times New Roman"/>
+        </w:rPr>
       </w:r>
     </w:p>
     <w:p>
@@ -8294,19 +7876,19 @@
         <w:rPr>
           <w:rFonts w:hint="default" w:ascii="Times New Roman" w:hAnsi="Times New Roman" w:cs="Times New Roman"/>
         </w:rPr>
-        <w:t>Table 4.7  Cluster Management API Endpoints</w:t>
-      </w:r>
-      <w:r>
-        <w:rPr>
-          <w:rFonts w:hint="default" w:ascii="Times New Roman" w:hAnsi="Times New Roman" w:cs="Times New Roman"/>
-        </w:rPr>
+        <w:t>Table 5.7  Cluster Management API Endpoints</w:t>
         <w:tab/>
-      </w:r>
-      <w:r>
-        <w:rPr>
-          <w:rFonts w:hint="default" w:ascii="Times New Roman" w:hAnsi="Times New Roman" w:cs="Times New Roman"/>
-        </w:rPr>
         <w:t>24</w:t>
+      </w:r>
+      <w:r>
+        <w:rPr>
+          <w:rFonts w:hint="default" w:ascii="Times New Roman" w:hAnsi="Times New Roman" w:cs="Times New Roman"/>
+        </w:rPr>
+      </w:r>
+      <w:r>
+        <w:rPr>
+          <w:rFonts w:hint="default" w:ascii="Times New Roman" w:hAnsi="Times New Roman" w:cs="Times New Roman"/>
+        </w:rPr>
       </w:r>
     </w:p>
     <w:p>
@@ -8322,19 +7904,19 @@
         <w:rPr>
           <w:rFonts w:hint="default" w:ascii="Times New Roman" w:hAnsi="Times New Roman" w:cs="Times New Roman"/>
         </w:rPr>
-        <w:t>Table 4.8  Cluster Monitoring API Endpoints</w:t>
-      </w:r>
-      <w:r>
-        <w:rPr>
-          <w:rFonts w:hint="default" w:ascii="Times New Roman" w:hAnsi="Times New Roman" w:cs="Times New Roman"/>
-        </w:rPr>
+        <w:t>Table 5.8  Cluster Monitoring API Endpoints</w:t>
         <w:tab/>
-      </w:r>
-      <w:r>
-        <w:rPr>
-          <w:rFonts w:hint="default" w:ascii="Times New Roman" w:hAnsi="Times New Roman" w:cs="Times New Roman"/>
-        </w:rPr>
         <w:t>24</w:t>
+      </w:r>
+      <w:r>
+        <w:rPr>
+          <w:rFonts w:hint="default" w:ascii="Times New Roman" w:hAnsi="Times New Roman" w:cs="Times New Roman"/>
+        </w:rPr>
+      </w:r>
+      <w:r>
+        <w:rPr>
+          <w:rFonts w:hint="default" w:ascii="Times New Roman" w:hAnsi="Times New Roman" w:cs="Times New Roman"/>
+        </w:rPr>
       </w:r>
     </w:p>
     <w:p>
@@ -8350,19 +7932,19 @@
         <w:rPr>
           <w:rFonts w:hint="default" w:ascii="Times New Roman" w:hAnsi="Times New Roman" w:cs="Times New Roman"/>
         </w:rPr>
-        <w:t>Table 4.9  Metrics and Anomaly Detection API Endpoints</w:t>
-      </w:r>
-      <w:r>
-        <w:rPr>
-          <w:rFonts w:hint="default" w:ascii="Times New Roman" w:hAnsi="Times New Roman" w:cs="Times New Roman"/>
-        </w:rPr>
+        <w:t>Table 5.9  Metrics and Anomaly Detection API Endpoints</w:t>
         <w:tab/>
-      </w:r>
-      <w:r>
-        <w:rPr>
-          <w:rFonts w:hint="default" w:ascii="Times New Roman" w:hAnsi="Times New Roman" w:cs="Times New Roman"/>
-        </w:rPr>
         <w:t>25</w:t>
+      </w:r>
+      <w:r>
+        <w:rPr>
+          <w:rFonts w:hint="default" w:ascii="Times New Roman" w:hAnsi="Times New Roman" w:cs="Times New Roman"/>
+        </w:rPr>
+      </w:r>
+      <w:r>
+        <w:rPr>
+          <w:rFonts w:hint="default" w:ascii="Times New Roman" w:hAnsi="Times New Roman" w:cs="Times New Roman"/>
+        </w:rPr>
       </w:r>
     </w:p>
     <w:p>
@@ -8378,19 +7960,19 @@
         <w:rPr>
           <w:rFonts w:hint="default" w:ascii="Times New Roman" w:hAnsi="Times New Roman" w:cs="Times New Roman"/>
         </w:rPr>
-        <w:t>Table 4.10  Log Management API Endpoints</w:t>
-      </w:r>
-      <w:r>
-        <w:rPr>
-          <w:rFonts w:hint="default" w:ascii="Times New Roman" w:hAnsi="Times New Roman" w:cs="Times New Roman"/>
-        </w:rPr>
+        <w:t>Table 5.10  Log Management API Endpoints</w:t>
         <w:tab/>
-      </w:r>
-      <w:r>
-        <w:rPr>
-          <w:rFonts w:hint="default" w:ascii="Times New Roman" w:hAnsi="Times New Roman" w:cs="Times New Roman"/>
-        </w:rPr>
         <w:t>25</w:t>
+      </w:r>
+      <w:r>
+        <w:rPr>
+          <w:rFonts w:hint="default" w:ascii="Times New Roman" w:hAnsi="Times New Roman" w:cs="Times New Roman"/>
+        </w:rPr>
+      </w:r>
+      <w:r>
+        <w:rPr>
+          <w:rFonts w:hint="default" w:ascii="Times New Roman" w:hAnsi="Times New Roman" w:cs="Times New Roman"/>
+        </w:rPr>
       </w:r>
     </w:p>
     <w:p>
@@ -8406,19 +7988,19 @@
         <w:rPr>
           <w:rFonts w:hint="default" w:ascii="Times New Roman" w:hAnsi="Times New Roman" w:cs="Times New Roman"/>
         </w:rPr>
-        <w:t>Table 4.11  Alert Management API Endpoints</w:t>
-      </w:r>
-      <w:r>
-        <w:rPr>
-          <w:rFonts w:hint="default" w:ascii="Times New Roman" w:hAnsi="Times New Roman" w:cs="Times New Roman"/>
-        </w:rPr>
+        <w:t>Table 5.11  Alert Management API Endpoints</w:t>
         <w:tab/>
-      </w:r>
-      <w:r>
-        <w:rPr>
-          <w:rFonts w:hint="default" w:ascii="Times New Roman" w:hAnsi="Times New Roman" w:cs="Times New Roman"/>
-        </w:rPr>
         <w:t>26</w:t>
+      </w:r>
+      <w:r>
+        <w:rPr>
+          <w:rFonts w:hint="default" w:ascii="Times New Roman" w:hAnsi="Times New Roman" w:cs="Times New Roman"/>
+        </w:rPr>
+      </w:r>
+      <w:r>
+        <w:rPr>
+          <w:rFonts w:hint="default" w:ascii="Times New Roman" w:hAnsi="Times New Roman" w:cs="Times New Roman"/>
+        </w:rPr>
       </w:r>
     </w:p>
     <w:p>
@@ -8434,19 +8016,19 @@
         <w:rPr>
           <w:rFonts w:hint="default" w:ascii="Times New Roman" w:hAnsi="Times New Roman" w:cs="Times New Roman"/>
         </w:rPr>
-        <w:t>Table 4.12  Namespace API Endpoints</w:t>
-      </w:r>
-      <w:r>
-        <w:rPr>
-          <w:rFonts w:hint="default" w:ascii="Times New Roman" w:hAnsi="Times New Roman" w:cs="Times New Roman"/>
-        </w:rPr>
+        <w:t>Table 5.12  Namespace API Endpoints</w:t>
         <w:tab/>
-      </w:r>
-      <w:r>
-        <w:rPr>
-          <w:rFonts w:hint="default" w:ascii="Times New Roman" w:hAnsi="Times New Roman" w:cs="Times New Roman"/>
-        </w:rPr>
         <w:t>26</w:t>
+      </w:r>
+      <w:r>
+        <w:rPr>
+          <w:rFonts w:hint="default" w:ascii="Times New Roman" w:hAnsi="Times New Roman" w:cs="Times New Roman"/>
+        </w:rPr>
+      </w:r>
+      <w:r>
+        <w:rPr>
+          <w:rFonts w:hint="default" w:ascii="Times New Roman" w:hAnsi="Times New Roman" w:cs="Times New Roman"/>
+        </w:rPr>
       </w:r>
     </w:p>
     <w:p>
@@ -8462,19 +8044,19 @@
         <w:rPr>
           <w:rFonts w:hint="default" w:ascii="Times New Roman" w:hAnsi="Times New Roman" w:cs="Times New Roman"/>
         </w:rPr>
-        <w:t>Table 4.13  Frontend Page Components</w:t>
-      </w:r>
-      <w:r>
-        <w:rPr>
-          <w:rFonts w:hint="default" w:ascii="Times New Roman" w:hAnsi="Times New Roman" w:cs="Times New Roman"/>
-        </w:rPr>
+        <w:t>Table 5.13  Frontend Page Components</w:t>
         <w:tab/>
-      </w:r>
-      <w:r>
-        <w:rPr>
-          <w:rFonts w:hint="default" w:ascii="Times New Roman" w:hAnsi="Times New Roman" w:cs="Times New Roman"/>
-        </w:rPr>
         <w:t>27</w:t>
+      </w:r>
+      <w:r>
+        <w:rPr>
+          <w:rFonts w:hint="default" w:ascii="Times New Roman" w:hAnsi="Times New Roman" w:cs="Times New Roman"/>
+        </w:rPr>
+      </w:r>
+      <w:r>
+        <w:rPr>
+          <w:rFonts w:hint="default" w:ascii="Times New Roman" w:hAnsi="Times New Roman" w:cs="Times New Roman"/>
+        </w:rPr>
       </w:r>
     </w:p>
     <w:p>
@@ -8490,19 +8072,19 @@
         <w:rPr>
           <w:rFonts w:hint="default" w:ascii="Times New Roman" w:hAnsi="Times New Roman" w:cs="Times New Roman"/>
         </w:rPr>
-        <w:t>Table 4.14  Isolation Forest Parameters</w:t>
-      </w:r>
-      <w:r>
-        <w:rPr>
-          <w:rFonts w:hint="default" w:ascii="Times New Roman" w:hAnsi="Times New Roman" w:cs="Times New Roman"/>
-        </w:rPr>
+        <w:t>Table 5.14  Isolation Forest Parameters</w:t>
         <w:tab/>
-      </w:r>
-      <w:r>
-        <w:rPr>
-          <w:rFonts w:hint="default" w:ascii="Times New Roman" w:hAnsi="Times New Roman" w:cs="Times New Roman"/>
-        </w:rPr>
         <w:t>28</w:t>
+      </w:r>
+      <w:r>
+        <w:rPr>
+          <w:rFonts w:hint="default" w:ascii="Times New Roman" w:hAnsi="Times New Roman" w:cs="Times New Roman"/>
+        </w:rPr>
+      </w:r>
+      <w:r>
+        <w:rPr>
+          <w:rFonts w:hint="default" w:ascii="Times New Roman" w:hAnsi="Times New Roman" w:cs="Times New Roman"/>
+        </w:rPr>
       </w:r>
     </w:p>
     <w:p>
@@ -8518,19 +8100,19 @@
         <w:rPr>
           <w:rFonts w:hint="default" w:ascii="Times New Roman" w:hAnsi="Times New Roman" w:cs="Times New Roman"/>
         </w:rPr>
-        <w:t>Table 5.1  Development Environment</w:t>
-      </w:r>
-      <w:r>
-        <w:rPr>
-          <w:rFonts w:hint="default" w:ascii="Times New Roman" w:hAnsi="Times New Roman" w:cs="Times New Roman"/>
-        </w:rPr>
+        <w:t>Table 6.1  Development Environment</w:t>
         <w:tab/>
-      </w:r>
-      <w:r>
-        <w:rPr>
-          <w:rFonts w:hint="default" w:ascii="Times New Roman" w:hAnsi="Times New Roman" w:cs="Times New Roman"/>
-        </w:rPr>
         <w:t>33</w:t>
+      </w:r>
+      <w:r>
+        <w:rPr>
+          <w:rFonts w:hint="default" w:ascii="Times New Roman" w:hAnsi="Times New Roman" w:cs="Times New Roman"/>
+        </w:rPr>
+      </w:r>
+      <w:r>
+        <w:rPr>
+          <w:rFonts w:hint="default" w:ascii="Times New Roman" w:hAnsi="Times New Roman" w:cs="Times New Roman"/>
+        </w:rPr>
       </w:r>
     </w:p>
     <w:p>
@@ -8546,19 +8128,19 @@
         <w:rPr>
           <w:rFonts w:hint="default" w:ascii="Times New Roman" w:hAnsi="Times New Roman" w:cs="Times New Roman"/>
         </w:rPr>
-        <w:t>Table 5.2  Docker Compose Service Configuration</w:t>
-      </w:r>
-      <w:r>
-        <w:rPr>
-          <w:rFonts w:hint="default" w:ascii="Times New Roman" w:hAnsi="Times New Roman" w:cs="Times New Roman"/>
-        </w:rPr>
+        <w:t>Table 6.2  Docker Compose Service Configuration</w:t>
         <w:tab/>
-      </w:r>
-      <w:r>
-        <w:rPr>
-          <w:rFonts w:hint="default" w:ascii="Times New Roman" w:hAnsi="Times New Roman" w:cs="Times New Roman"/>
-        </w:rPr>
         <w:t>36</w:t>
+      </w:r>
+      <w:r>
+        <w:rPr>
+          <w:rFonts w:hint="default" w:ascii="Times New Roman" w:hAnsi="Times New Roman" w:cs="Times New Roman"/>
+        </w:rPr>
+      </w:r>
+      <w:r>
+        <w:rPr>
+          <w:rFonts w:hint="default" w:ascii="Times New Roman" w:hAnsi="Times New Roman" w:cs="Times New Roman"/>
+        </w:rPr>
       </w:r>
     </w:p>
     <w:p>
@@ -8574,19 +8156,19 @@
         <w:rPr>
           <w:rFonts w:hint="default" w:ascii="Times New Roman" w:hAnsi="Times New Roman" w:cs="Times New Roman"/>
         </w:rPr>
-        <w:t>Table 6.1  Functional Test Cases and Results</w:t>
-      </w:r>
-      <w:r>
-        <w:rPr>
-          <w:rFonts w:hint="default" w:ascii="Times New Roman" w:hAnsi="Times New Roman" w:cs="Times New Roman"/>
-        </w:rPr>
+        <w:t>Table 7.1  Functional Test Cases and Results</w:t>
         <w:tab/>
-      </w:r>
-      <w:r>
-        <w:rPr>
-          <w:rFonts w:hint="default" w:ascii="Times New Roman" w:hAnsi="Times New Roman" w:cs="Times New Roman"/>
-        </w:rPr>
         <w:t>49</w:t>
+      </w:r>
+      <w:r>
+        <w:rPr>
+          <w:rFonts w:hint="default" w:ascii="Times New Roman" w:hAnsi="Times New Roman" w:cs="Times New Roman"/>
+        </w:rPr>
+      </w:r>
+      <w:r>
+        <w:rPr>
+          <w:rFonts w:hint="default" w:ascii="Times New Roman" w:hAnsi="Times New Roman" w:cs="Times New Roman"/>
+        </w:rPr>
       </w:r>
     </w:p>
     <w:p>
@@ -8602,19 +8184,19 @@
         <w:rPr>
           <w:rFonts w:hint="default" w:ascii="Times New Roman" w:hAnsi="Times New Roman" w:cs="Times New Roman"/>
         </w:rPr>
-        <w:t>Table 6.2  API Endpoint Test Results</w:t>
-      </w:r>
-      <w:r>
-        <w:rPr>
-          <w:rFonts w:hint="default" w:ascii="Times New Roman" w:hAnsi="Times New Roman" w:cs="Times New Roman"/>
-        </w:rPr>
+        <w:t>Table 7.2  API Endpoint Test Results</w:t>
         <w:tab/>
-      </w:r>
-      <w:r>
-        <w:rPr>
-          <w:rFonts w:hint="default" w:ascii="Times New Roman" w:hAnsi="Times New Roman" w:cs="Times New Roman"/>
-        </w:rPr>
         <w:t>51</w:t>
+      </w:r>
+      <w:r>
+        <w:rPr>
+          <w:rFonts w:hint="default" w:ascii="Times New Roman" w:hAnsi="Times New Roman" w:cs="Times New Roman"/>
+        </w:rPr>
+      </w:r>
+      <w:r>
+        <w:rPr>
+          <w:rFonts w:hint="default" w:ascii="Times New Roman" w:hAnsi="Times New Roman" w:cs="Times New Roman"/>
+        </w:rPr>
       </w:r>
     </w:p>
     <w:p>
@@ -8630,19 +8212,19 @@
         <w:rPr>
           <w:rFonts w:hint="default" w:ascii="Times New Roman" w:hAnsi="Times New Roman" w:cs="Times New Roman"/>
         </w:rPr>
-        <w:t>Table 6.3  Security Test Results</w:t>
-      </w:r>
-      <w:r>
-        <w:rPr>
-          <w:rFonts w:hint="default" w:ascii="Times New Roman" w:hAnsi="Times New Roman" w:cs="Times New Roman"/>
-        </w:rPr>
+        <w:t>Table 7.3  Security Test Results</w:t>
         <w:tab/>
-      </w:r>
-      <w:r>
-        <w:rPr>
-          <w:rFonts w:hint="default" w:ascii="Times New Roman" w:hAnsi="Times New Roman" w:cs="Times New Roman"/>
-        </w:rPr>
         <w:t>52</w:t>
+      </w:r>
+      <w:r>
+        <w:rPr>
+          <w:rFonts w:hint="default" w:ascii="Times New Roman" w:hAnsi="Times New Roman" w:cs="Times New Roman"/>
+        </w:rPr>
+      </w:r>
+      <w:r>
+        <w:rPr>
+          <w:rFonts w:hint="default" w:ascii="Times New Roman" w:hAnsi="Times New Roman" w:cs="Times New Roman"/>
+        </w:rPr>
       </w:r>
     </w:p>
     <w:p>
@@ -8724,33 +8306,79 @@
         <w:rPr>
           <w:rFonts w:hint="default" w:ascii="Times New Roman" w:hAnsi="Times New Roman" w:cs="Times New Roman"/>
         </w:rPr>
-        <w:t>The widespread adoption of cloud computing and microservices architectures has fundamentally transformed how software systems are deployed and operated. Kubernetes, initially developed by Google and released as open source in 2014, has emerged as the dominant platform for container orchestration, with organizations ranging from startups to Fortune 500 companies relying on it to manage their production workloads. According to the Cloud Native Computing Foundation's 2023 survey, over 96% of organizations are either using or evaluating Kubernetes for their container management needs.</w:t>
-      </w:r>
-    </w:p>
-    <w:p>
-      <w:pPr>
-        <w:rPr>
-          <w:rFonts w:hint="default" w:ascii="Times New Roman" w:hAnsi="Times New Roman" w:cs="Times New Roman"/>
-        </w:rPr>
-      </w:pPr>
-      <w:r>
-        <w:rPr>
-          <w:rFonts w:hint="default" w:ascii="Times New Roman" w:hAnsi="Times New Roman" w:cs="Times New Roman"/>
-        </w:rPr>
-        <w:t>However, this increased adoption has exposed significant operational challenges. A typical production Kubernetes cluster may contain hundreds of nodes running thousands of containers, generating vast amounts of metrics, logs, and events. System administrators face the daunting task of monitoring this complex environment to ensure reliability, performance, and security. Traditional monitoring approaches, which require manually defining thresholds and alert rules for each metric, become impractical at this scale.</w:t>
-      </w:r>
-    </w:p>
-    <w:p>
-      <w:pPr>
-        <w:rPr>
-          <w:rFonts w:hint="default" w:ascii="Times New Roman" w:hAnsi="Times New Roman" w:cs="Times New Roman"/>
-        </w:rPr>
-      </w:pPr>
-      <w:r>
-        <w:rPr>
-          <w:rFonts w:hint="default" w:ascii="Times New Roman" w:hAnsi="Times New Roman" w:cs="Times New Roman"/>
-        </w:rPr>
-        <w:t>Current monitoring solutions suffer from several limitations. Manual configuration is time-consuming and error-prone, often requiring weeks of setup for complex deployments. Static threshold-based alerting generates excessive false positives, leading to alert fatigue where operators ignore or disable notifications. Information fragmentation across multiple tools forces administrators to correlate data from separate systems for metrics, logs, and cluster state. Most critically, these reactive approaches only detect problems after they have already impacted users, rather than identifying emerging issues before they cause outages.</w:t>
+        <w:t>In recent years, cloud computing has changed how we build and run software. Instead of running programs on a single server, companies now use containers to package their applications and run them across many machines. Kubernetes is the most widely used platform for managing these containers. Google originally created it, and it became open source in 2014. According to a 2023 survey by the Cloud Native Computing Foundation, over 96% of organizations now use or are testing Kubernetes.</w:t>
+      </w:r>
+    </w:p>
+    <w:p>
+      <w:pPr>
+        <w:rPr>
+          <w:rFonts w:hint="default" w:ascii="Times New Roman" w:hAnsi="Times New Roman" w:cs="Times New Roman"/>
+        </w:rPr>
+      </w:pPr>
+      <w:r>
+        <w:rPr>
+          <w:rFonts w:hint="default" w:ascii="Times New Roman" w:hAnsi="Times New Roman" w:cs="Times New Roman"/>
+        </w:rPr>
+        <w:t>However, as more people use Kubernetes, the systems get bigger and harder to manage. A typical production cluster might have hundreds of machines running thousands of containers. These containers produce huge amounts of data like metrics, logs, and events. For the engineers who manage these systems, keeping track of everything and finding problems quickly is very difficult.</w:t>
+      </w:r>
+    </w:p>
+    <w:p>
+      <w:pPr>
+        <w:rPr>
+          <w:rFonts w:hint="default" w:ascii="Times New Roman" w:hAnsi="Times New Roman" w:cs="Times New Roman"/>
+        </w:rPr>
+      </w:pPr>
+      <w:r>
+        <w:rPr>
+          <w:rFonts w:hint="default" w:ascii="Times New Roman" w:hAnsi="Times New Roman" w:cs="Times New Roman"/>
+        </w:rPr>
+        <w:t>The monitoring tools that exist today have some important limitations. Setting them up takes a long time and requires expert knowledge. Most tools use simple threshold rules to trigger alerts, but these rules create too many false alarms. Engineers also have to use several different tools at the same time to get the full picture, which wastes time during emergencies. Most importantly, these tools only catch problems after they have already affected users, instead of finding issues early.</w:t>
+      </w:r>
+    </w:p>
+    <w:p>
+      <w:pPr>
+        <w:pStyle w:val="3"/>
+      </w:pPr>
+      <w:r>
+        <w:t xml:space="preserve">1.2  Problem Statement</w:t>
+      </w:r>
+    </w:p>
+    <w:p>
+      <w:pPr/>
+      <w:r>
+        <w:t xml:space="preserve">The main problem we want to solve is that managing Kubernetes clusters is too difficult with the tools available today. Engineers have to use multiple separate programs to see metrics, read logs, and check alerts. This wastes time, especially during emergencies when every second matters. There is no single, lightweight tool that combines all these features and also uses machine learning to find problems automatically.</w:t>
+      </w:r>
+    </w:p>
+    <w:p>
+      <w:pPr/>
+      <w:r>
+        <w:t xml:space="preserve">Another problem is that current monitoring tools rely on manually set threshold rules to trigger alerts. For example, an engineer might set an alert for when CPU usage goes above 80%. But this threshold might be too sensitive for some workloads and not sensitive enough for others. This creates too many false alarms, which leads to engineers ignoring alerts. We need a smarter approach that can learn what is normal for each cluster and detect problems automatically.</w:t>
+      </w:r>
+    </w:p>
+    <w:p>
+      <w:pPr>
+        <w:pStyle w:val="3"/>
+      </w:pPr>
+      <w:r>
+        <w:t xml:space="preserve">1.3  Motivation</w:t>
+      </w:r>
+    </w:p>
+    <w:p>
+      <w:pPr/>
+      <w:r>
+        <w:t xml:space="preserve">Our motivation for this project comes from the growing importance of cloud computing in today's world. More and more companies are moving their applications to the cloud, and Kubernetes has become the standard way to run them. As a computer science student, I wanted to build something practical that could help engineers in their daily work.</w:t>
+      </w:r>
+    </w:p>
+    <w:p>
+      <w:pPr/>
+      <w:r>
+        <w:t xml:space="preserve">I was also interested in applying machine learning to a real-world problem. Anomaly detection in infrastructure monitoring is a great use case because the data is naturally unlabeled and the patterns are complex. By using the Isolation Forest algorithm, I could explore how unsupervised machine learning works in practice, not just in textbooks.</w:t>
+      </w:r>
+    </w:p>
+    <w:p>
+      <w:pPr/>
+      <w:r>
+        <w:t xml:space="preserve">Finally, I wanted to gain experience with modern web development technologies like React, FastAPI, and Docker. Building a full-stack application from scratch is a valuable learning experience that helped me understand how all these technologies work together.</w:t>
       </w:r>
     </w:p>
     <w:p>
@@ -8769,7 +8397,7 @@
         <w:rPr>
           <w:rFonts w:hint="default" w:ascii="Times New Roman" w:hAnsi="Times New Roman" w:cs="Times New Roman"/>
         </w:rPr>
-        <w:t>1.2  Research Objectives</w:t>
+        <w:t>1.4  Objectives</w:t>
       </w:r>
       <w:bookmarkEnd w:id="18"/>
       <w:bookmarkEnd w:id="19"/>
@@ -8787,72 +8415,72 @@
         <w:rPr>
           <w:rFonts w:hint="default" w:ascii="Times New Roman" w:hAnsi="Times New Roman" w:cs="Times New Roman"/>
         </w:rPr>
-        <w:t>This thesis aims to address these challenges by designing and implementing an intelligent monitoring dashboard that combines comprehensive data visualization with automated anomaly detection. The specific research objectives are:</w:t>
-      </w:r>
-    </w:p>
-    <w:p>
-      <w:pPr>
-        <w:rPr>
-          <w:rFonts w:hint="default" w:ascii="Times New Roman" w:hAnsi="Times New Roman" w:cs="Times New Roman"/>
-        </w:rPr>
-      </w:pPr>
-      <w:r>
-        <w:rPr>
-          <w:rFonts w:hint="default" w:ascii="Times New Roman" w:hAnsi="Times New Roman" w:cs="Times New Roman"/>
-        </w:rPr>
-        <w:t>Develop a unified web interface that consolidates cluster metrics, resource utilization, application health, and alert information in a single dashboard accessible through standard web browsers.</w:t>
-      </w:r>
-    </w:p>
-    <w:p>
-      <w:pPr>
-        <w:rPr>
-          <w:rFonts w:hint="default" w:ascii="Times New Roman" w:hAnsi="Times New Roman" w:cs="Times New Roman"/>
-        </w:rPr>
-      </w:pPr>
-      <w:r>
-        <w:rPr>
-          <w:rFonts w:hint="default" w:ascii="Times New Roman" w:hAnsi="Times New Roman" w:cs="Times New Roman"/>
-        </w:rPr>
-        <w:t>Implement automated anomaly detection using the Isolation Forest algorithm, enabling the system to identify unusual patterns without requiring manual threshold configuration or labeled training data.</w:t>
-      </w:r>
-    </w:p>
-    <w:p>
-      <w:pPr>
-        <w:rPr>
-          <w:rFonts w:hint="default" w:ascii="Times New Roman" w:hAnsi="Times New Roman" w:cs="Times New Roman"/>
-        </w:rPr>
-      </w:pPr>
-      <w:r>
-        <w:rPr>
-          <w:rFonts w:hint="default" w:ascii="Times New Roman" w:hAnsi="Times New Roman" w:cs="Times New Roman"/>
-        </w:rPr>
-        <w:t>Design an intelligent root cause analysis system that automatically investigates detected anomalies by correlating metrics, logs, and cluster events to suggest likely problem origins.</w:t>
-      </w:r>
-    </w:p>
-    <w:p>
-      <w:pPr>
-        <w:rPr>
-          <w:rFonts w:hint="default" w:ascii="Times New Roman" w:hAnsi="Times New Roman" w:cs="Times New Roman"/>
-        </w:rPr>
-      </w:pPr>
-      <w:r>
-        <w:rPr>
-          <w:rFonts w:hint="default" w:ascii="Times New Roman" w:hAnsi="Times New Roman" w:cs="Times New Roman"/>
-        </w:rPr>
-        <w:t>Ensure real-time operation with sub-3-second alert delivery through WebSocket-based communication between backend and frontend components.</w:t>
-      </w:r>
-    </w:p>
-    <w:p>
-      <w:pPr>
-        <w:rPr>
-          <w:rFonts w:hint="default" w:ascii="Times New Roman" w:hAnsi="Times New Roman" w:cs="Times New Roman"/>
-        </w:rPr>
-      </w:pPr>
-      <w:r>
-        <w:rPr>
-          <w:rFonts w:hint="default" w:ascii="Times New Roman" w:hAnsi="Times New Roman" w:cs="Times New Roman"/>
-        </w:rPr>
-        <w:t>Validate system effectiveness through comprehensive testing including functional verification, performance benchmarking, and user acceptance evaluation.</w:t>
+        <w:t>The main goal of this thesis is to design and build a smart monitoring dashboard that helps engineers manage their Kubernetes clusters more easily. Here are our specific objectives:</w:t>
+      </w:r>
+    </w:p>
+    <w:p>
+      <w:pPr>
+        <w:rPr>
+          <w:rFonts w:hint="default" w:ascii="Times New Roman" w:hAnsi="Times New Roman" w:cs="Times New Roman"/>
+        </w:rPr>
+      </w:pPr>
+      <w:r>
+        <w:rPr>
+          <w:rFonts w:hint="default" w:ascii="Times New Roman" w:hAnsi="Times New Roman" w:cs="Times New Roman"/>
+        </w:rPr>
+        <w:t>First, we want to build a single web page that shows all cluster information in one place — metrics, resource usage, application health, and alerts — so engineers do not have to switch between different tools.</w:t>
+      </w:r>
+    </w:p>
+    <w:p>
+      <w:pPr>
+        <w:rPr>
+          <w:rFonts w:hint="default" w:ascii="Times New Roman" w:hAnsi="Times New Roman" w:cs="Times New Roman"/>
+        </w:rPr>
+      </w:pPr>
+      <w:r>
+        <w:rPr>
+          <w:rFonts w:hint="default" w:ascii="Times New Roman" w:hAnsi="Times New Roman" w:cs="Times New Roman"/>
+        </w:rPr>
+        <w:t>Second, we want to use the Isolation Forest algorithm to detect unusual patterns in the cluster data automatically. This machine learning method does not need any labeled training data, which makes it practical for real-world use.</w:t>
+      </w:r>
+    </w:p>
+    <w:p>
+      <w:pPr>
+        <w:rPr>
+          <w:rFonts w:hint="default" w:ascii="Times New Roman" w:hAnsi="Times New Roman" w:cs="Times New Roman"/>
+        </w:rPr>
+      </w:pPr>
+      <w:r>
+        <w:rPr>
+          <w:rFonts w:hint="default" w:ascii="Times New Roman" w:hAnsi="Times New Roman" w:cs="Times New Roman"/>
+        </w:rPr>
+        <w:t>Third, we want to build a root cause analysis feature that looks at the detected anomalies and checks the related metrics, logs, and events to suggest what might have caused the problem.</w:t>
+      </w:r>
+    </w:p>
+    <w:p>
+      <w:pPr>
+        <w:rPr>
+          <w:rFonts w:hint="default" w:ascii="Times New Roman" w:hAnsi="Times New Roman" w:cs="Times New Roman"/>
+        </w:rPr>
+      </w:pPr>
+      <w:r>
+        <w:rPr>
+          <w:rFonts w:hint="default" w:ascii="Times New Roman" w:hAnsi="Times New Roman" w:cs="Times New Roman"/>
+        </w:rPr>
+        <w:t>Fourth, we want the system to work in real time, so alerts reach the user within a few seconds.</w:t>
+      </w:r>
+    </w:p>
+    <w:p>
+      <w:pPr>
+        <w:rPr>
+          <w:rFonts w:hint="default" w:ascii="Times New Roman" w:hAnsi="Times New Roman" w:cs="Times New Roman"/>
+        </w:rPr>
+      </w:pPr>
+      <w:r>
+        <w:rPr>
+          <w:rFonts w:hint="default" w:ascii="Times New Roman" w:hAnsi="Times New Roman" w:cs="Times New Roman"/>
+        </w:rPr>
+        <w:t>Finally, we want to test the system thoroughly to make sure it works correctly and is useful for engineers in practice.</w:t>
       </w:r>
     </w:p>
     <w:p>
@@ -8871,7 +8499,7 @@
         <w:rPr>
           <w:rFonts w:hint="default" w:ascii="Times New Roman" w:hAnsi="Times New Roman" w:cs="Times New Roman"/>
         </w:rPr>
-        <w:t>1.3  Scope and Limitations</w:t>
+        <w:t>1.5  Scope and Limitations</w:t>
       </w:r>
       <w:bookmarkEnd w:id="23"/>
       <w:bookmarkEnd w:id="24"/>
@@ -8889,20 +8517,20 @@
         <w:rPr>
           <w:rFonts w:hint="default" w:ascii="Times New Roman" w:hAnsi="Times New Roman" w:cs="Times New Roman"/>
         </w:rPr>
-        <w:t>This research focuses specifically on Kubernetes cluster monitoring and does not address monitoring for other container orchestration platforms. The system monitors infrastructure-level metrics (CPU, memory, network, disk) and Kubernetes-specific resources (pods, nodes, services) but does not provide deep application-level tracing or profiling capabilities.</w:t>
-      </w:r>
-    </w:p>
-    <w:p>
-      <w:pPr>
-        <w:rPr>
-          <w:rFonts w:hint="default" w:ascii="Times New Roman" w:hAnsi="Times New Roman" w:cs="Times New Roman"/>
-        </w:rPr>
-      </w:pPr>
-      <w:r>
-        <w:rPr>
-          <w:rFonts w:hint="default" w:ascii="Times New Roman" w:hAnsi="Times New Roman" w:cs="Times New Roman"/>
-        </w:rPr>
-        <w:t>The anomaly detection implementation uses the Isolation Forest algorithm, chosen for its effectiveness with unsupervised learning and computational efficiency. While other machine learning approaches exist, comparative evaluation of multiple algorithms is outside this thesis scope. The system has been tested with clusters containing up to 500 containers; scalability to thousands of containers may require additional architectural considerations.</w:t>
+        <w:t>This project focuses only on monitoring Kubernetes clusters. We do not cover other container platforms like Docker Swarm or Apache Mesos. Our system tracks infrastructure-level metrics such as CPU, memory, network, and disk usage, as well as Kubernetes resources like pods, nodes, and services. We do not provide deep application-level tracing or code profiling.</w:t>
+      </w:r>
+    </w:p>
+    <w:p>
+      <w:pPr>
+        <w:rPr>
+          <w:rFonts w:hint="default" w:ascii="Times New Roman" w:hAnsi="Times New Roman" w:cs="Times New Roman"/>
+        </w:rPr>
+      </w:pPr>
+      <w:r>
+        <w:rPr>
+          <w:rFonts w:hint="default" w:ascii="Times New Roman" w:hAnsi="Times New Roman" w:cs="Times New Roman"/>
+        </w:rPr>
+        <w:t>For anomaly detection, we chose the Isolation Forest algorithm because it works well without labeled data and is computationally efficient. We did not compare it with other algorithms like LSTM or autoencoders, as that would be beyond the scope of this thesis. We tested the system with clusters of up to 500 containers. Running it on much larger clusters might need some changes to the architecture.</w:t>
       </w:r>
     </w:p>
     <w:p>
@@ -8921,7 +8549,7 @@
         <w:rPr>
           <w:rFonts w:hint="default" w:ascii="Times New Roman" w:hAnsi="Times New Roman" w:cs="Times New Roman"/>
         </w:rPr>
-        <w:t>1.4  Thesis Organization</w:t>
+        <w:t>1.6  Thesis Organization</w:t>
       </w:r>
       <w:bookmarkEnd w:id="28"/>
       <w:bookmarkEnd w:id="29"/>
@@ -8939,100 +8567,100 @@
         <w:rPr>
           <w:rFonts w:hint="default" w:ascii="Times New Roman" w:hAnsi="Times New Roman" w:cs="Times New Roman"/>
         </w:rPr>
-        <w:t>The remainder of this thesis is organized as follows. Chapter 2 reviews related work in Kubernetes monitoring, anomaly detection techniques, and existing monitoring solutions. Chapter 3 presents the requirements analysis identifying functional and non-functional requirements and use case descriptions. Chapter 4 presents the system design including architecture, component interactions, and key algorithms. Chapter 5 describes the system implementation, covering technology choices, development process, and significant technical challenges. Chapter 6 presents the system testing results including functional testing, API testing, and security testing. Chapter 7 concludes with a summary of contributions, discussion of limitations, and directions for future work.</w:t>
-      </w:r>
-    </w:p>
-    <w:p>
-      <w:pPr>
-        <w:rPr>
-          <w:rFonts w:hint="default" w:ascii="Times New Roman" w:hAnsi="Times New Roman" w:cs="Times New Roman"/>
-        </w:rPr>
-      </w:pPr>
-    </w:p>
-    <w:p>
-      <w:pPr>
-        <w:rPr>
-          <w:rFonts w:hint="default" w:ascii="Times New Roman" w:hAnsi="Times New Roman" w:cs="Times New Roman"/>
-        </w:rPr>
-      </w:pPr>
-      <w:r>
-        <w:rPr>
-          <w:rFonts w:hint="default" w:ascii="Times New Roman" w:hAnsi="Times New Roman" w:cs="Times New Roman"/>
-        </w:rPr>
-        <w:t>Design decisions for the dashboard reflected practical constraints and learning objectives. Kubernetes was selected as the target platform due to its widespread industry adoption and rich API for cluster monitoring. While this choice limits applicability to other container orchestration systems, it allows focus on a single well-defined platform.</w:t>
-      </w:r>
-    </w:p>
-    <w:p>
-      <w:pPr>
-        <w:rPr>
-          <w:rFonts w:hint="default" w:ascii="Times New Roman" w:hAnsi="Times New Roman" w:cs="Times New Roman"/>
-        </w:rPr>
-      </w:pPr>
-    </w:p>
-    <w:p>
-      <w:pPr>
-        <w:rPr>
-          <w:rFonts w:hint="default" w:ascii="Times New Roman" w:hAnsi="Times New Roman" w:cs="Times New Roman"/>
-        </w:rPr>
-      </w:pPr>
-      <w:r>
-        <w:rPr>
-          <w:rFonts w:hint="default" w:ascii="Times New Roman" w:hAnsi="Times New Roman" w:cs="Times New Roman"/>
-        </w:rPr>
-        <w:t>The choice of machine learning approach required balancing sophistication against implementation complexity. Advanced deep learning models might achieve better anomaly detection but would complicate training and deployment. The project uses isolation forests and statistical methods that provide reasonable results with manageable implementation effort.</w:t>
-      </w:r>
-    </w:p>
-    <w:p>
-      <w:pPr>
-        <w:rPr>
-          <w:rFonts w:hint="default" w:ascii="Times New Roman" w:hAnsi="Times New Roman" w:cs="Times New Roman"/>
-        </w:rPr>
-      </w:pPr>
-    </w:p>
-    <w:p>
-      <w:pPr>
-        <w:rPr>
-          <w:rFonts w:hint="default" w:ascii="Times New Roman" w:hAnsi="Times New Roman" w:cs="Times New Roman"/>
-        </w:rPr>
-      </w:pPr>
-      <w:r>
-        <w:rPr>
-          <w:rFonts w:hint="default" w:ascii="Times New Roman" w:hAnsi="Times New Roman" w:cs="Times New Roman"/>
-        </w:rPr>
-        <w:t>Technology stack selection prioritized developer familiarity and ecosystem maturity. FastAPI for the backend provides good performance and automatic API documentation. React for the frontend offers extensive component libraries and development tools. A lightweight relational storage layer was selected to keep early implementation and testing manageable.</w:t>
-      </w:r>
-    </w:p>
-    <w:p>
-      <w:pPr>
-        <w:rPr>
-          <w:rFonts w:hint="default" w:ascii="Times New Roman" w:hAnsi="Times New Roman" w:cs="Times New Roman"/>
-        </w:rPr>
-      </w:pPr>
-      <w:r>
-        <w:rPr>
-          <w:rFonts w:hint="default" w:ascii="Times New Roman" w:hAnsi="Times New Roman" w:cs="Times New Roman"/>
-        </w:rPr>
-        <w:t>The architecture emphasizes modularity to facilitate incremental development and testing. Services are separated into distinct components: data collection, anomaly detection, alert management, and user interface. This separation allows individual components to be developed and tested independently before integration.</w:t>
-      </w:r>
-    </w:p>
-    <w:p>
-      <w:pPr>
-        <w:rPr>
-          <w:rFonts w:hint="default" w:ascii="Times New Roman" w:hAnsi="Times New Roman" w:cs="Times New Roman"/>
-        </w:rPr>
-      </w:pPr>
-    </w:p>
-    <w:p>
-      <w:pPr>
-        <w:rPr>
-          <w:rFonts w:hint="default" w:ascii="Times New Roman" w:hAnsi="Times New Roman" w:cs="Times New Roman"/>
-        </w:rPr>
-      </w:pPr>
-      <w:r>
-        <w:rPr>
-          <w:rFonts w:hint="default" w:ascii="Times New Roman" w:hAnsi="Times New Roman" w:cs="Times New Roman"/>
-        </w:rPr>
-        <w:t>Scalability was considered during design but not extensively tested. The current architecture should handle small to medium clusters but may require optimization for large deployments. Database connection pooling and caching mechanisms are planned but not yet implemented in this initial version.</w:t>
+        <w:t>The rest of this thesis is organized as follows. Chapter 2 reviews the related work, including Kubernetes monitoring, anomaly detection methods, and the technologies we used. Chapter 4 explains our development methodology. Chapter 5 presents the requirements analysis with functional and non-functional requirements. Chapter 6 describes the system design including the architecture, database, and key algorithms. Chapter 7 covers the implementation details and shows screenshots of the system. Chapter 8 presents the testing results. Chapter 8 concludes with a summary and ideas for future work.</w:t>
+      </w:r>
+    </w:p>
+    <w:p>
+      <w:pPr>
+        <w:rPr>
+          <w:rFonts w:hint="default" w:ascii="Times New Roman" w:hAnsi="Times New Roman" w:cs="Times New Roman"/>
+        </w:rPr>
+      </w:pPr>
+    </w:p>
+    <w:p>
+      <w:pPr>
+        <w:rPr>
+          <w:rFonts w:hint="default" w:ascii="Times New Roman" w:hAnsi="Times New Roman" w:cs="Times New Roman"/>
+        </w:rPr>
+      </w:pPr>
+      <w:r>
+        <w:rPr>
+          <w:rFonts w:hint="default" w:ascii="Times New Roman" w:hAnsi="Times New Roman" w:cs="Times New Roman"/>
+        </w:rPr>
+        <w:t>When we started designing the dashboard, we had to make some practical decisions. We chose Kubernetes as our target platform because it is the most widely used container orchestration system. This means our tool only works with Kubernetes and not with other platforms, but it lets us focus on doing one thing well.</w:t>
+      </w:r>
+    </w:p>
+    <w:p>
+      <w:pPr>
+        <w:rPr>
+          <w:rFonts w:hint="default" w:ascii="Times New Roman" w:hAnsi="Times New Roman" w:cs="Times New Roman"/>
+        </w:rPr>
+      </w:pPr>
+    </w:p>
+    <w:p>
+      <w:pPr>
+        <w:rPr>
+          <w:rFonts w:hint="default" w:ascii="Times New Roman" w:hAnsi="Times New Roman" w:cs="Times New Roman"/>
+        </w:rPr>
+      </w:pPr>
+      <w:r>
+        <w:rPr>
+          <w:rFonts w:hint="default" w:ascii="Times New Roman" w:hAnsi="Times New Roman" w:cs="Times New Roman"/>
+        </w:rPr>
+        <w:t>For the machine learning part, we had to find the right balance between accuracy and simplicity. More advanced models like deep neural networks could potentially detect anomalies better, but they would be much harder to train and deploy. We decided to use the Isolation Forest algorithm together with some statistical methods because they give good enough results without being too complicated to implement.</w:t>
+      </w:r>
+    </w:p>
+    <w:p>
+      <w:pPr>
+        <w:rPr>
+          <w:rFonts w:hint="default" w:ascii="Times New Roman" w:hAnsi="Times New Roman" w:cs="Times New Roman"/>
+        </w:rPr>
+      </w:pPr>
+    </w:p>
+    <w:p>
+      <w:pPr>
+        <w:rPr>
+          <w:rFonts w:hint="default" w:ascii="Times New Roman" w:hAnsi="Times New Roman" w:cs="Times New Roman"/>
+        </w:rPr>
+      </w:pPr>
+      <w:r>
+        <w:rPr>
+          <w:rFonts w:hint="default" w:ascii="Times New Roman" w:hAnsi="Times New Roman" w:cs="Times New Roman"/>
+        </w:rPr>
+        <w:t>We chose our technology stack based on what we were familiar with and what has good community support. For the backend, we picked FastAPI because it is fast and generates API documentation automatically. For the frontend, we used React because it has a large ecosystem of ready-made components. For data storage, we used a lightweight relational database to keep things simple during development.</w:t>
+      </w:r>
+    </w:p>
+    <w:p>
+      <w:pPr>
+        <w:rPr>
+          <w:rFonts w:hint="default" w:ascii="Times New Roman" w:hAnsi="Times New Roman" w:cs="Times New Roman"/>
+        </w:rPr>
+      </w:pPr>
+      <w:r>
+        <w:rPr>
+          <w:rFonts w:hint="default" w:ascii="Times New Roman" w:hAnsi="Times New Roman" w:cs="Times New Roman"/>
+        </w:rPr>
+        <w:t>We designed the system to be modular, meaning each part can be developed and tested separately. The main components are: data collection, anomaly detection, alert management, and the user interface. This approach made development easier because we could work on one component at a time.</w:t>
+      </w:r>
+    </w:p>
+    <w:p>
+      <w:pPr>
+        <w:rPr>
+          <w:rFonts w:hint="default" w:ascii="Times New Roman" w:hAnsi="Times New Roman" w:cs="Times New Roman"/>
+        </w:rPr>
+      </w:pPr>
+    </w:p>
+    <w:p>
+      <w:pPr>
+        <w:rPr>
+          <w:rFonts w:hint="default" w:ascii="Times New Roman" w:hAnsi="Times New Roman" w:cs="Times New Roman"/>
+        </w:rPr>
+      </w:pPr>
+      <w:r>
+        <w:rPr>
+          <w:rFonts w:hint="default" w:ascii="Times New Roman" w:hAnsi="Times New Roman" w:cs="Times New Roman"/>
+        </w:rPr>
+        <w:t>We thought about scalability during the design phase, but we did not test it extensively. The current version should work well for small and medium-sized clusters. For very large deployments, we might need to add database connection pooling and caching, which we plan to do in future versions.</w:t>
       </w:r>
     </w:p>
     <w:p>
@@ -9109,7 +8737,7 @@
           <w:color w:val="000000"/>
           <w:sz w:val="24"/>
         </w:rPr>
-        <w:t>Cloud-native computing refers to an approach to building and running applications that fully exploits the advantages of cloud computing delivery models. The Cloud Native Computing Foundation (CNCF) defines [2] cloud-native technologies as those that "empower organizations to build and run scalable applications in modern, dynamic environments such as public, private, and hybrid clouds." Key characteristics include containerization, microservices [18] architectures [22], dynamic orchestration, and declarative APIs.</w:t>
+        <w:t>Cloud-native computing is a way of building applications that takes full advantage of cloud platforms. The Cloud Native Computing Foundation (CNCF) describes [2] cloud-native technologies as tools that let organizations build scalable applications in modern environments like public, private, and hybrid clouds. The main ideas behind cloud-native include using containers, microservices [18] architecture [22], automatic orchestration, and declarative configuration.</w:t>
       </w:r>
     </w:p>
     <w:p>
@@ -9126,7 +8754,7 @@
           <w:color w:val="000000"/>
           <w:sz w:val="24"/>
         </w:rPr>
-        <w:t>Kubernetes, originally developed by Google based on their internal Borg system [1,17], was open-sourced in 2014 and donated to the CNCF in 2015. It provides automated deployment, scaling, and management of containerized applications. Resources are organized into namespaces and managed through declarative YAML manifests.</w:t>
+        <w:t>Kubernetes was originally created by Google based on their internal system called Borg [1,17]. It was released as open source in 2014 and donated to the CNCF in 2015. Kubernetes automates the deployment, scaling, and management of containerized applications. Resources are organized into namespaces and managed through YAML configuration files.</w:t>
       </w:r>
     </w:p>
     <w:p>
@@ -9143,7 +8771,7 @@
           <w:color w:val="000000"/>
           <w:sz w:val="24"/>
         </w:rPr>
-        <w:t>The growth of Kubernetes adoption has been remarkable. The CNCF 2024 survey reports that 96% of organizations [2] use or evaluate Kubernetes, with 63% running it in production. This widespread adoption creates a strong demand for effective monitoring and management tools.</w:t>
+        <w:t>The adoption of Kubernetes has grown very quickly. The CNCF 2024 survey shows that 96% of organizations [2] either use or are evaluating Kubernetes, and 63% run it in production. Because so many companies use Kubernetes, there is a strong need for good monitoring and management tools.</w:t>
       </w:r>
     </w:p>
     <w:p>
@@ -9160,7 +8788,7 @@
           <w:i w:val="0"/>
           <w:sz w:val="24"/>
         </w:rPr>
-        <w:t>The Kubernetes architecture consists of a control plane [6] and worker nodes. The control plane includes the API server (kube-apiserver), scheduler (kube-scheduler), controller manager (kube-controller-manager), and distributed key-value store (etcd). Worker nodes run the kubelet agent, container runtime (containerd or CRI-O), and kube-proxy for network services. Understanding this architecture is essential for designing effective monitoring solutions, as each component generates distinct telemetry signals.</w:t>
+        <w:t>Kubernetes has two main parts [6]: the control plane and the worker nodes. The control plane includes the API server, the scheduler, the controller manager, and etcd (a key-value store). Worker nodes run the kubelet agent, a container runtime like containerd, and kube-proxy for networking. To build a good monitoring tool, we need to understand this architecture well, because each component produces different types of data.</w:t>
       </w:r>
     </w:p>
     <w:p>
@@ -9177,7 +8805,7 @@
           <w:i w:val="0"/>
           <w:sz w:val="24"/>
         </w:rPr>
-        <w:t>Resource management in Kubernetes operates through declarative [1,6] configuration objects. Deployments specify desired pod replica counts and update strategies. Services provide stable networking endpoints for pod groups. ConfigMaps and Secrets manage application configuration. The system continuously reconciles actual state with desired state through control loops, creating a rich stream of events that monitoring tools can leverage for anomaly detection.</w:t>
+        <w:t>Kubernetes uses a declarative [1,6] approach to manage resources. You define what you want (for example, 3 copies of a web server), and Kubernetes makes sure the actual state matches your desired state. Deployments control how many copies of a pod should run. Services give pods a stable network address. ConfigMaps and Secrets store configuration data. The system constantly checks and adjusts things, creating a stream of events that monitoring tools can use to spot problems.</w:t>
       </w:r>
     </w:p>
     <w:p>
@@ -9215,7 +8843,7 @@
         <w:rPr>
           <w:rFonts w:hint="default" w:ascii="Times New Roman" w:hAnsi="Times New Roman" w:cs="Times New Roman"/>
         </w:rPr>
-        <w:t>Several monitoring solutions exist in the Kubernetes ecosystem, each with distinct strengths and limitations that informed the design decisions for this thesis project. A comprehensive analysis of these tools was conducted to identify the specific gaps that the K8s Dashboard aims to address. The following subsections review the most prominent solutions in the current landscape:</w:t>
+        <w:t>There are several monitoring tools available for Kubernetes. We studied the most popular ones to understand their strengths and weaknesses, which helped us decide what features our dashboard should have.</w:t>
       </w:r>
     </w:p>
     <w:p>
@@ -9232,7 +8860,7 @@
           <w:color w:val="000000"/>
           <w:sz w:val="24"/>
         </w:rPr>
-        <w:t>Prometheus + Grafana: Prometheus is the standard open-source monitoring system [11] for Kubernetes, collecting time-series metrics via a pull model. Grafana provides visualization dashboards [12]. While powerful, this combination requires significant configuration effort and does not include log management or anomaly detection.</w:t>
+        <w:t>Prometheus and Grafana: Prometheus is the standard open-source monitoring tool [11] for Kubernetes. It collects time-series metrics using a pull model. Grafana [12] provides dashboards to visualize the data. Together they are very powerful, but they need a lot of configuration work and do not include log management or anomaly detection.</w:t>
       </w:r>
     </w:p>
     <w:p>
@@ -9249,7 +8877,7 @@
           <w:color w:val="000000"/>
           <w:sz w:val="24"/>
         </w:rPr>
-        <w:t>Kubernetes Dashboard: The official Kubernetes dashboard provides a web UI [6] for cluster management but offers limited monitoring capabilities, no log aggregation, and no anomaly detection features.</w:t>
+        <w:t>Kubernetes Dashboard: This is the official web UI [6] for Kubernetes. It lets you manage your cluster through a browser, but it has limited monitoring features, no log aggregation, and no anomaly detection.</w:t>
       </w:r>
     </w:p>
     <w:p>
@@ -9266,7 +8894,7 @@
           <w:color w:val="000000"/>
           <w:sz w:val="24"/>
         </w:rPr>
-        <w:t>Datadog and New Relic: These commercial platforms offer comprehensive monitoring with AI-powered insights but are expensive (per-host pricing) and overly complex for small teams or educational use.</w:t>
+        <w:t>Datadog and New Relic: These are commercial platforms that offer full monitoring with AI-powered analysis. However, they are expensive (they charge per host) and too complex for small teams or educational projects.</w:t>
       </w:r>
     </w:p>
     <w:p>
@@ -9283,7 +8911,7 @@
           <w:color w:val="000000"/>
           <w:sz w:val="24"/>
         </w:rPr>
-        <w:t>Lens IDE: Lens provides a desktop application for Kubernetes management with a rich UI but requires installation on each workstation and does not offer web-based access or multi-user support.</w:t>
+        <w:t>Lens IDE: Lens is a desktop application for managing Kubernetes. It has a nice interface, but it needs to be installed on each computer and does not support web-based access or multiple users.</w:t>
       </w:r>
     </w:p>
     <w:p>
@@ -9300,7 +8928,7 @@
           <w:i w:val="0"/>
           <w:sz w:val="24"/>
         </w:rPr>
-        <w:t>ELK Stack (Elasticsearch, Logstash, Kibana): This combination provides powerful log aggregation and search capabilities but requires significant infrastructure investment (minimum 3-node Elasticsearch cluster) and does not natively integrate with Kubernetes metrics or provide anomaly detection.</w:t>
+        <w:t>ELK Stack (Elasticsearch, Logstash, Kibana): This combination is great for collecting and searching logs, but it needs a lot of infrastructure (at least 3 Elasticsearch servers) and does not work with Kubernetes metrics or provide anomaly detection by default.</w:t>
       </w:r>
     </w:p>
     <w:p>
@@ -9317,7 +8945,7 @@
           <w:i w:val="0"/>
           <w:sz w:val="24"/>
         </w:rPr>
-        <w:t>Table 2.1 summarizes the comparative analysis of these existing solutions against the key requirements identified for this project. The comparison highlights the gap that the K8s Dashboard aims to fill: a lightweight, web-based solution that integrates monitoring, logging, and anomaly detection with multi-user support.</w:t>
+        <w:t>Table 2.1 below compares these tools against the key features we need. The comparison shows that none of them offers everything in one package: a lightweight, web-based tool that combines monitoring, logging, and anomaly detection with multi-user support. This is the gap our K8s Dashboard fills.</w:t>
       </w:r>
     </w:p>
     <w:p>
@@ -9357,7 +8985,7 @@
           <w:color w:val="000000"/>
           <w:sz w:val="24"/>
         </w:rPr>
-        <w:t>AIOps (Artificial Intelligence for IT Operations) [5] is an emerging field that applies machine learning and big data analytics to IT operations. Gartner coined the term in 2017, defining it as the use of big data, machine learning, and other advanced analytics technologies to enhance IT operations. Key AIOps capabilities include anomaly detection, event correlation, root cause analysis, and predictive analytics.</w:t>
+        <w:t>AIOps (Artificial Intelligence for IT Operations) [5] is a growing field that uses machine learning to help manage IT systems. The term was coined by Gartner in 2017. The main goals of AIOps are to detect anomalies automatically, correlate events, find root causes of problems, and predict future issues before they happen.</w:t>
       </w:r>
     </w:p>
     <w:p>
@@ -9374,7 +9002,7 @@
           <w:color w:val="000000"/>
           <w:sz w:val="24"/>
         </w:rPr>
-        <w:t>In the context of Kubernetes monitoring, anomaly detection aims to identify unusual patterns [16,21] in cluster metrics that may indicate problems such as resource exhaustion, failing pods, or performance degradation. Two main approaches exist: supervised learning (requiring labeled historical data of normal vs. abnormal behavior) and unsupervised learning (detecting deviations from normal patterns without labels).</w:t>
+        <w:t>For Kubernetes monitoring, anomaly detection means finding unusual patterns [16,21] in cluster metrics that might indicate problems like running out of resources, pods failing, or slow performance. There are two main approaches: supervised learning, which needs labeled examples of normal and abnormal behavior, and unsupervised learning, which finds patterns without labels.</w:t>
       </w:r>
     </w:p>
     <w:p>
@@ -9391,7 +9019,7 @@
           <w:color w:val="000000"/>
           <w:sz w:val="24"/>
         </w:rPr>
-        <w:t>Unsupervised approaches are particularly valuable for infrastructure monitoring [16,20] because labeled anomaly data is scarce [24], and the definition of "anomalous" varies across environments. The Isolation Forest algorithm has emerged as a leading choice for this application due to its efficiency, scalability, and ability to handle high-dimensional data.</w:t>
+        <w:t>Unsupervised methods are especially useful for infrastructure monitoring [16,20] because we rarely have labeled anomaly data [24], and what counts as "abnormal" is different in every environment. The Isolation Forest algorithm is a popular choice for this because it is fast, scales well, and can handle data with many features.</w:t>
       </w:r>
     </w:p>
     <w:p>
@@ -9432,7 +9060,7 @@
           <w:color w:val="000000"/>
           <w:sz w:val="24"/>
         </w:rPr>
-        <w:t>The Isolation Forest algorithm, proposed by Liu, Ting, and Zhou (2008) [3], is an unsupervised anomaly detection method based on the concept that anomalies are "few and different." Unlike traditional methods that build a profile of normal behavior, Isolation Forest directly isolates anomalies by exploiting their susceptibility to isolation in random partitions of the feature space.</w:t>
+        <w:t>The Isolation Forest algorithm was proposed by Liu, Ting, and Zhou in 2008 [3]. It is an unsupervised method for detecting anomalies. The core idea is simple: anomalies are "few and different," so they are easier to separate (isolate) from normal data points. Unlike other methods that first learn what "normal" looks like, Isolation Forest directly targets the anomalies.</w:t>
       </w:r>
     </w:p>
     <w:p>
@@ -9449,7 +9077,7 @@
           <w:color w:val="000000"/>
           <w:sz w:val="24"/>
         </w:rPr>
-        <w:t>The algorithm works in two phases: (1) Training phase, where an ensemble of isolation trees (iTrees) is built by randomly selecting features and split values to recursively partition the data; and (2) Scoring phase, where the anomaly score of a data point is computed as the average path length from the root to the terminating node across all trees. Points that are isolated quickly (short path length) receive higher anomaly scores.</w:t>
+        <w:t>The algorithm has two phases. In the training phase, it builds a collection of random trees (called isolation trees) by randomly picking features and split values to divide the data. In the scoring phase, it measures how quickly a data point gets isolated. Points that are isolated quickly (meaning they have a short path from the root to their leaf) get higher anomaly scores.</w:t>
       </w:r>
     </w:p>
     <w:p>
@@ -9466,7 +9094,7 @@
           <w:color w:val="000000"/>
           <w:sz w:val="24"/>
         </w:rPr>
-        <w:t>The key advantages of Isolation Forest include: (1) linear time complexity O(n), making it suitable for real-time detection; (2) low memory requirements; (3) no need for distance or density measures [23]; and (4) effective performance in high-dimensional spaces. These properties make it well-suited for monitoring Kubernetes cluster metrics in real-time.</w:t>
+        <w:t>There are several reasons why we chose Isolation Forest for our project: (1) it runs in linear time O(n), so it is fast enough for real-time use; (2) it does not use much memory; (3) it does not need distance or density calculations [23]; and (4) it works well with data that has many features. These properties make it a good fit for monitoring Kubernetes cluster metrics in real time.</w:t>
       </w:r>
     </w:p>
     <w:p>
@@ -9483,7 +9111,7 @@
           <w:i w:val="0"/>
           <w:sz w:val="24"/>
         </w:rPr>
-        <w:t>The anomaly score s(x, n) for an observation [4] x is defined as: s(x, n) = 2^(-E(h(x))/c(n)), where E(h(x)) is the expected path length across all isolation trees, and c(n) is the average path length of unsuccessful searches in a Binary Search Tree with n nodes. A score close to 1 indicates a strong anomaly, while scores around 0.5 suggest normal observations. This scoring mechanism provides an intuitive and interpretable metric for assessing the degree of abnormality.</w:t>
+        <w:t>The anomaly score s(x, n) for an observation [4] x is calculated as: s(x, n) = 2^(-E(h(x))/c(n)). Here, E(h(x)) is the average path length across all trees, and c(n) is the average path length in a binary search tree with n nodes. A score close to 1 means the point is very likely an anomaly, while a score around 0.5 means it is probably normal.</w:t>
       </w:r>
     </w:p>
     <w:p>
@@ -9500,7 +9128,7 @@
           <w:i w:val="0"/>
           <w:sz w:val="24"/>
         </w:rPr>
-        <w:t>In the context of Kubernetes cluster monitoring, the Isolation Forest is particularly suitable because: (1) it handles the multi-dimensional nature of cluster metrics (CPU, memory, network, pod counts) naturally; (2) it does not require labeled training data, which is rarely available for infrastructure anomalies; and (3) its linear time complexity enables real-time scoring of incoming metric vectors without significant computational overhead.</w:t>
+        <w:t>For monitoring Kubernetes clusters, Isolation Forest works well because: (1) cluster metrics like CPU, memory, network, and pod counts naturally form a multi-dimensional dataset; (2) we rarely have labeled examples of infrastructure anomalies; and (3) its fast computation speed lets us score new data points as they come in without slowing down the system.</w:t>
       </w:r>
     </w:p>
     <w:p>
@@ -9540,7 +9168,7 @@
           <w:color w:val="000000"/>
           <w:sz w:val="24"/>
         </w:rPr>
-        <w:t>The literature review reveals that while powerful monitoring tools exist, there is a gap for lightweight, integrated solutions that combine unified monitoring, log aggregation, and AI-powered anomaly detection in a single web-based platform. Existing tools are either too fragmented (requiring multiple tool setup), too expensive (enterprise pricing), or lack intelligent anomaly detection capabilities. This thesis addresses this gap by integrating these features into a cohesive system with the Isolation Forest algorithm for unsupervised anomaly detection.</w:t>
+        <w:t>From our review of the existing tools and research, we found that there is a gap in the market for a lightweight, all-in-one monitoring solution. Current tools are either scattered across multiple programs, too expensive for small teams, or missing intelligent anomaly detection. Our K8s Dashboard aims to fill this gap by combining monitoring, logging, and AI-powered anomaly detection with the Isolation Forest algorithm in a single web-based platform.</w:t>
       </w:r>
     </w:p>
     <w:p>
@@ -9554,6 +9182,637 @@
           <w:rFonts w:hint="default" w:ascii="Times New Roman" w:hAnsi="Times New Roman" w:cs="Times New Roman"/>
         </w:rPr>
         <w:br w:type="page"/>
+      </w:r>
+    </w:p>
+    <w:p>
+      <w:pPr>
+        <w:pStyle w:val="3"/>
+      </w:pPr>
+      <w:r>
+        <w:t xml:space="preserve">2.6  Technologies Used in This Project</w:t>
+      </w:r>
+    </w:p>
+    <w:p>
+      <w:pPr/>
+      <w:r>
+        <w:t xml:space="preserve">In this section, we introduce the main technologies we used to build our K8s Dashboard. We chose each technology based on its maturity, community support, and how well it fits our project requirements.</w:t>
+      </w:r>
+    </w:p>
+    <w:p>
+      <w:pPr>
+        <w:pStyle w:val="4"/>
+      </w:pPr>
+      <w:r>
+        <w:t xml:space="preserve">2.6.1 Python</w:t>
+      </w:r>
+    </w:p>
+    <w:p>
+      <w:pPr/>
+      <w:r>
+        <w:t xml:space="preserve">Python is a popular programming language known for its simple syntax and large ecosystem of libraries. We used Python 3.11 for our backend because it has excellent support for web frameworks, machine learning libraries, and Kubernetes client libraries. Python's readability made our code easier to write, debug, and maintain.</w:t>
+      </w:r>
+    </w:p>
+    <w:p>
+      <w:pPr>
+        <w:jc w:val="center"/>
+      </w:pPr>
+      <w:r>
+        <w:drawing>
+          <wp:inline xmlns:a="http://schemas.openxmlformats.org/drawingml/2006/main" xmlns:pic="http://schemas.openxmlformats.org/drawingml/2006/picture">
+            <wp:extent cx="3200400" cy="2000250"/>
+            <wp:docPr id="45" name="Picture 45"/>
+            <wp:cNvGraphicFramePr>
+              <a:graphicFrameLocks noChangeAspect="1"/>
+            </wp:cNvGraphicFramePr>
+            <a:graphic>
+              <a:graphicData uri="http://schemas.openxmlformats.org/drawingml/2006/picture">
+                <pic:pic>
+                  <pic:nvPicPr>
+                    <pic:cNvPr id="0" name="python_logo.png"/>
+                    <pic:cNvPicPr/>
+                  </pic:nvPicPr>
+                  <pic:blipFill>
+                    <a:blip r:embed="rId38"/>
+                    <a:stretch>
+                      <a:fillRect/>
+                    </a:stretch>
+                  </pic:blipFill>
+                  <pic:spPr>
+                    <a:xfrm>
+                      <a:off x="0" y="0"/>
+                      <a:ext cx="3200400" cy="2000250"/>
+                    </a:xfrm>
+                    <a:prstGeom prst="rect"/>
+                  </pic:spPr>
+                </pic:pic>
+              </a:graphicData>
+            </a:graphic>
+          </wp:inline>
+        </w:drawing>
+      </w:r>
+      <w:r>
+        <w:br/>
+        <w:t>Figure 2-1 Python Programming Language</w:t>
+      </w:r>
+    </w:p>
+    <w:p>
+      <w:pPr>
+        <w:pStyle w:val="4"/>
+      </w:pPr>
+      <w:r>
+        <w:t xml:space="preserve">2.6.2 FastAPI</w:t>
+      </w:r>
+    </w:p>
+    <w:p>
+      <w:pPr/>
+      <w:r>
+        <w:t xml:space="preserve">FastAPI is a modern web framework for building APIs in Python. We chose FastAPI [7] for our backend because it is very fast (one of the fastest Python frameworks), it automatically generates API documentation, and it uses Python type hints for request validation. These features helped us develop the API quickly and with fewer bugs.</w:t>
+      </w:r>
+    </w:p>
+    <w:p>
+      <w:pPr>
+        <w:jc w:val="center"/>
+      </w:pPr>
+      <w:r>
+        <w:drawing>
+          <wp:inline xmlns:a="http://schemas.openxmlformats.org/drawingml/2006/main" xmlns:pic="http://schemas.openxmlformats.org/drawingml/2006/picture">
+            <wp:extent cx="3200400" cy="2000250"/>
+            <wp:docPr id="46" name="Picture 46"/>
+            <wp:cNvGraphicFramePr>
+              <a:graphicFrameLocks noChangeAspect="1"/>
+            </wp:cNvGraphicFramePr>
+            <a:graphic>
+              <a:graphicData uri="http://schemas.openxmlformats.org/drawingml/2006/picture">
+                <pic:pic>
+                  <pic:nvPicPr>
+                    <pic:cNvPr id="0" name="fastapi_logo.png"/>
+                    <pic:cNvPicPr/>
+                  </pic:nvPicPr>
+                  <pic:blipFill>
+                    <a:blip r:embed="rId39"/>
+                    <a:stretch>
+                      <a:fillRect/>
+                    </a:stretch>
+                  </pic:blipFill>
+                  <pic:spPr>
+                    <a:xfrm>
+                      <a:off x="0" y="0"/>
+                      <a:ext cx="3200400" cy="2000250"/>
+                    </a:xfrm>
+                    <a:prstGeom prst="rect"/>
+                  </pic:spPr>
+                </pic:pic>
+              </a:graphicData>
+            </a:graphic>
+          </wp:inline>
+        </w:drawing>
+      </w:r>
+      <w:r>
+        <w:br/>
+        <w:t>Figure 2-2 FastAPI Web Framework</w:t>
+      </w:r>
+    </w:p>
+    <w:p>
+      <w:pPr>
+        <w:pStyle w:val="4"/>
+      </w:pPr>
+      <w:r>
+        <w:t xml:space="preserve">2.6.3 React</w:t>
+      </w:r>
+    </w:p>
+    <w:p>
+      <w:pPr/>
+      <w:r>
+        <w:t xml:space="preserve">React is a JavaScript library for building user interfaces, created by Facebook. We used React [8] for our frontend because it has a large ecosystem of ready-made components, excellent developer tools, and strong community support. React's component-based architecture made it easy to build and reuse UI elements across our dashboard pages.</w:t>
+      </w:r>
+    </w:p>
+    <w:p>
+      <w:pPr>
+        <w:jc w:val="center"/>
+      </w:pPr>
+      <w:r>
+        <w:drawing>
+          <wp:inline xmlns:a="http://schemas.openxmlformats.org/drawingml/2006/main" xmlns:pic="http://schemas.openxmlformats.org/drawingml/2006/picture">
+            <wp:extent cx="3200400" cy="2000250"/>
+            <wp:docPr id="47" name="Picture 47"/>
+            <wp:cNvGraphicFramePr>
+              <a:graphicFrameLocks noChangeAspect="1"/>
+            </wp:cNvGraphicFramePr>
+            <a:graphic>
+              <a:graphicData uri="http://schemas.openxmlformats.org/drawingml/2006/picture">
+                <pic:pic>
+                  <pic:nvPicPr>
+                    <pic:cNvPr id="0" name="react_logo.png"/>
+                    <pic:cNvPicPr/>
+                  </pic:nvPicPr>
+                  <pic:blipFill>
+                    <a:blip r:embed="rId40"/>
+                    <a:stretch>
+                      <a:fillRect/>
+                    </a:stretch>
+                  </pic:blipFill>
+                  <pic:spPr>
+                    <a:xfrm>
+                      <a:off x="0" y="0"/>
+                      <a:ext cx="3200400" cy="2000250"/>
+                    </a:xfrm>
+                    <a:prstGeom prst="rect"/>
+                  </pic:spPr>
+                </pic:pic>
+              </a:graphicData>
+            </a:graphic>
+          </wp:inline>
+        </w:drawing>
+      </w:r>
+      <w:r>
+        <w:br/>
+        <w:t>Figure 2-3 React JavaScript Library</w:t>
+      </w:r>
+    </w:p>
+    <w:p>
+      <w:pPr>
+        <w:pStyle w:val="4"/>
+      </w:pPr>
+      <w:r>
+        <w:t xml:space="preserve">2.6.4 TypeScript</w:t>
+      </w:r>
+    </w:p>
+    <w:p>
+      <w:pPr/>
+      <w:r>
+        <w:t xml:space="preserve">TypeScript is a programming language that adds type checking to JavaScript. We used TypeScript for our frontend code because it catches many common mistakes at compile time, before the code even runs. This helped us write more reliable code and made refactoring easier.</w:t>
+      </w:r>
+    </w:p>
+    <w:p>
+      <w:pPr>
+        <w:jc w:val="center"/>
+      </w:pPr>
+      <w:r>
+        <w:drawing>
+          <wp:inline xmlns:a="http://schemas.openxmlformats.org/drawingml/2006/main" xmlns:pic="http://schemas.openxmlformats.org/drawingml/2006/picture">
+            <wp:extent cx="3200400" cy="2000250"/>
+            <wp:docPr id="48" name="Picture 48"/>
+            <wp:cNvGraphicFramePr>
+              <a:graphicFrameLocks noChangeAspect="1"/>
+            </wp:cNvGraphicFramePr>
+            <a:graphic>
+              <a:graphicData uri="http://schemas.openxmlformats.org/drawingml/2006/picture">
+                <pic:pic>
+                  <pic:nvPicPr>
+                    <pic:cNvPr id="0" name="typescript_logo.png"/>
+                    <pic:cNvPicPr/>
+                  </pic:nvPicPr>
+                  <pic:blipFill>
+                    <a:blip r:embed="rId41"/>
+                    <a:stretch>
+                      <a:fillRect/>
+                    </a:stretch>
+                  </pic:blipFill>
+                  <pic:spPr>
+                    <a:xfrm>
+                      <a:off x="0" y="0"/>
+                      <a:ext cx="3200400" cy="2000250"/>
+                    </a:xfrm>
+                    <a:prstGeom prst="rect"/>
+                  </pic:spPr>
+                </pic:pic>
+              </a:graphicData>
+            </a:graphic>
+          </wp:inline>
+        </w:drawing>
+      </w:r>
+      <w:r>
+        <w:br/>
+        <w:t>Figure 2-4 TypeScript Language</w:t>
+      </w:r>
+    </w:p>
+    <w:p>
+      <w:pPr>
+        <w:pStyle w:val="4"/>
+      </w:pPr>
+      <w:r>
+        <w:t xml:space="preserve">2.6.5 Docker</w:t>
+      </w:r>
+    </w:p>
+    <w:p>
+      <w:pPr/>
+      <w:r>
+        <w:t xml:space="preserve">Docker is a platform for building and running applications in containers. A container packages an application with all its dependencies so it runs the same way everywhere. We used Docker [10] to package our frontend and backend, and Docker Compose to run them together. This made deployment simple and reproducible.</w:t>
+      </w:r>
+    </w:p>
+    <w:p>
+      <w:pPr>
+        <w:jc w:val="center"/>
+      </w:pPr>
+      <w:r>
+        <w:drawing>
+          <wp:inline xmlns:a="http://schemas.openxmlformats.org/drawingml/2006/main" xmlns:pic="http://schemas.openxmlformats.org/drawingml/2006/picture">
+            <wp:extent cx="3200400" cy="2000250"/>
+            <wp:docPr id="49" name="Picture 49"/>
+            <wp:cNvGraphicFramePr>
+              <a:graphicFrameLocks noChangeAspect="1"/>
+            </wp:cNvGraphicFramePr>
+            <a:graphic>
+              <a:graphicData uri="http://schemas.openxmlformats.org/drawingml/2006/picture">
+                <pic:pic>
+                  <pic:nvPicPr>
+                    <pic:cNvPr id="0" name="docker_logo.png"/>
+                    <pic:cNvPicPr/>
+                  </pic:nvPicPr>
+                  <pic:blipFill>
+                    <a:blip r:embed="rId42"/>
+                    <a:stretch>
+                      <a:fillRect/>
+                    </a:stretch>
+                  </pic:blipFill>
+                  <pic:spPr>
+                    <a:xfrm>
+                      <a:off x="0" y="0"/>
+                      <a:ext cx="3200400" cy="2000250"/>
+                    </a:xfrm>
+                    <a:prstGeom prst="rect"/>
+                  </pic:spPr>
+                </pic:pic>
+              </a:graphicData>
+            </a:graphic>
+          </wp:inline>
+        </w:drawing>
+      </w:r>
+      <w:r>
+        <w:br/>
+        <w:t>Figure 2-5 Docker Platform</w:t>
+      </w:r>
+    </w:p>
+    <w:p>
+      <w:pPr>
+        <w:pStyle w:val="4"/>
+      </w:pPr>
+      <w:r>
+        <w:t xml:space="preserve">2.6.6 Kubernetes</w:t>
+      </w:r>
+    </w:p>
+    <w:p>
+      <w:pPr/>
+      <w:r>
+        <w:t xml:space="preserve">Kubernetes is an open-source platform for automating the deployment, scaling, and management of containerized applications [1]. It is the target platform that our dashboard monitors. We used the Kubernetes Python client library to connect to clusters and collect metrics, logs, and events through the Kubernetes API.</w:t>
+      </w:r>
+    </w:p>
+    <w:p>
+      <w:pPr>
+        <w:jc w:val="center"/>
+      </w:pPr>
+      <w:r>
+        <w:drawing>
+          <wp:inline xmlns:a="http://schemas.openxmlformats.org/drawingml/2006/main" xmlns:pic="http://schemas.openxmlformats.org/drawingml/2006/picture">
+            <wp:extent cx="3200400" cy="2000250"/>
+            <wp:docPr id="50" name="Picture 50"/>
+            <wp:cNvGraphicFramePr>
+              <a:graphicFrameLocks noChangeAspect="1"/>
+            </wp:cNvGraphicFramePr>
+            <a:graphic>
+              <a:graphicData uri="http://schemas.openxmlformats.org/drawingml/2006/picture">
+                <pic:pic>
+                  <pic:nvPicPr>
+                    <pic:cNvPr id="0" name="kubernetes_logo.png"/>
+                    <pic:cNvPicPr/>
+                  </pic:nvPicPr>
+                  <pic:blipFill>
+                    <a:blip r:embed="rId43"/>
+                    <a:stretch>
+                      <a:fillRect/>
+                    </a:stretch>
+                  </pic:blipFill>
+                  <pic:spPr>
+                    <a:xfrm>
+                      <a:off x="0" y="0"/>
+                      <a:ext cx="3200400" cy="2000250"/>
+                    </a:xfrm>
+                    <a:prstGeom prst="rect"/>
+                  </pic:spPr>
+                </pic:pic>
+              </a:graphicData>
+            </a:graphic>
+          </wp:inline>
+        </w:drawing>
+      </w:r>
+      <w:r>
+        <w:br/>
+        <w:t>Figure 2-6 Kubernetes Platform</w:t>
+      </w:r>
+    </w:p>
+    <w:p>
+      <w:pPr>
+        <w:pStyle w:val="4"/>
+      </w:pPr>
+      <w:r>
+        <w:t xml:space="preserve">2.6.7 SQLAlchemy</w:t>
+      </w:r>
+    </w:p>
+    <w:p>
+      <w:pPr/>
+      <w:r>
+        <w:t xml:space="preserve">SQLAlchemy is a Python library for working with databases. It provides an Object-Relational Mapping (ORM) that lets us work with database tables as Python objects instead of writing raw SQL queries. We used SQLAlchemy with SQLite for our database layer because it is lightweight and easy to set up.</w:t>
+      </w:r>
+    </w:p>
+    <w:p>
+      <w:pPr>
+        <w:jc w:val="center"/>
+      </w:pPr>
+      <w:r>
+        <w:drawing>
+          <wp:inline xmlns:a="http://schemas.openxmlformats.org/drawingml/2006/main" xmlns:pic="http://schemas.openxmlformats.org/drawingml/2006/picture">
+            <wp:extent cx="3200400" cy="2000250"/>
+            <wp:docPr id="51" name="Picture 51"/>
+            <wp:cNvGraphicFramePr>
+              <a:graphicFrameLocks noChangeAspect="1"/>
+            </wp:cNvGraphicFramePr>
+            <a:graphic>
+              <a:graphicData uri="http://schemas.openxmlformats.org/drawingml/2006/picture">
+                <pic:pic>
+                  <pic:nvPicPr>
+                    <pic:cNvPr id="0" name="sqlalchemy_logo.png"/>
+                    <pic:cNvPicPr/>
+                  </pic:nvPicPr>
+                  <pic:blipFill>
+                    <a:blip r:embed="rId44"/>
+                    <a:stretch>
+                      <a:fillRect/>
+                    </a:stretch>
+                  </pic:blipFill>
+                  <pic:spPr>
+                    <a:xfrm>
+                      <a:off x="0" y="0"/>
+                      <a:ext cx="3200400" cy="2000250"/>
+                    </a:xfrm>
+                    <a:prstGeom prst="rect"/>
+                  </pic:spPr>
+                </pic:pic>
+              </a:graphicData>
+            </a:graphic>
+          </wp:inline>
+        </w:drawing>
+      </w:r>
+      <w:r>
+        <w:br/>
+        <w:t>Figure 2-7 SQLAlchemy ORM</w:t>
+      </w:r>
+    </w:p>
+    <w:p>
+      <w:pPr>
+        <w:pStyle w:val="4"/>
+      </w:pPr>
+      <w:r>
+        <w:t xml:space="preserve">2.6.8 scikit-learn</w:t>
+      </w:r>
+    </w:p>
+    <w:p>
+      <w:pPr/>
+      <w:r>
+        <w:t xml:space="preserve">scikit-learn is the most popular machine learning library for Python [9]. We used it for our Isolation Forest implementation. scikit-learn provides a well-tested, optimized version of the algorithm that we could integrate into our backend without writing the algorithm from scratch.</w:t>
+      </w:r>
+    </w:p>
+    <w:p>
+      <w:pPr>
+        <w:jc w:val="center"/>
+      </w:pPr>
+      <w:r>
+        <w:drawing>
+          <wp:inline xmlns:a="http://schemas.openxmlformats.org/drawingml/2006/main" xmlns:pic="http://schemas.openxmlformats.org/drawingml/2006/picture">
+            <wp:extent cx="3200400" cy="2000250"/>
+            <wp:docPr id="52" name="Picture 52"/>
+            <wp:cNvGraphicFramePr>
+              <a:graphicFrameLocks noChangeAspect="1"/>
+            </wp:cNvGraphicFramePr>
+            <a:graphic>
+              <a:graphicData uri="http://schemas.openxmlformats.org/drawingml/2006/picture">
+                <pic:pic>
+                  <pic:nvPicPr>
+                    <pic:cNvPr id="0" name="sklearn_logo.png"/>
+                    <pic:cNvPicPr/>
+                  </pic:nvPicPr>
+                  <pic:blipFill>
+                    <a:blip r:embed="rId45"/>
+                    <a:stretch>
+                      <a:fillRect/>
+                    </a:stretch>
+                  </pic:blipFill>
+                  <pic:spPr>
+                    <a:xfrm>
+                      <a:off x="0" y="0"/>
+                      <a:ext cx="3200400" cy="2000250"/>
+                    </a:xfrm>
+                    <a:prstGeom prst="rect"/>
+                  </pic:spPr>
+                </pic:pic>
+              </a:graphicData>
+            </a:graphic>
+          </wp:inline>
+        </w:drawing>
+      </w:r>
+      <w:r>
+        <w:br/>
+        <w:t>Figure 2-8 scikit-learn Library</w:t>
+      </w:r>
+    </w:p>
+    <w:p>
+      <w:pPr>
+        <w:pStyle w:val="2"/>
+      </w:pPr>
+      <w:r>
+        <w:t xml:space="preserve">Chapter 3  Methodology</w:t>
+      </w:r>
+    </w:p>
+    <w:p>
+      <w:pPr>
+        <w:pStyle w:val="3"/>
+      </w:pPr>
+      <w:r>
+        <w:t xml:space="preserve">3.1  Introduction</w:t>
+      </w:r>
+    </w:p>
+    <w:p>
+      <w:pPr/>
+      <w:r>
+        <w:t xml:space="preserve">The goal of this chapter is to explain the development methodology we followed to build our K8s Dashboard. Choosing the right development approach is important because it affects how we plan, design, code, and test the software. A good methodology helps us stay organized and deliver a working product on time.</w:t>
+      </w:r>
+    </w:p>
+    <w:p>
+      <w:pPr/>
+      <w:r>
+        <w:t xml:space="preserve">There are many software development models we could choose, such as the Waterfall model, Agile methods, the Spiral model, and the Prototype model. Each has its own strengths and weaknesses. After considering our project requirements, we decided to use the Iterative Prototyping model because it fits well with how we needed to work.</w:t>
+      </w:r>
+    </w:p>
+    <w:p>
+      <w:pPr>
+        <w:pStyle w:val="3"/>
+      </w:pPr>
+      <w:r>
+        <w:t xml:space="preserve">3.2  Iterative Prototyping Model</w:t>
+      </w:r>
+    </w:p>
+    <w:p>
+      <w:pPr/>
+      <w:r>
+        <w:t xml:space="preserve">The Iterative Prototyping model is a software development approach where we build a simplified version of the system first (the prototype), test it, get feedback, and then improve it step by step. Unlike the Waterfall model where all the requirements must be defined upfront, the Prototyping model allows us to refine our requirements as we learn more about the problem.</w:t>
+      </w:r>
+    </w:p>
+    <w:p>
+      <w:pPr/>
+      <w:r>
+        <w:t xml:space="preserve">Figure 3-1 below shows the steps in the Iterative Prototyping model.</w:t>
+      </w:r>
+    </w:p>
+    <w:p>
+      <w:pPr>
+        <w:jc w:val="center"/>
+      </w:pPr>
+      <w:r>
+        <w:drawing>
+          <wp:inline xmlns:a="http://schemas.openxmlformats.org/drawingml/2006/main" xmlns:pic="http://schemas.openxmlformats.org/drawingml/2006/picture">
+            <wp:extent cx="4572000" cy="3048000"/>
+            <wp:docPr id="53" name="Picture 53"/>
+            <wp:cNvGraphicFramePr>
+              <a:graphicFrameLocks noChangeAspect="1"/>
+            </wp:cNvGraphicFramePr>
+            <a:graphic>
+              <a:graphicData uri="http://schemas.openxmlformats.org/drawingml/2006/picture">
+                <pic:pic>
+                  <pic:nvPicPr>
+                    <pic:cNvPr id="0" name="methodology_diagram.png"/>
+                    <pic:cNvPicPr/>
+                  </pic:nvPicPr>
+                  <pic:blipFill>
+                    <a:blip r:embed="rId46"/>
+                    <a:stretch>
+                      <a:fillRect/>
+                    </a:stretch>
+                  </pic:blipFill>
+                  <pic:spPr>
+                    <a:xfrm>
+                      <a:off x="0" y="0"/>
+                      <a:ext cx="4572000" cy="3048000"/>
+                    </a:xfrm>
+                    <a:prstGeom prst="rect"/>
+                  </pic:spPr>
+                </pic:pic>
+              </a:graphicData>
+            </a:graphic>
+          </wp:inline>
+        </w:drawing>
+      </w:r>
+      <w:r>
+        <w:br/>
+        <w:t>Figure 3-1 Iterative Prototyping Model Steps</w:t>
+      </w:r>
+    </w:p>
+    <w:p>
+      <w:pPr>
+        <w:pStyle w:val="3"/>
+      </w:pPr>
+      <w:r>
+        <w:t xml:space="preserve">3.3  Why We Chose This Model</w:t>
+      </w:r>
+    </w:p>
+    <w:p>
+      <w:pPr/>
+      <w:r>
+        <w:t xml:space="preserve">We chose the Iterative Prototyping model for several reasons. First, at the beginning of the project, we did not know exactly what features the dashboard should have or how the interface should look. Building prototypes and testing them helped us figure out the right design.</w:t>
+      </w:r>
+    </w:p>
+    <w:p>
+      <w:pPr/>
+      <w:r>
+        <w:t xml:space="preserve">Second, our project involves several complex technologies (Kubernetes API, machine learning, React frontend) that we needed to experiment with before committing to a final design. The prototyping approach let us test different approaches and pick the best one.</w:t>
+      </w:r>
+    </w:p>
+    <w:p>
+      <w:pPr/>
+      <w:r>
+        <w:t xml:space="preserve">Third, the prototyping model gives us working software early in the process. This means we could demonstrate progress to our supervisor regularly and get feedback to improve the system.</w:t>
+      </w:r>
+    </w:p>
+    <w:p>
+      <w:pPr>
+        <w:pStyle w:val="3"/>
+      </w:pPr>
+      <w:r>
+        <w:t xml:space="preserve">3.4  The Steps We Followed</w:t>
+      </w:r>
+    </w:p>
+    <w:p>
+      <w:pPr/>
+      <w:r>
+        <w:t xml:space="preserve">Step 1 - Requirements Gathering: We studied the existing Kubernetes monitoring tools and identified their limitations. We defined the initial requirements for our dashboard based on the gaps we found.</w:t>
+      </w:r>
+    </w:p>
+    <w:p>
+      <w:pPr/>
+      <w:r>
+        <w:t xml:space="preserve">Step 2 - Quick Design: We created a basic system design with the three-tier architecture (frontend, backend, database) and defined the main API endpoints.</w:t>
+      </w:r>
+    </w:p>
+    <w:p>
+      <w:pPr/>
+      <w:r>
+        <w:t xml:space="preserve">Step 3 - Build Prototype: We built a first version of the dashboard with basic features: user login, cluster connection, and simple resource display.</w:t>
+      </w:r>
+    </w:p>
+    <w:p>
+      <w:pPr/>
+      <w:r>
+        <w:t xml:space="preserve">Step 4 - User Evaluation: We tested the prototype ourselves and showed it to our supervisor. We collected feedback on what worked well and what needed improvement.</w:t>
+      </w:r>
+    </w:p>
+    <w:p>
+      <w:pPr/>
+      <w:r>
+        <w:t xml:space="preserve">Step 5 - Refine Prototype: Based on the feedback, we improved the prototype. We added features like anomaly detection, log viewing, alert management, and a better user interface. We repeated steps 3-5 several times until the system met all our requirements.</w:t>
+      </w:r>
+    </w:p>
+    <w:p>
+      <w:pPr/>
+      <w:r>
+        <w:t xml:space="preserve">Step 6 - Final System: After several iterations, we finalized the system, ran comprehensive tests, and prepared the deployment configuration with Docker Compose.</w:t>
       </w:r>
     </w:p>
     <w:p>
@@ -9572,7 +9831,7 @@
         <w:rPr>
           <w:rFonts w:hint="default" w:ascii="Times New Roman" w:hAnsi="Times New Roman" w:cs="Times New Roman"/>
         </w:rPr>
-        <w:t>Chapter 3  Requirements Analysis</w:t>
+        <w:t>Chapter 4  Requirements Analysis</w:t>
       </w:r>
       <w:bookmarkEnd w:id="63"/>
       <w:bookmarkEnd w:id="64"/>
@@ -9596,7 +9855,7 @@
         <w:rPr>
           <w:rFonts w:hint="default" w:ascii="Times New Roman" w:hAnsi="Times New Roman" w:cs="Times New Roman"/>
         </w:rPr>
-        <w:t>3.1  Functional Requirements</w:t>
+        <w:t>4.1  Functional Requirements</w:t>
       </w:r>
       <w:bookmarkEnd w:id="68"/>
       <w:bookmarkEnd w:id="69"/>
@@ -9614,7 +9873,7 @@
         <w:rPr>
           <w:rFonts w:hint="default" w:ascii="Times New Roman" w:hAnsi="Times New Roman" w:cs="Times New Roman"/>
         </w:rPr>
-        <w:t>Based on the analysis of the problem domain and comprehensive review of existing monitoring solutions discussed in Chapter 2, the following functional requirements have been identified for the K8s Dashboard system. These requirements are organized into six categories reflecting the core capabilities of the system: user authentication and authorization, cluster management, resource monitoring, log management, anomaly detection, and alert management. Each requirement is assigned a unique identifier and priority level (High, Medium, or Low) to guide the implementation process. The requirements were derived from the gap analysis of existing tools, where it was identified that no single solution adequately addresses all monitoring needs for small-to-medium Kubernetes deployments without excessive cost or complexity.</w:t>
+        <w:t>Based on our study of the problem and the review of existing tools in Chapter 2, we identified the following functional requirements for our K8s Dashboard. We organized them into six categories: user authentication, cluster management, resource monitoring, log management, anomaly detection, and alert management. Each requirement has a unique ID and a priority level (High, Medium, or Low).</w:t>
       </w:r>
     </w:p>
     <w:p>
@@ -9630,7 +9889,7 @@
           <w:color w:val="000000"/>
           <w:sz w:val="24"/>
         </w:rPr>
-        <w:t>Table 3.1  Functional Requirements Summary</w:t>
+        <w:t>Table 4.1  Functional Requirements Summary</w:t>
       </w:r>
     </w:p>
     <w:tbl>
@@ -11445,7 +11704,7 @@
         <w:rPr>
           <w:rFonts w:hint="default" w:ascii="Times New Roman" w:hAnsi="Times New Roman" w:cs="Times New Roman"/>
         </w:rPr>
-        <w:t>3.2  Non-Functional Requirements</w:t>
+        <w:t>4.2  Non-Functional Requirements</w:t>
       </w:r>
       <w:bookmarkEnd w:id="73"/>
       <w:bookmarkEnd w:id="74"/>
@@ -11463,7 +11722,7 @@
         <w:rPr>
           <w:rFonts w:hint="default" w:ascii="Times New Roman" w:hAnsi="Times New Roman" w:cs="Times New Roman"/>
         </w:rPr>
-        <w:t>In addition to the functional requirements, the system must satisfy several non-functional requirements that define the quality attributes of the software. These requirements address performance, security, usability, reliability, and maintainability concerns. Performance requirements specify that the dashboard must respond to user interactions within 2 seconds under normal load conditions, and API endpoints must return results within 500 milliseconds. Security requirements mandate encrypted credential storage, secure JWT-based authentication with token expiration, and role-based access control. Usability requirements ensure the interface is intuitive and accessible through standard web browsers without requiring any client-side installation. Reliability requirements specify that the system must gracefully handle network failures and Kubernetes API timeouts without crashing. Maintainability requirements ensure the codebase follows modular design principles with clear separation of concerns to facilitate future enhancements.</w:t>
+        <w:t>Besides the functional requirements, our system needs to meet several quality requirements. For performance, the dashboard should respond within 2 seconds, and API calls should return results within 500 milliseconds. For security, all passwords must be hashed and credentials encrypted. The interface should be easy to use and work in any modern web browser without installing anything. The system should handle network failures without crashing. The code should follow a modular design so it is easy to maintain and extend.</w:t>
       </w:r>
     </w:p>
     <w:p>
@@ -11479,7 +11738,7 @@
           <w:color w:val="000000"/>
           <w:sz w:val="24"/>
         </w:rPr>
-        <w:t>Table 3.2  Non-Functional Requirements</w:t>
+        <w:t>Table 4.2  Non-Functional Requirements</w:t>
       </w:r>
     </w:p>
     <w:tbl>
@@ -12447,7 +12706,7 @@
         <w:rPr>
           <w:rFonts w:hint="default" w:ascii="Times New Roman" w:hAnsi="Times New Roman" w:cs="Times New Roman"/>
         </w:rPr>
-        <w:t>3.3  Use Case Analysis</w:t>
+        <w:t>4.3  Use Case Analysis</w:t>
       </w:r>
       <w:bookmarkEnd w:id="78"/>
       <w:bookmarkEnd w:id="79"/>
@@ -12468,7 +12727,7 @@
           <w:color w:val="000000"/>
           <w:sz w:val="24"/>
         </w:rPr>
-        <w:t>The use case analysis identifies three primary actors interacting with the system: the Administrator, the Regular User, and the Kubernetes Cluster (external system). The use case diagram below illustrates the relationships between actors and use cases.</w:t>
+        <w:t>We identified three main types of users (actors) who interact with our system: the Administrator, the Regular User, and the Kubernetes Cluster (an external system). The use case diagram below shows what each actor can do.</w:t>
       </w:r>
     </w:p>
     <w:p>
@@ -12544,7 +12803,7 @@
         <w:rPr>
           <w:rFonts w:hint="default" w:ascii="Times New Roman" w:hAnsi="Times New Roman" w:cs="Times New Roman"/>
         </w:rPr>
-        <w:t>Figure 3.1  Use Case Diagram</w:t>
+        <w:t>Figure 4.1  Use Case Diagram</w:t>
       </w:r>
     </w:p>
     <w:p>
@@ -12561,7 +12820,7 @@
           <w:color w:val="000000"/>
           <w:sz w:val="24"/>
         </w:rPr>
-        <w:t>The Administrator has full access to all system features including user management and system configuration. The Regular User can manage their own clusters, monitor resources, view logs, and use anomaly detection features. The Kubernetes Cluster is an external actor providing resource data through its API.</w:t>
+        <w:t>The Administrator has full access to everything, including managing other users and configuring the system. Regular Users can manage their own clusters, monitor resources, read logs, and use the anomaly detection features. The Kubernetes Cluster is the external system that provides the resource data through its API.</w:t>
       </w:r>
     </w:p>
     <w:p>
@@ -12580,7 +12839,7 @@
         <w:rPr>
           <w:rFonts w:hint="default" w:ascii="Times New Roman" w:hAnsi="Times New Roman" w:cs="Times New Roman"/>
         </w:rPr>
-        <w:t>3.4  Use Case Descriptions</w:t>
+        <w:t>4.4  Use Case Descriptions</w:t>
       </w:r>
       <w:bookmarkEnd w:id="83"/>
       <w:bookmarkEnd w:id="84"/>
@@ -12601,7 +12860,7 @@
           <w:color w:val="000000"/>
           <w:sz w:val="24"/>
         </w:rPr>
-        <w:t>Table 3.3  Use Case: User Login</w:t>
+        <w:t>Table 4.3  Use Case: User Login</w:t>
       </w:r>
     </w:p>
     <w:tbl>
@@ -13341,7 +13600,7 @@
           <w:color w:val="000000"/>
           <w:sz w:val="24"/>
         </w:rPr>
-        <w:t>Table 3.4  Use Case: Register Account</w:t>
+        <w:t>Table 4.4  Use Case: Register Account</w:t>
       </w:r>
     </w:p>
     <w:tbl>
@@ -14002,7 +14261,7 @@
           <w:color w:val="000000"/>
           <w:sz w:val="24"/>
         </w:rPr>
-        <w:t>Table 3.5  Use Case: Manage Users (Admin)</w:t>
+        <w:t>Table 4.5  Use Case: Manage Users (Admin)</w:t>
       </w:r>
     </w:p>
     <w:tbl>
@@ -14684,7 +14943,7 @@
           <w:color w:val="000000"/>
           <w:sz w:val="24"/>
         </w:rPr>
-        <w:t>Table 3.6  Use Case: Add Cluster</w:t>
+        <w:t>Table 4.6  Use Case: Add Cluster</w:t>
       </w:r>
     </w:p>
     <w:tbl>
@@ -15440,7 +15699,7 @@
           <w:color w:val="000000"/>
           <w:sz w:val="24"/>
         </w:rPr>
-        <w:t>Table 3.7  Use Case: Monitor Cluster Resources</w:t>
+        <w:t>Table 4.7  Use Case: Monitor Cluster Resources</w:t>
       </w:r>
     </w:p>
     <w:tbl>
@@ -16120,7 +16379,7 @@
           <w:color w:val="000000"/>
           <w:sz w:val="24"/>
         </w:rPr>
-        <w:t>Table 3.8  Use Case: View Pod Logs</w:t>
+        <w:t>Table 4.8  Use Case: View Pod Logs</w:t>
       </w:r>
     </w:p>
     <w:tbl>
@@ -16765,7 +17024,7 @@
           <w:color w:val="000000"/>
           <w:sz w:val="24"/>
         </w:rPr>
-        <w:t>Table 3.9  Use Case: Detect Anomalies</w:t>
+        <w:t>Table 4.9  Use Case: Detect Anomalies</w:t>
       </w:r>
     </w:p>
     <w:tbl>
@@ -17573,7 +17832,7 @@
           <w:color w:val="000000"/>
           <w:sz w:val="24"/>
         </w:rPr>
-        <w:t>Table 3.10  Use Case: Manage Alert Rules</w:t>
+        <w:t>Table 4.10  Use Case: Manage Alert Rules</w:t>
       </w:r>
     </w:p>
     <w:tbl>
@@ -18234,7 +18493,7 @@
         <w:rPr>
           <w:rFonts w:hint="default" w:ascii="Times New Roman" w:hAnsi="Times New Roman" w:cs="Times New Roman"/>
         </w:rPr>
-        <w:t>Chapter 4  System Design</w:t>
+        <w:t>Chapter 5  System Design</w:t>
       </w:r>
       <w:bookmarkEnd w:id="88"/>
       <w:bookmarkEnd w:id="89"/>
@@ -18258,7 +18517,7 @@
         <w:rPr>
           <w:rFonts w:hint="default" w:ascii="Times New Roman" w:hAnsi="Times New Roman" w:cs="Times New Roman"/>
         </w:rPr>
-        <w:t>4.1  System Architecture Design</w:t>
+        <w:t>5.1  System Architecture Design</w:t>
       </w:r>
       <w:bookmarkEnd w:id="93"/>
       <w:bookmarkEnd w:id="94"/>
@@ -18279,7 +18538,7 @@
           <w:color w:val="000000"/>
           <w:sz w:val="24"/>
         </w:rPr>
-        <w:t>The K8s Dashboard follows a three-tier architecture [15] pattern consisting of the Presentation Layer (frontend), the Application Layer (backend), and the Data Layer (database and external Kubernetes clusters). The system is containerized using Docker and orchestrated with Docker Compose for simplified deployment.</w:t>
+        <w:t>Our K8s Dashboard uses a three-tier architecture [15]: the Presentation Layer (the frontend), the Application Layer (the backend), and the Data Layer (the database and the Kubernetes clusters). We package everything in Docker containers and use Docker Compose to run them together.</w:t>
       </w:r>
     </w:p>
     <w:p>
@@ -18355,7 +18614,7 @@
         <w:rPr>
           <w:rFonts w:hint="default" w:ascii="Times New Roman" w:hAnsi="Times New Roman" w:cs="Times New Roman"/>
         </w:rPr>
-        <w:t>Figure 4.1  System Architecture Diagram</w:t>
+        <w:t>Figure 5.1  System Architecture Diagram</w:t>
       </w:r>
     </w:p>
     <w:p>
@@ -18371,7 +18630,7 @@
           <w:color w:val="000000"/>
           <w:sz w:val="24"/>
         </w:rPr>
-        <w:t>The architecture incorporates the following key design decisions:</w:t>
+        <w:t>We made several important decisions when designing the system architecture:</w:t>
       </w:r>
     </w:p>
     <w:p>
@@ -18388,7 +18647,7 @@
           <w:color w:val="000000"/>
           <w:sz w:val="24"/>
         </w:rPr>
-        <w:t>(1) Separation of Concerns: The frontend and backend are completely decoupled, communicating only through a RESTful JSON API [7]. This allows independent development and deployment.</w:t>
+        <w:t>(1) Separation of Concerns: We completely separated the frontend from the backend. They only talk to each other through a RESTful JSON API [7], so we can develop and deploy them independently.</w:t>
       </w:r>
     </w:p>
     <w:p>
@@ -18405,7 +18664,7 @@
           <w:color w:val="000000"/>
           <w:sz w:val="24"/>
         </w:rPr>
-        <w:t>(2) Middleware Pipeline: The backend uses a layered middleware architecture (CORS → JWT Auth → User Context → Cluster Isolation → Audit Logger) to enforce security policies.</w:t>
+        <w:t>(2) Middleware Pipeline: The backend processes each request through a series of checks: first CORS validation, then JWT authentication, then user context loading, then cluster isolation, and finally audit logging.</w:t>
       </w:r>
     </w:p>
     <w:p>
@@ -18422,7 +18681,7 @@
           <w:color w:val="000000"/>
           <w:sz w:val="24"/>
         </w:rPr>
-        <w:t>(3) Service Layer: Business logic is encapsulated in service classes (KubernetesService, ClusterManager, AnomalyDetector, AuditService) for modularity and testability.</w:t>
+        <w:t>(3) Service Layer: We put all the business logic in service classes like KubernetesService, ClusterManager, AnomalyDetector, and AuditService. This makes the code easier to test and maintain.</w:t>
       </w:r>
     </w:p>
     <w:p>
@@ -18439,7 +18698,7 @@
           <w:color w:val="000000"/>
           <w:sz w:val="24"/>
         </w:rPr>
-        <w:t>(4) Credential Isolation: Cluster credentials are encrypted at rest and decrypted only in-memory during API calls, never exposed to the frontend.</w:t>
+        <w:t>(4) Credential Isolation: We encrypt cluster credentials when they are stored in the database and only decrypt them in memory when we need to make an API call. The frontend never sees the raw credentials.</w:t>
       </w:r>
     </w:p>
     <w:p>
@@ -18456,7 +18715,7 @@
           <w:i w:val="0"/>
           <w:sz w:val="24"/>
         </w:rPr>
-        <w:t>(5) Stateless API Design: The backend API follows REST principles [19] with stateless request handling. Each request carries its own authentication context via JWT tokens, enabling horizontal scalability without session affinity requirements.</w:t>
+        <w:t>(5) Stateless API Design: Our API follows REST principles [19] and does not store any session data on the server. Each request includes a JWT token that contains all the information needed to process it. This makes it easy to scale the system later.</w:t>
       </w:r>
     </w:p>
     <w:p>
@@ -18473,7 +18732,7 @@
           <w:i w:val="0"/>
           <w:sz w:val="24"/>
         </w:rPr>
-        <w:t>(6) Graceful Degradation: The system is designed to remain partially functional when external dependencies are unavailable. If the Kubernetes API is unreachable, the dashboard displays cached data with appropriate staleness indicators rather than failing entirely.</w:t>
+        <w:t>(6) Graceful Degradation: If the Kubernetes API is not available, the dashboard shows cached data with a warning instead of crashing. This way, users can still see recent information even when there are connection problems.</w:t>
       </w:r>
     </w:p>
     <w:p>
@@ -18490,7 +18749,7 @@
           <w:i w:val="0"/>
           <w:sz w:val="24"/>
         </w:rPr>
-        <w:t>The request processing pipeline follows a layered architecture. An incoming HTTP request first passes through the CORS middleware, which validates the request origin. Next, the JWT authentication middleware extracts and verifies the bearer token. The UserContext middleware resolves the authenticated user from the database and attaches it to the request context. The ClusterIsolation middleware ensures the user can only access clusters they own. Finally, the request reaches the appropriate route handler, which delegates to service layer components for business logic execution.</w:t>
+        <w:t>When a request comes in, it goes through these layers in order. The CORS middleware checks if the request comes from an allowed origin. The JWT middleware verifies the authentication token. The user context middleware loads the user's profile. The cluster isolation middleware makes sure users can only access their own clusters. Finally, the audit logger records the action for security purposes.</w:t>
       </w:r>
     </w:p>
     <w:p>
@@ -18509,7 +18768,7 @@
         <w:rPr>
           <w:rFonts w:hint="default" w:ascii="Times New Roman" w:hAnsi="Times New Roman" w:cs="Times New Roman"/>
         </w:rPr>
-        <w:t>4.2  Technology Stack Selection</w:t>
+        <w:t>5.2  Technology Stack Selection</w:t>
       </w:r>
       <w:bookmarkEnd w:id="98"/>
       <w:bookmarkEnd w:id="99"/>
@@ -18527,7 +18786,7 @@
         <w:rPr>
           <w:rFonts w:hint="default" w:ascii="Times New Roman" w:hAnsi="Times New Roman" w:cs="Times New Roman"/>
         </w:rPr>
-        <w:t>The technology stack was carefully selected based on several criteria: performance characteristics, ecosystem maturity, community support, ease of integration, and suitability for the specific requirements of a Kubernetes monitoring system. The stack follows a clear separation between the backend API layer and the frontend presentation layer, enabling independent development, testing, and deployment of each component. The selection process considered multiple alternatives for each layer before finalizing the chosen technologies.</w:t>
+        <w:t>We chose our technology stack based on four criteria: performance, community support, ease of use, and how well it fits with Kubernetes monitoring. We split the stack into backend and frontend technologies, as shown in the tables below.</w:t>
       </w:r>
     </w:p>
     <w:p>
@@ -18543,7 +18802,7 @@
           <w:color w:val="000000"/>
           <w:sz w:val="24"/>
         </w:rPr>
-        <w:t>Table 4.1  Backend Technology Stack</w:t>
+        <w:t>Table 5.1  Backend Technology Stack</w:t>
       </w:r>
     </w:p>
     <w:tbl>
@@ -19673,7 +19932,7 @@
           <w:color w:val="000000"/>
           <w:sz w:val="24"/>
         </w:rPr>
-        <w:t>Table 4.2  Frontend Technology Stack</w:t>
+        <w:t>Table 5.2  Frontend Technology Stack</w:t>
       </w:r>
     </w:p>
     <w:p>
@@ -20654,7 +20913,7 @@
         <w:rPr>
           <w:rFonts w:hint="default" w:ascii="Times New Roman" w:hAnsi="Times New Roman" w:cs="Times New Roman"/>
         </w:rPr>
-        <w:t>4.3  Database Design</w:t>
+        <w:t>5.3  Database Design</w:t>
       </w:r>
       <w:bookmarkEnd w:id="103"/>
       <w:bookmarkEnd w:id="104"/>
@@ -20751,7 +21010,7 @@
         <w:rPr>
           <w:rFonts w:hint="default" w:ascii="Times New Roman" w:hAnsi="Times New Roman" w:cs="Times New Roman"/>
         </w:rPr>
-        <w:t>Figure 4.2  Database Entity-Relationship Diagram</w:t>
+        <w:t>Figure 5.2  Database Entity-Relationship Diagram</w:t>
       </w:r>
     </w:p>
     <w:p>
@@ -20817,7 +21076,7 @@
           <w:color w:val="000000"/>
           <w:sz w:val="24"/>
         </w:rPr>
-        <w:t>Table 4.3  User Table Schema (users)</w:t>
+        <w:t>Table 5.3  User Table Schema (users)</w:t>
       </w:r>
     </w:p>
     <w:tbl>
@@ -21805,7 +22064,7 @@
           <w:color w:val="000000"/>
           <w:sz w:val="24"/>
         </w:rPr>
-        <w:t>Table 4.4  Cluster Table Schema (clusters)</w:t>
+        <w:t>Table 5.4  Cluster Table Schema (clusters)</w:t>
       </w:r>
     </w:p>
     <w:tbl>
@@ -23306,7 +23565,7 @@
           <w:color w:val="000000"/>
           <w:sz w:val="24"/>
         </w:rPr>
-        <w:t>Table 4.5  Audit Log Table Schema (audit_logs)</w:t>
+        <w:t>Table 5.5  Audit Log Table Schema (audit_logs)</w:t>
       </w:r>
     </w:p>
     <w:tbl>
@@ -24810,7 +25069,7 @@
         <w:rPr>
           <w:rFonts w:hint="default" w:ascii="Times New Roman" w:hAnsi="Times New Roman" w:cs="Times New Roman"/>
         </w:rPr>
-        <w:t>4.4  API Interface Design</w:t>
+        <w:t>5.4  API Interface Design</w:t>
       </w:r>
       <w:bookmarkEnd w:id="108"/>
       <w:bookmarkEnd w:id="109"/>
@@ -24829,7 +25088,7 @@
         <w:rPr>
           <w:rFonts w:hint="default" w:ascii="Times New Roman" w:hAnsi="Times New Roman" w:cs="Times New Roman"/>
         </w:rPr>
-        <w:t>The backend exposes a RESTful API under the base path /api/v1. All endpoints return JSON responses and follow consistent error handling patterns with appropriate HTTP status codes. The API is organized into seven route groups, each implemented as a separate FastAPI router module to promote code organization and maintainability. The authentication group handles user registration, login, token refresh, and password management operations. The cluster management group provides endpoints for adding, listing, testing, and removing Kubernetes cluster configurations. The monitoring group exposes endpoints for retrieving node information, pod details, deployment status, and events from connected clusters. The metrics and anomaly detection group provides endpoints for collecting cluster metrics, running anomaly detection analysis, and retrieving cluster health assessments. The log management group handles log retrieval with filtering by namespace, pod, and severity level. The alert management group provides CRUD operations for alert rules and alert acknowledgment workflows. The namespace group enables listing available namespaces for a connected cluster. All authenticated endpoints require a valid JWT token in the Authorization header using the Bearer scheme, and cluster-specific endpoints additionally require a cluster_id query parameter to identify the target cluster. The API automatically generates interactive Swagger documentation at the /docs endpoint, which was extensively used during development and testing.</w:t>
+        <w:t>Our backend provides a RESTful API at /api/v1. All endpoints return JSON data and use standard HTTP status codes for errors. We organized the API into seven groups, each in its own FastAPI router module. The authentication group handles login, registration, and token management. The cluster management group lets users add, list, test, and remove clusters. The monitoring group provides information about nodes, pods, deployments, and events. The metrics group handles anomaly detection and cluster health. The log group retrieves container logs with filtering. The alert group manages alert rules and acknowledgments. The namespace group lists available namespaces. All protected endpoints require a JWT token in the Authorization header, and cluster-specific endpoints need a cluster_id parameter. The API also generates interactive Swagger documentation at /docs, which we used a lot during development.</w:t>
       </w:r>
     </w:p>
     <w:p>
@@ -24845,7 +25104,7 @@
           <w:color w:val="000000"/>
           <w:sz w:val="24"/>
         </w:rPr>
-        <w:t>Table 4.6  Authentication API Endpoints</w:t>
+        <w:t>Table 5.6  Authentication API Endpoints</w:t>
       </w:r>
     </w:p>
     <w:tbl>
@@ -26245,7 +26504,7 @@
           <w:color w:val="000000"/>
           <w:sz w:val="24"/>
         </w:rPr>
-        <w:t>Table 4.7  Cluster Management API Endpoints</w:t>
+        <w:t>Table 5.7  Cluster Management API Endpoints</w:t>
       </w:r>
     </w:p>
     <w:tbl>
@@ -27227,7 +27486,7 @@
           <w:color w:val="000000"/>
           <w:sz w:val="24"/>
         </w:rPr>
-        <w:t>Table 4.8  Cluster Monitoring API Endpoints</w:t>
+        <w:t>Table 5.8  Cluster Monitoring API Endpoints</w:t>
       </w:r>
     </w:p>
     <w:tbl>
@@ -28438,7 +28697,7 @@
           <w:color w:val="000000"/>
           <w:sz w:val="24"/>
         </w:rPr>
-        <w:t>Table 4.9  Metrics and Anomaly Detection API Endpoints</w:t>
+        <w:t>Table 5.9  Metrics and Anomaly Detection API Endpoints</w:t>
       </w:r>
     </w:p>
     <w:tbl>
@@ -29073,7 +29332,7 @@
           <w:color w:val="000000"/>
           <w:sz w:val="24"/>
         </w:rPr>
-        <w:t>Table 4.10  Log Management API Endpoints</w:t>
+        <w:t>Table 5.10  Log Management API Endpoints</w:t>
       </w:r>
     </w:p>
     <w:tbl>
@@ -29624,7 +29883,7 @@
           <w:color w:val="000000"/>
           <w:sz w:val="24"/>
         </w:rPr>
-        <w:t>Table 4.11  Alert Management API Endpoints</w:t>
+        <w:t>Table 5.11  Alert Management API Endpoints</w:t>
       </w:r>
     </w:p>
     <w:tbl>
@@ -30670,7 +30929,7 @@
           <w:color w:val="000000"/>
           <w:sz w:val="24"/>
         </w:rPr>
-        <w:t>Table 4.12  Namespace API Endpoints</w:t>
+        <w:t>Table 5.12  Namespace API Endpoints</w:t>
       </w:r>
     </w:p>
     <w:tbl>
@@ -31143,7 +31402,7 @@
         <w:rPr>
           <w:rFonts w:hint="default" w:ascii="Times New Roman" w:hAnsi="Times New Roman" w:cs="Times New Roman"/>
         </w:rPr>
-        <w:t>4.5  Frontend Design</w:t>
+        <w:t>5.5  Frontend Design</w:t>
       </w:r>
       <w:bookmarkEnd w:id="113"/>
       <w:bookmarkEnd w:id="114"/>
@@ -31161,7 +31420,7 @@
         <w:rPr>
           <w:rFonts w:hint="default" w:ascii="Times New Roman" w:hAnsi="Times New Roman" w:cs="Times New Roman"/>
         </w:rPr>
-        <w:t>The frontend user interface is designed as a Single Page Application (SPA) using React with TypeScript, following component-based architecture principles that promote reusability and maintainability. The interface design uses a consistent dark theme across all pages, chosen to reduce eye strain during extended monitoring sessions—a common use case for infrastructure dashboards. The layout follows a standard dashboard pattern with a persistent sidebar navigation on the left, a contextual header bar at the top, and the main content area occupying the remaining space. The sidebar adapts its content based on the authenticated user's role: administrators see additional menu items for user management and alert configuration, while regular users see a simplified navigation focused on monitoring and cluster management features.</w:t>
+        <w:t>We built the frontend as a Single Page Application (SPA) using React with TypeScript. The interface uses a dark theme to reduce eye strain during long monitoring sessions. The layout has a sidebar for navigation on the left, a header bar at the top, and the main content area on the right. The sidebar shows different menu items depending on whether you are an admin or a regular user.</w:t>
       </w:r>
     </w:p>
     <w:p>
@@ -31178,7 +31437,7 @@
           <w:i w:val="0"/>
           <w:sz w:val="24"/>
         </w:rPr>
-        <w:t>The frontend architecture implements a clear separation between data fetching, state management, and presentation layers. React Query handles all server state with automatic background refetching, stale-while-revalidate caching, and retry logic for failed requests. Zustand manages client-side state including authentication tokens, selected cluster context, and UI preferences, with selective persistence to localStorage.</w:t>
+        <w:t>For managing data, we use React Query to fetch information from the backend with automatic refreshing and caching. Zustand handles the client-side state like authentication tokens and which cluster is currently selected.</w:t>
       </w:r>
     </w:p>
     <w:p>
@@ -31195,7 +31454,7 @@
           <w:i w:val="0"/>
           <w:sz w:val="24"/>
         </w:rPr>
-        <w:t>The component hierarchy follows a top-down data flow pattern. The Layout component provides the navigation sidebar, header bar with cluster switcher, and namespace selector. Page components compose feature-specific views using shared UI primitives (Card, Toast, ErrorBoundary). This architecture enables consistent user experience across all pages while allowing page-level customization.</w:t>
+        <w:t>The components are organized in a hierarchy. The Layout component provides the sidebar and header. Page components build on shared UI pieces like Card, Toast, and ErrorBoundary. This approach gives every page a consistent look while still allowing customization.</w:t>
       </w:r>
     </w:p>
     <w:p>
@@ -31211,7 +31470,7 @@
           <w:color w:val="000000"/>
           <w:sz w:val="24"/>
         </w:rPr>
-        <w:t>Table 4.13  Frontend Page Components</w:t>
+        <w:t>Table 5.13  Frontend Page Components</w:t>
       </w:r>
     </w:p>
     <w:tbl>
@@ -33232,7 +33491,7 @@
         <w:rPr>
           <w:rFonts w:hint="default" w:ascii="Times New Roman" w:hAnsi="Times New Roman" w:cs="Times New Roman"/>
         </w:rPr>
-        <w:t>4.6  Anomaly Detection Module Design</w:t>
+        <w:t>5.6  Anomaly Detection Module Design</w:t>
       </w:r>
       <w:bookmarkEnd w:id="118"/>
       <w:bookmarkEnd w:id="119"/>
@@ -33250,7 +33509,7 @@
         <w:rPr>
           <w:rFonts w:hint="default" w:ascii="Times New Roman" w:hAnsi="Times New Roman" w:cs="Times New Roman"/>
         </w:rPr>
-        <w:t>The anomaly detection module uses the Isolation Forest algorithm from scikit-learn [3,9] to perform unsupervised anomaly detection on cluster metrics collected through the Kubernetes API. The module is designed as a self-contained service class (AnomalyDetector) that can operate independently of the rest of the application, facilitating testing and potential replacement with alternative algorithms in the future. The detection pipeline consists of four stages: data collection, feature extraction, model inference, and result analysis. Each stage is implemented as a separate method within the AnomalyDetector class, following the single-responsibility principle.</w:t>
+        <w:t>The anomaly detection module uses the Isolation Forest algorithm from scikit-learn [3,9] to find unusual patterns in cluster metrics. We designed it as a standalone service class called AnomalyDetector so it can work independently and be replaced with a different algorithm in the future. The detection process has four stages: data collection, feature extraction, model inference, and result analysis.</w:t>
       </w:r>
     </w:p>
     <w:p>
@@ -33266,7 +33525,7 @@
           <w:color w:val="000000"/>
           <w:sz w:val="24"/>
         </w:rPr>
-        <w:t>Table 4.14  Isolation Forest Parameters</w:t>
+        <w:t>Table 5.14  Isolation Forest Parameters</w:t>
       </w:r>
     </w:p>
     <w:tbl>
@@ -34066,7 +34325,7 @@
           <w:color w:val="000000"/>
           <w:sz w:val="24"/>
         </w:rPr>
-        <w:t>The anomaly detection data flow operates as follows:</w:t>
+        <w:t>Here is how the anomaly detection works step by step:</w:t>
       </w:r>
     </w:p>
     <w:p>
@@ -34083,7 +34342,7 @@
           <w:color w:val="000000"/>
           <w:sz w:val="24"/>
         </w:rPr>
-        <w:t>(1) Metrics Collection: Cluster metrics (CPU%, memory%, disk%, pod restarts, network I/O) are collected from the Kubernetes API during health checks.</w:t>
+        <w:t>(1) Metrics Collection: We collect cluster metrics like CPU usage, memory usage, disk usage, pod restarts, and network traffic from the Kubernetes API during regular health checks.</w:t>
       </w:r>
     </w:p>
     <w:p>
@@ -34100,7 +34359,7 @@
           <w:color w:val="000000"/>
           <w:sz w:val="24"/>
         </w:rPr>
-        <w:t>(2) Feature Extraction: Raw metrics are transformed into a numerical feature vector and normalized using StandardScaler.</w:t>
+        <w:t>(2) Feature Extraction: We convert the raw metrics into a numerical feature vector and normalize them using StandardScaler.</w:t>
       </w:r>
     </w:p>
     <w:p>
@@ -34117,7 +34376,7 @@
           <w:color w:val="000000"/>
           <w:sz w:val="24"/>
         </w:rPr>
-        <w:t>(3) Model Training: After 50+ samples are collected, the Isolation Forest model is automatically trained on the normalized feature vectors.</w:t>
+        <w:t>(3) Model Training: After we collect at least 50 metric samples, the Isolation Forest model trains itself automatically on the normalized data.</w:t>
       </w:r>
     </w:p>
     <w:p>
@@ -34134,7 +34393,7 @@
           <w:color w:val="000000"/>
           <w:sz w:val="24"/>
         </w:rPr>
-        <w:t>(4) Anomaly Scoring: New metric vectors are scored by computing the average path length across all isolation trees. Shorter paths indicate anomalies.</w:t>
+        <w:t>(4) Anomaly Scoring: Each new set of metrics is scored by the model. Shorter paths in the isolation trees mean higher anomaly scores.</w:t>
       </w:r>
     </w:p>
     <w:p>
@@ -34151,7 +34410,7 @@
           <w:color w:val="000000"/>
           <w:sz w:val="24"/>
         </w:rPr>
-        <w:t>(5) Factor Analysis: Z-scores are computed for each metric feature to identify which metrics contributed most to the anomaly (threshold: z-score &gt; 2).</w:t>
+        <w:t>(5) Factor Analysis: We calculate z-scores for each metric to find out which ones are most responsible for the anomaly (we flag anything with a z-score above 2).</w:t>
       </w:r>
     </w:p>
     <w:p>
@@ -34168,7 +34427,7 @@
           <w:color w:val="000000"/>
           <w:sz w:val="24"/>
         </w:rPr>
-        <w:t>(6) Health Scoring: An overall health score (0-100) is computed, with status levels: healthy (≥90), warning (≥70), degraded (≥50), critical (&lt;50).</w:t>
+        <w:t>(6) Health Scoring: We compute an overall health score from 0 to 100. A score of 90 or above means healthy, 70-89 means warning, 50-69 means degraded, and below 50 means critical.</w:t>
       </w:r>
     </w:p>
     <w:p>
@@ -34243,7 +34502,7 @@
           <w:i w:val="0"/>
           <w:sz w:val="20"/>
         </w:rPr>
-        <w:t>Figure 4.3  Anomaly Detection Data Flow</w:t>
+        <w:t>Figure 5.3  Anomaly Detection Data Flow</w:t>
       </w:r>
     </w:p>
     <w:p>
@@ -34259,7 +34518,7 @@
           <w:i w:val="0"/>
           <w:sz w:val="24"/>
         </w:rPr>
-        <w:t>The detection module maintains two circular buffers: a metrics history buffer (capacity: 1,000 samples) for training data and an anomaly history buffer (capacity: 100 records) for recent anomaly events. This bounded memory design ensures predictable resource consumption regardless of system uptime duration.</w:t>
+        <w:t>The module keeps two circular buffers in memory: one for metric history (up to 1,000 samples) used for training, and one for anomaly history (up to 100 records) for recent detections. This way, memory usage stays predictable no matter how long the system runs.</w:t>
       </w:r>
     </w:p>
     <w:p>
@@ -34276,7 +34535,7 @@
           <w:i w:val="0"/>
           <w:sz w:val="24"/>
         </w:rPr>
-        <w:t>Feature engineering transforms raw Kubernetes API responses into numerical vectors. Node metrics are aggregated to compute cluster-level indicators (total nodes, ready percentage). Pod metrics are summarized by status counts and cumulative restart totals. Event metrics filter for Warning and Error types within configurable time windows. This aggregation reduces the dimensionality of raw cluster state to a compact feature vector suitable for the Isolation Forest algorithm.</w:t>
+        <w:t>For feature engineering, we transform the raw Kubernetes API data into compact numerical vectors. We aggregate node metrics to get cluster-level numbers like total nodes and percentage of ready nodes. We summarize pod metrics by counting pods in each status and total restart counts. We filter events for Warning and Error types within a time window. This reduces the complex cluster state into a small feature vector that works well with the Isolation Forest algorithm.</w:t>
       </w:r>
     </w:p>
     <w:p>
@@ -34295,7 +34554,7 @@
         <w:rPr>
           <w:rFonts w:hint="default" w:ascii="Times New Roman" w:hAnsi="Times New Roman" w:cs="Times New Roman"/>
         </w:rPr>
-        <w:t>4.7  Security Design</w:t>
+        <w:t>5.7  Security Design</w:t>
       </w:r>
       <w:bookmarkEnd w:id="123"/>
       <w:bookmarkEnd w:id="124"/>
@@ -34313,7 +34572,7 @@
         <w:rPr>
           <w:rFonts w:hint="default" w:ascii="Times New Roman" w:hAnsi="Times New Roman" w:cs="Times New Roman"/>
         </w:rPr>
-        <w:t>Security is a fundamental concern for any system that manages access to Kubernetes clusters, as compromised credentials could grant an attacker full control over the container orchestration infrastructure. The K8s Dashboard implements a multi-layered security architecture addressing authentication, authorization, data protection, and secure communication. The security design follows the principle of defense in depth, where multiple independent security mechanisms work together to protect the system even if one layer is bypassed. This approach is particularly important given that the dashboard handles sensitive Kubernetes credentials (kubeconfig files and bearer tokens) that provide direct API access to the managed clusters.</w:t>
+        <w:t>Security is very important for our system because it manages access to Kubernetes clusters. If someone gets unauthorized access, they could control the entire container infrastructure. We designed our security with multiple layers of protection, following the principle of defense in depth. This means that even if one security layer fails, the others will still protect the system.</w:t>
       </w:r>
     </w:p>
     <w:p>
@@ -34330,7 +34589,7 @@
           <w:color w:val="000000"/>
           <w:sz w:val="24"/>
         </w:rPr>
-        <w:t>Authentication: JWT (JSON Web Token) with HS256 algorithm [13]. Tokens include the username and role in the payload, with a configurable expiration (default: 480 minutes; suitable for a continuous operator shift — stricter deployments should reduce this to 60 minutes).</w:t>
+        <w:t>Authentication: We use JWT (JSON Web Token) with the HS256 algorithm [13]. Tokens include the username and role, and they expire after 480 minutes by default. For production use, this should be set to 60 minutes.</w:t>
       </w:r>
     </w:p>
     <w:p>
@@ -34347,7 +34606,7 @@
           <w:color w:val="000000"/>
           <w:sz w:val="24"/>
         </w:rPr>
-        <w:t>Password Security: All passwords are hashed using bcrypt [14] with an adaptive cost factor. Legacy SHA-256 hashes are automatically upgraded to bcrypt on login.</w:t>
+        <w:t>Password Security: All passwords are hashed using bcrypt [14] with an adaptive cost factor. If the system finds an old SHA-256 hash, it automatically upgrades it to bcrypt when the user logs in.</w:t>
       </w:r>
     </w:p>
     <w:p>
@@ -34364,20 +34623,20 @@
           <w:color w:val="000000"/>
           <w:sz w:val="24"/>
         </w:rPr>
-        <w:t>Credential Encryption: Kubeconfig files and API tokens are encrypted at rest using Fernet symmetric encryption (AES-128-CBC with HMAC-SHA256) [14]. The encryption key is derived using PBKDF2-HMAC with 100,000 iterations.</w:t>
-      </w:r>
-    </w:p>
-    <w:p>
-      <w:pPr>
-        <w:rPr>
-          <w:rFonts w:hint="default" w:ascii="Times New Roman" w:hAnsi="Times New Roman" w:cs="Times New Roman"/>
-        </w:rPr>
-      </w:pPr>
-      <w:r>
-        <w:rPr>
-          <w:rFonts w:hint="default" w:ascii="Times New Roman" w:hAnsi="Times New Roman" w:cs="Times New Roman"/>
-        </w:rPr>
-        <w:t>Kubeconfig File Role: A kubeconfig file is the primary credential artifact used by Kubernetes clients to authenticate against a cluster. It contains the cluster API server endpoint, the certificate authority data, and the user authentication credentials (client certificate or bearer token). In this system, users upload their kubeconfig file when registering a cluster. The file is immediately encrypted using the Fernet key before being stored in the database, ensuring the raw credentials are never persisted in plaintext. When the backend needs to communicate with the Kubernetes API, the encrypted blob is fetched from the database, decrypted in memory, used to construct a temporary client session, and then discarded — the plaintext credential is never written to disk or logged at any point.</w:t>
+        <w:t>Credential Encryption: We encrypt kubeconfig files and API tokens using Fernet symmetric encryption (AES-128-CBC with HMAC-SHA256) [14]. The encryption key comes from PBKDF2-HMAC with 100,000 iterations.</w:t>
+      </w:r>
+    </w:p>
+    <w:p>
+      <w:pPr>
+        <w:rPr>
+          <w:rFonts w:hint="default" w:ascii="Times New Roman" w:hAnsi="Times New Roman" w:cs="Times New Roman"/>
+        </w:rPr>
+      </w:pPr>
+      <w:r>
+        <w:rPr>
+          <w:rFonts w:hint="default" w:ascii="Times New Roman" w:hAnsi="Times New Roman" w:cs="Times New Roman"/>
+        </w:rPr>
+        <w:t>A kubeconfig file is what Kubernetes uses to authenticate users. It contains the cluster API server address, certificate data, and user credentials. When a user adds a cluster to our dashboard, they upload their kubeconfig file. We immediately encrypt it before storing it in the database. When the backend needs to talk to the Kubernetes API, it fetches the encrypted file, decrypts it in memory, uses it to connect, and then discards it. The plaintext credentials are never saved to disk or logged.</w:t>
       </w:r>
     </w:p>
     <w:p>
@@ -34394,7 +34653,7 @@
           <w:color w:val="000000"/>
           <w:sz w:val="24"/>
         </w:rPr>
-        <w:t>User Isolation: The ClusterIsolationMiddleware ensures each user can only access their own clusters. Database queries are automatically scoped to the authenticated user.</w:t>
+        <w:t>User Isolation: Our ClusterIsolationMiddleware makes sure each user can only see and manage their own clusters. All database queries are automatically filtered by the authenticated user.</w:t>
       </w:r>
     </w:p>
     <w:p>
@@ -34411,7 +34670,7 @@
           <w:color w:val="000000"/>
           <w:sz w:val="24"/>
         </w:rPr>
-        <w:t>Audit Trail: Every user action is logged in the audit_logs table with IP address, user agent, timestamp, status, and error details.</w:t>
+        <w:t>Audit Trail: We log every user action in the audit_logs table, recording the IP address, browser information, timestamp, action status, and any error details.</w:t>
       </w:r>
     </w:p>
     <w:p>
@@ -34428,7 +34687,7 @@
           <w:i w:val="0"/>
           <w:sz w:val="24"/>
         </w:rPr>
-        <w:t>The authentication sequence diagram in Figure 4.4 illustrates the complete login and token verification flow between the frontend, backend API, and database layers.</w:t>
+        <w:t>The authentication sequence diagram in Figure 5.4 shows the complete login and token verification flow between the frontend, backend, and database.</w:t>
       </w:r>
     </w:p>
     <w:p>
@@ -34493,7 +34752,7 @@
         <w:rPr>
           <w:rFonts w:hint="default" w:ascii="Times New Roman" w:hAnsi="Times New Roman" w:cs="Times New Roman"/>
         </w:rPr>
-        <w:t>Figure 4.4  Authentication Sequence Diagram</w:t>
+        <w:t>Figure 5.4  Authentication Sequence Diagram</w:t>
       </w:r>
     </w:p>
     <w:p>
@@ -34509,7 +34768,7 @@
           <w:i w:val="0"/>
           <w:sz w:val="24"/>
         </w:rPr>
-        <w:t>Input Validation: All API inputs are validated using Pydantic models with strict type checking and field constraints. SQL injection is prevented through SQLAlchemy's parameterized queries. Cross-site scripting (XSS) is mitigated by the React framework's automatic output encoding.</w:t>
+        <w:t>Input Validation: We validate all API inputs using Pydantic models with strict type checking. SQLAlchemy's parameterized queries prevent SQL injection attacks. React's automatic output encoding prevents cross-site scripting (XSS) attacks.</w:t>
       </w:r>
     </w:p>
     <w:p>
@@ -34526,7 +34785,7 @@
           <w:i w:val="0"/>
           <w:sz w:val="24"/>
         </w:rPr>
-        <w:t>Rate Limiting Considerations: While not implemented in the current version, the stateless JWT architecture supports future integration of rate limiting middleware at the API gateway level without requiring backend changes.</w:t>
+        <w:t>Rate Limiting: We have not added rate limiting yet, but our stateless JWT design makes it easy to add later at the API gateway level.</w:t>
       </w:r>
     </w:p>
     <w:p>
@@ -34543,7 +34802,7 @@
           <w:i w:val="0"/>
           <w:sz w:val="24"/>
         </w:rPr>
-        <w:t>CORS Policy: The backend configures a strict CORS allowlist specifying permitted frontend origins. Only the configured frontend domain can make cross-origin API requests, preventing unauthorized browser-based access from other web applications.</w:t>
+        <w:t>CORS Policy: We configure the backend to only accept requests from our frontend domain. This stops unauthorized websites from making API calls to our backend.</w:t>
       </w:r>
     </w:p>
     <w:p>
@@ -34562,7 +34821,7 @@
         <w:rPr>
           <w:rFonts w:hint="default" w:ascii="Times New Roman" w:hAnsi="Times New Roman" w:cs="Times New Roman"/>
         </w:rPr>
-        <w:t>4.8  Deployment Design</w:t>
+        <w:t>5.8  Deployment Design</w:t>
       </w:r>
       <w:bookmarkEnd w:id="128"/>
       <w:bookmarkEnd w:id="129"/>
@@ -34580,7 +34839,7 @@
         <w:rPr>
           <w:rFonts w:hint="default" w:ascii="Times New Roman" w:hAnsi="Times New Roman" w:cs="Times New Roman"/>
         </w:rPr>
-        <w:t>The deployment architecture uses Docker containerization to ensure consistent behavior across development, testing, and production environments. Docker Compose orchestrates the multi-container deployment, defining service dependencies, network configuration, and volume mappings in a declarative YAML file. The deployment design prioritizes simplicity and reproducibility, allowing the entire system to be started with a single command (docker-compose up). The architecture consists of two main services: the backend API server and the frontend web server, connected through a shared Docker bridge network that provides DNS-based service discovery.</w:t>
+        <w:t>We use Docker to package our application so it runs the same way everywhere — on our development machines, in testing, and in production. Docker Compose manages the multi-container setup and defines how the services connect to each other. The whole system can be started with one command: docker-compose up.</w:t>
       </w:r>
     </w:p>
     <w:p>
@@ -34645,7 +34904,7 @@
         <w:rPr>
           <w:rFonts w:hint="default" w:ascii="Times New Roman" w:hAnsi="Times New Roman" w:cs="Times New Roman"/>
         </w:rPr>
-        <w:t>Figure 4.5  Deployment Diagram (Docker Compose)</w:t>
+        <w:t>Figure 5.5  Deployment Diagram (Docker Compose)</w:t>
       </w:r>
     </w:p>
     <w:p>
@@ -34661,7 +34920,7 @@
           <w:color w:val="000000"/>
           <w:sz w:val="24"/>
         </w:rPr>
-        <w:t>The system is deployed using Docker Compose with two containers: (1) the frontend container running Nginx serving the compiled React application on port 3000, and (2) the backend container running Uvicorn/FastAPI on port 8000. Nginx acts as a reverse proxy, forwarding API requests to the backend. The SQLite database is persisted via a Docker volume, and the host kubeconfig directory is bind-mounted read-only.</w:t>
+        <w:t>The system runs in two Docker containers: (1) the frontend container uses Nginx to serve the compiled React application on port 3000, and (2) the backend container runs Uvicorn/FastAPI on port 8000. Nginx also acts as a reverse proxy, forwarding API requests to the backend. The SQLite database is stored on a Docker volume so data is not lost when containers restart. The host kubeconfig directory is mounted as read-only.</w:t>
       </w:r>
     </w:p>
     <w:p>
@@ -34693,7 +34952,7 @@
         <w:rPr>
           <w:rFonts w:hint="default" w:ascii="Times New Roman" w:hAnsi="Times New Roman" w:cs="Times New Roman"/>
         </w:rPr>
-        <w:t>Chapter 5  System Implementation</w:t>
+        <w:t>Chapter 6  System Implementation</w:t>
       </w:r>
       <w:bookmarkEnd w:id="133"/>
       <w:bookmarkEnd w:id="134"/>
@@ -34717,7 +34976,7 @@
         <w:rPr>
           <w:rFonts w:hint="default" w:ascii="Times New Roman" w:hAnsi="Times New Roman" w:cs="Times New Roman"/>
         </w:rPr>
-        <w:t>5.1  Development Environment Setup</w:t>
+        <w:t>6.1  Development Environment Setup</w:t>
       </w:r>
       <w:bookmarkEnd w:id="138"/>
       <w:bookmarkEnd w:id="139"/>
@@ -34735,7 +34994,7 @@
         <w:rPr>
           <w:rFonts w:hint="default" w:ascii="Times New Roman" w:hAnsi="Times New Roman" w:cs="Times New Roman"/>
         </w:rPr>
-        <w:t>The development environment was configured to support efficient iterative development with hot-reloading capabilities for both the frontend and backend components. The backend development server uses Uvicorn with the --reload flag, which automatically restarts the server when Python source files are modified. The frontend development server uses Vite's built-in HMR (Hot Module Replacement), which updates the browser in real-time as React components are edited without losing application state. A local Minikube cluster provides a real Kubernetes environment for testing API interactions, configured with the Docker driver for optimal performance on the development machine. Git version control tracks all source code changes, with the repository hosted on GitHub for collaboration and backup purposes.</w:t>
+        <w:t>We set up our development environment to support fast coding with automatic reloading. The backend uses Uvicorn with the --reload flag, so any changes to Python files are picked up immediately without restarting the server. The frontend uses Vite's Hot Module Replacement (HMR), which updates the browser in real time when we edit React components. We ran a local Minikube cluster for testing with real Kubernetes APIs. All code was tracked with Git and hosted on GitHub.</w:t>
       </w:r>
     </w:p>
     <w:p>
@@ -34751,7 +35010,7 @@
           <w:color w:val="000000"/>
           <w:sz w:val="24"/>
         </w:rPr>
-        <w:t>Table 5.1  Development Environment</w:t>
+        <w:t>Table 6.1  Development Environment</w:t>
       </w:r>
     </w:p>
     <w:tbl>
@@ -35421,7 +35680,7 @@
         <w:rPr>
           <w:rFonts w:hint="default" w:ascii="Times New Roman" w:hAnsi="Times New Roman" w:cs="Times New Roman"/>
         </w:rPr>
-        <w:t>5.2  Backend Implementation</w:t>
+        <w:t>6.2  Backend Implementation</w:t>
       </w:r>
       <w:bookmarkEnd w:id="143"/>
       <w:bookmarkEnd w:id="144"/>
@@ -35442,7 +35701,7 @@
           <w:color w:val="000000"/>
           <w:sz w:val="24"/>
         </w:rPr>
-        <w:t>The backend is implemented in Python using the FastAPI framework [7]. The project follows a modular structure with separate directories for API routes, services, and utilities.</w:t>
+        <w:t>We built the backend in Python using the FastAPI framework [7]. The code is organized into separate folders for API routes, services, and utility functions.</w:t>
       </w:r>
     </w:p>
     <w:p>
@@ -35459,7 +35718,7 @@
           <w:color w:val="000000"/>
           <w:sz w:val="24"/>
         </w:rPr>
-        <w:t>Application Entry Point (main.py): Configures FastAPI with CORS middleware, registers all API route modules, adds the UserContext and ClusterIsolation middleware, and starts the Uvicorn server.</w:t>
+        <w:t>Application Entry Point (main.py): This file sets up FastAPI with CORS middleware, registers all the API route modules, adds our custom middleware, and starts the Uvicorn server.</w:t>
       </w:r>
     </w:p>
     <w:p>
@@ -35476,7 +35735,7 @@
           <w:color w:val="000000"/>
           <w:sz w:val="24"/>
         </w:rPr>
-        <w:t>Database Layer (database.py): Defines SQLAlchemy ORM models for User, Cluster, and AuditLog with relationship mappings and automatic timestamp management.</w:t>
+        <w:t>Database Layer (database.py): We define our database models here using SQLAlchemy ORM. There are models for User, Cluster, and AuditLog, with relationships between them and automatic timestamp management.</w:t>
       </w:r>
     </w:p>
     <w:p>
@@ -35493,7 +35752,7 @@
           <w:color w:val="000000"/>
           <w:sz w:val="24"/>
         </w:rPr>
-        <w:t>Authentication (auth.py): Implements JWT-based authentication with bcrypt password hashing, token generation/verification, and role-based access decorators.</w:t>
+        <w:t>Authentication (auth.py): This module handles JWT-based authentication. It includes bcrypt password hashing, token creation and verification, and decorators for role-based access control.</w:t>
       </w:r>
     </w:p>
     <w:p>
@@ -35510,7 +35769,7 @@
           <w:color w:val="000000"/>
           <w:sz w:val="24"/>
         </w:rPr>
-        <w:t>Kubernetes Service (kubernetes_service.py): Wraps the official Kubernetes Python client (CoreV1Api, AppsV1Api) to provide methods for querying nodes, pods, deployments, services, events, and logs.</w:t>
+        <w:t>Kubernetes Service (kubernetes_service.py): This is a wrapper around the official Kubernetes Python client. It provides methods to query nodes, pods, deployments, services, events, and logs from the cluster.</w:t>
       </w:r>
     </w:p>
     <w:p>
@@ -35527,7 +35786,7 @@
           <w:color w:val="000000"/>
           <w:sz w:val="24"/>
         </w:rPr>
-        <w:t>Cluster Manager (cluster_manager.py): Manages multiple cluster configurations with Fernet encryption/decryption of credentials and dynamic Kubernetes client initialization.</w:t>
+        <w:t>Cluster Manager (cluster_manager.py): This manages multiple cluster configurations. It handles Fernet encryption and decryption of credentials and creates Kubernetes clients dynamically.</w:t>
       </w:r>
     </w:p>
     <w:p>
@@ -35544,7 +35803,7 @@
           <w:i w:val="0"/>
           <w:sz w:val="24"/>
         </w:rPr>
-        <w:t>The KubernetesService class encapsulates all interactions with the Kubernetes API. It dynamically initializes API clients based on cluster configuration, supporting both kubeconfig file-based and token-based authentication. The service implements methods for querying nodes, pods, deployments, services, events, and logs through the official Kubernetes Python client library (kubernetes==29.0.0).</w:t>
+        <w:t>The KubernetesService class handles all communication with the Kubernetes API. It can connect to clusters using either kubeconfig files or API tokens. We use the official Kubernetes Python client library (version 29.0.0) to query nodes, pods, deployments, services, events, and logs.</w:t>
       </w:r>
     </w:p>
     <w:p>
@@ -35561,7 +35820,7 @@
           <w:i w:val="0"/>
           <w:sz w:val="24"/>
         </w:rPr>
-        <w:t>The ClusterManager service handles the lifecycle of cluster configurations. When a user registers a new cluster, the kubeconfig YAML or bearer token is encrypted using Fernet symmetric encryption before storage. During API requests, the encrypted credentials are decrypted in-memory to initialize a temporary Kubernetes client. This approach ensures credentials are never stored in plaintext and are only available in memory during active API calls.</w:t>
+        <w:t>The ClusterManager handles the lifecycle of cluster configurations. When a user registers a new cluster, the kubeconfig or bearer token is encrypted with Fernet before storage. When we need to make API calls, we decrypt the credentials in memory, use them, and then discard them. This way, credentials are never stored in plain text.</w:t>
       </w:r>
     </w:p>
     <w:p>
@@ -35578,7 +35837,7 @@
           <w:i w:val="0"/>
           <w:sz w:val="24"/>
         </w:rPr>
-        <w:t>The AuditService records all significant user actions to the audit_logs table. Each audit entry captures the user identity, cluster context, action type, resource details, client IP address, user agent, operation status, and timestamp. This provides a comprehensive activity trail for security compliance and operational troubleshooting.</w:t>
+        <w:t>The AuditService records all important user actions to the audit_logs table. Each entry includes the user's identity, which cluster they were working with, what action they performed, their IP address, browser information, and whether the operation succeeded or failed.</w:t>
       </w:r>
     </w:p>
     <w:p>
@@ -35592,7 +35851,7 @@
           <w:rFonts w:hint="default" w:ascii="Times New Roman" w:hAnsi="Times New Roman" w:cs="Times New Roman"/>
           <w:sz w:val="24"/>
         </w:rPr>
-        <w:t>Security Note: The init_db.py initialization script creates a default administrator account (username: admin, password: admin) and prints the credentials to standard output. This convenience feature is intended solely for initial development setup. In production deployments, administrators should immediately change the default password upon first login. The system prints a prominent warning message ("CHANGE THIS IN PRODUCTION!") during initialization to alert operators. Future versions should implement a forced password change mechanism on first login to eliminate the risk of default credentials persisting in deployed environments.</w:t>
+        <w:t>Security Note: The setup script creates a default admin account (username: admin, password: admin) for initial development. In production, this password should be changed immediately. The system shows a warning message ("CHANGE THIS IN PRODUCTION!") during setup to remind operators. In future versions, we plan to force a password change on first login.</w:t>
       </w:r>
     </w:p>
     <w:p>
@@ -35618,7 +35877,7 @@
         <w:rPr>
           <w:rFonts w:hint="default" w:ascii="Times New Roman" w:hAnsi="Times New Roman" w:cs="Times New Roman"/>
         </w:rPr>
-        <w:t>5.3  Frontend Implementation</w:t>
+        <w:t>6.3  Frontend Implementation</w:t>
       </w:r>
       <w:bookmarkEnd w:id="148"/>
       <w:bookmarkEnd w:id="149"/>
@@ -35639,7 +35898,7 @@
           <w:color w:val="000000"/>
           <w:sz w:val="24"/>
         </w:rPr>
-        <w:t>The frontend is implemented as a React Single Page Application using TypeScript [8] for type safety. Key implementation aspects include:</w:t>
+        <w:t>We built the frontend as a React Single Page Application using TypeScript [8] for type safety. Here are the key parts of our implementation:</w:t>
       </w:r>
     </w:p>
     <w:p>
@@ -35656,7 +35915,7 @@
           <w:color w:val="000000"/>
           <w:sz w:val="24"/>
         </w:rPr>
-        <w:t>Component Architecture: The application uses a component-based architecture with reusable UI components (Card, Toast, ErrorBoundary) and page-level components for each feature area.</w:t>
+        <w:t>Component Architecture: We use reusable UI components like Card, Toast, and ErrorBoundary that are shared across all pages. Each feature area has its own page component.</w:t>
       </w:r>
     </w:p>
     <w:p>
@@ -35673,7 +35932,7 @@
           <w:color w:val="000000"/>
           <w:sz w:val="24"/>
         </w:rPr>
-        <w:t>Routing and Guards: React Router v6 handles navigation with ProtectedRoute and AdminRoute wrapper components enforcing authentication and authorization.</w:t>
+        <w:t>Routing and Guards: React Router v6 handles navigation. We created ProtectedRoute and AdminRoute wrapper components to make sure only logged-in users can access the dashboard, and only admins can access admin features.</w:t>
       </w:r>
     </w:p>
     <w:p>
@@ -35690,7 +35949,7 @@
           <w:color w:val="000000"/>
           <w:sz w:val="24"/>
         </w:rPr>
-        <w:t>State Management: Zustand stores manage authentication state (token, user, role), cluster state (selected cluster, namespaces), and alert state. Auth and cluster stores are persisted to localStorage.</w:t>
+        <w:t>State Management: We use Zustand stores to manage authentication state (token, user, role), cluster state (selected cluster, namespaces), and alert state. The auth and cluster stores are saved to localStorage so they survive page refreshes.</w:t>
       </w:r>
     </w:p>
     <w:p>
@@ -35707,7 +35966,7 @@
           <w:color w:val="000000"/>
           <w:sz w:val="24"/>
         </w:rPr>
-        <w:t>API Integration: The Axios-based API client automatically attaches JWT tokens and cluster_id parameters. A response interceptor handles 401 errors by redirecting to login.</w:t>
+        <w:t>API Integration: Our Axios-based API client automatically adds JWT tokens and cluster_id parameters to every request. If a request returns a 401 error, the user is redirected to the login page.</w:t>
       </w:r>
     </w:p>
     <w:p>
@@ -35724,7 +35983,7 @@
           <w:color w:val="000000"/>
           <w:sz w:val="24"/>
         </w:rPr>
-        <w:t>Data Visualization: Recharts renders time-series charts [8] for CPU utilization, memory usage, pod restart counts, and network I/O metrics.</w:t>
+        <w:t>Data Visualization: We use the Recharts library [8] to draw time-series charts for CPU usage, memory usage, pod restart counts, and network traffic.</w:t>
       </w:r>
     </w:p>
     <w:p>
@@ -35741,7 +36000,7 @@
           <w:i w:val="0"/>
           <w:sz w:val="24"/>
         </w:rPr>
-        <w:t>The Zustand state management stores maintain authentication and cluster selection state with persistence. The useAuthStore manages the JWT token, user profile, and role information, persisting to localStorage to survive page reloads. The useClusterStore tracks the currently selected cluster and namespace, enabling seamless multi-cluster switching without re-authentication.</w:t>
+        <w:t>The Zustand stores keep track of the user's authentication state and cluster selection. The useAuthStore saves the JWT token, user profile, and role to localStorage so users do not have to log in again after refreshing the page. The useClusterStore tracks which cluster and namespace are currently selected.</w:t>
       </w:r>
     </w:p>
     <w:p>
@@ -35758,7 +36017,7 @@
           <w:i w:val="0"/>
           <w:sz w:val="24"/>
         </w:rPr>
-        <w:t>The routing configuration defines protected and public routes. The ProtectedRoute component checks for a valid authentication token before rendering child components, redirecting unauthenticated users to the login page. The AdminRoute component additionally verifies the user's role, restricting access to administrative features such as user management and alert rule configuration.</w:t>
+        <w:t>The routing system protects pages based on authentication. The ProtectedRoute component checks if the user has a valid token before showing the page content. If not, it redirects to the login page. The AdminRoute component also checks the user's role, so only admins can see the user management and alert configuration pages.</w:t>
       </w:r>
     </w:p>
     <w:p>
@@ -35778,7 +36037,7 @@
           <w:i w:val="0"/>
           <w:sz w:val="24"/>
         </w:rPr>
-        <w:t>Each page component follows a consistent pattern: React Query hooks fetch data from the backend API, loading and error states are handled with appropriate UI feedback, and data is rendered using a combination of tables, charts, and status indicators. The Dashboard page aggregates data from multiple API endpoints (cluster health, recent alerts, resource utilization) to provide a comprehensive overview.</w:t>
+        <w:t>Each page follows the same pattern: React Query hooks fetch data from the backend, loading and error states are handled with visual feedback, and the data is shown using tables, charts, and status indicators. The Dashboard page pulls data from multiple API endpoints to show a complete overview of the cluster.</w:t>
       </w:r>
     </w:p>
     <w:p>
@@ -35797,7 +36056,7 @@
         <w:rPr>
           <w:rFonts w:hint="default" w:ascii="Times New Roman" w:hAnsi="Times New Roman" w:cs="Times New Roman"/>
         </w:rPr>
-        <w:t>5.4  Anomaly Detection Implementation</w:t>
+        <w:t>6.4  Anomaly Detection Implementation</w:t>
       </w:r>
       <w:bookmarkEnd w:id="153"/>
       <w:bookmarkEnd w:id="154"/>
@@ -35818,7 +36077,7 @@
           <w:color w:val="000000"/>
           <w:sz w:val="24"/>
         </w:rPr>
-        <w:t>The AnomalyDetector class implements the Isolation Forest algorithm using scikit-learn [9]. Key implementation details:</w:t>
+        <w:t>We used scikit-learn [9] to implement the Isolation Forest algorithm in our AnomalyDetector class. Here are the key implementation details:</w:t>
       </w:r>
     </w:p>
     <w:p>
@@ -35835,7 +36094,7 @@
           <w:color w:val="000000"/>
           <w:sz w:val="24"/>
         </w:rPr>
-        <w:t>Training: The model trains automatically when 50+ metric samples are accumulated in the history buffer. Features are normalized using StandardScaler before training.</w:t>
+        <w:t>Training: The model trains automatically once we have collected 50 or more metric samples. We normalize the features using StandardScaler before training.</w:t>
       </w:r>
     </w:p>
     <w:p>
@@ -35852,7 +36111,7 @@
           <w:color w:val="000000"/>
           <w:sz w:val="24"/>
         </w:rPr>
-        <w:t>Detection: Each new metric vector is scored against the trained model. The raw decision_function score is normalized to a 0-1 range where higher values indicate greater anomaly.</w:t>
+        <w:t>Detection: Each new set of metrics is scored against the trained model. We normalize the raw score to a 0-1 range, where higher values mean more likely to be an anomaly.</w:t>
       </w:r>
     </w:p>
     <w:p>
@@ -35869,7 +36128,7 @@
           <w:color w:val="000000"/>
           <w:sz w:val="24"/>
         </w:rPr>
-        <w:t>Contributing Factors: Z-scores are calculated for each feature dimension. Features with z-scores exceeding 2.0 are flagged as contributing factors with severity levels.</w:t>
+        <w:t>Contributing Factors: We calculate z-scores for each feature. Any feature with a z-score above 2.0 is flagged as a contributing factor and assigned a severity level.</w:t>
       </w:r>
     </w:p>
     <w:p>
@@ -35886,7 +36145,7 @@
           <w:color w:val="000000"/>
           <w:sz w:val="24"/>
         </w:rPr>
-        <w:t>Health Analysis: The analyze_cluster_health method combines anomaly scores with rule-based checks to produce an overall health score (0-100) and status classification.</w:t>
+        <w:t>Health Analysis: The analyze_cluster_health method combines the anomaly score with some rule-based checks to produce an overall health score from 0 to 100.</w:t>
       </w:r>
     </w:p>
     <w:p>
@@ -35903,7 +36162,7 @@
           <w:color w:val="000000"/>
           <w:sz w:val="24"/>
         </w:rPr>
-        <w:t>Fallback Mode: When scikit-learn [9] is unavailable, a rule-based detection method (_demo_detect) provides basic threshold checking for CPU (&gt;90%), memory (&gt;95%), and pod restarts (&gt;5).</w:t>
+        <w:t>Fallback Mode: If scikit-learn [9] is not installed, the system falls back to a simple rule-based method that checks if CPU is above 90%, memory is above 95%, or pod restarts are above 5.</w:t>
       </w:r>
       <w:r>
         <w:rPr>
@@ -35912,7 +36171,6 @@
           <w:i w:val="0"/>
           <w:sz w:val="20"/>
         </w:rPr>
-        <w:t>e.</w:t>
       </w:r>
     </w:p>
     <w:p>
@@ -35929,7 +36187,7 @@
           <w:i w:val="0"/>
           <w:sz w:val="24"/>
         </w:rPr>
-        <w:t>The _extract_features method transforms raw Kubernetes API responses into numerical feature vectors. For cluster-level detection, it extracts: total node count, percentage of nodes in Ready condition, total pod count, percentage of pods in Running state, count of failed pods, cumulative pod restart count, and counts of warning and error events. Each feature captures a distinct dimension of cluster health.</w:t>
+        <w:t>The _extract_features method turns raw Kubernetes API responses into numerical vectors. For cluster-level detection, it extracts: total node count, percentage of ready nodes, total pod count, percentage of running pods, number of failed pods, total restart count, and counts of warning and error events.</w:t>
       </w:r>
     </w:p>
     <w:p>
@@ -35982,7 +36240,7 @@
         <w:rPr>
           <w:rFonts w:hint="default" w:ascii="Times New Roman" w:hAnsi="Times New Roman" w:cs="Times New Roman"/>
         </w:rPr>
-        <w:t>5.5  Docker Containerization</w:t>
+        <w:t>6.5  Docker Containerization</w:t>
       </w:r>
       <w:bookmarkEnd w:id="158"/>
       <w:bookmarkEnd w:id="159"/>
@@ -36003,7 +36261,7 @@
           <w:color w:val="000000"/>
           <w:sz w:val="24"/>
         </w:rPr>
-        <w:t>Table 5.2  Docker Compose Service Configuration</w:t>
+        <w:t>Table 6.2  Docker Compose Service Configuration</w:t>
       </w:r>
     </w:p>
     <w:tbl>
@@ -36883,7 +37141,7 @@
         <w:rPr>
           <w:rFonts w:hint="default" w:ascii="Times New Roman" w:hAnsi="Times New Roman" w:cs="Times New Roman"/>
         </w:rPr>
-        <w:t>5.6  System Interface Demonstration</w:t>
+        <w:t>6.6  System Interface Demonstration</w:t>
       </w:r>
       <w:bookmarkEnd w:id="163"/>
       <w:bookmarkEnd w:id="164"/>
@@ -36969,20 +37227,20 @@
           <w:b/>
           <w:sz w:val="20"/>
         </w:rPr>
-        <w:t>Figure 5.1  Login Page</w:t>
-      </w:r>
-    </w:p>
-    <w:p>
-      <w:pPr>
-        <w:rPr>
-          <w:rFonts w:hint="default" w:ascii="Times New Roman" w:hAnsi="Times New Roman" w:cs="Times New Roman"/>
-        </w:rPr>
-      </w:pPr>
-      <w:r>
-        <w:rPr>
-          <w:rFonts w:hint="default" w:ascii="Times New Roman" w:hAnsi="Times New Roman" w:cs="Times New Roman"/>
-        </w:rPr>
-        <w:t>Figure 5.1 presents the login page of the K8s Dashboard application. The interface features a clean, centered authentication form against a dark-themed background consistent with the overall application design. Users are prompted to enter their username and password credentials in clearly labeled input fields. The login form includes client-side validation that highlights empty fields and provides immediate feedback for incorrect credentials. A link to the registration page is provided below the login button for new users who need to create an account. The page also displays the application branding with the K8s Dashboard logo and tagline, establishing a professional appearance from the first point of user interaction. Upon successful authentication, the server returns a JWT token that is stored in the browser's local storage via the Zustand authentication store, and the user is redirected to their role-appropriate dashboard.</w:t>
+        <w:t>Figure 6.1  Login Page</w:t>
+      </w:r>
+    </w:p>
+    <w:p>
+      <w:pPr>
+        <w:rPr>
+          <w:rFonts w:hint="default" w:ascii="Times New Roman" w:hAnsi="Times New Roman" w:cs="Times New Roman"/>
+        </w:rPr>
+      </w:pPr>
+      <w:r>
+        <w:rPr>
+          <w:rFonts w:hint="default" w:ascii="Times New Roman" w:hAnsi="Times New Roman" w:cs="Times New Roman"/>
+        </w:rPr>
+        <w:t>Figure 6.1 shows the login page of our K8s Dashboard. When users open the dashboard, this is the first thing they see. The page has two input fields: one for the username and one for the password. Below the fields, there is a "Sign In" button. If users do not have an account, they can click the "Register" link to create one. If a user enters wrong credentials, the system shows an error message.</w:t>
       </w:r>
     </w:p>
     <w:p>
@@ -37052,20 +37310,20 @@
           <w:b/>
           <w:sz w:val="20"/>
         </w:rPr>
-        <w:t>Figure 5.2  User Registration Page</w:t>
-      </w:r>
-    </w:p>
-    <w:p>
-      <w:pPr>
-        <w:rPr>
-          <w:rFonts w:hint="default" w:ascii="Times New Roman" w:hAnsi="Times New Roman" w:cs="Times New Roman"/>
-        </w:rPr>
-      </w:pPr>
-      <w:r>
-        <w:rPr>
-          <w:rFonts w:hint="default" w:ascii="Times New Roman" w:hAnsi="Times New Roman" w:cs="Times New Roman"/>
-        </w:rPr>
-        <w:t>Figure 5.2 displays the user registration (signup) page where new users can create an account. The registration form collects three required fields: username, email address, and password. Input validation is performed both on the client side (checking for empty fields, valid email format, and minimum password length) and on the server side (checking for duplicate usernames and email addresses). The form provides real-time visual feedback as users fill in each field, with green checkmarks for valid inputs and red warning indicators for invalid entries. After successful registration, users are automatically redirected to the login page with a success notification. The registration endpoint creates a new user record with the default 'user' role; administrator accounts can only be created by existing administrators through the admin dashboard.</w:t>
+        <w:t>Figure 6.2  User Registration Page</w:t>
+      </w:r>
+    </w:p>
+    <w:p>
+      <w:pPr>
+        <w:rPr>
+          <w:rFonts w:hint="default" w:ascii="Times New Roman" w:hAnsi="Times New Roman" w:cs="Times New Roman"/>
+        </w:rPr>
+      </w:pPr>
+      <w:r>
+        <w:rPr>
+          <w:rFonts w:hint="default" w:ascii="Times New Roman" w:hAnsi="Times New Roman" w:cs="Times New Roman"/>
+        </w:rPr>
+        <w:t>Figure 6.2 shows the registration page where new users can create their accounts. The form asks for a username, email address, and password. The password needs to be entered twice to make sure there are no typos. When the user clicks the "Register" button, the system creates their account and redirects them to the login page.</w:t>
       </w:r>
     </w:p>
     <w:p>
@@ -37135,20 +37393,20 @@
           <w:b/>
           <w:sz w:val="20"/>
         </w:rPr>
-        <w:t>Figure 5.3  Admin Login Portal</w:t>
-      </w:r>
-    </w:p>
-    <w:p>
-      <w:pPr>
-        <w:rPr>
-          <w:rFonts w:hint="default" w:ascii="Times New Roman" w:hAnsi="Times New Roman" w:cs="Times New Roman"/>
-        </w:rPr>
-      </w:pPr>
-      <w:r>
-        <w:rPr>
-          <w:rFonts w:hint="default" w:ascii="Times New Roman" w:hAnsi="Times New Roman" w:cs="Times New Roman"/>
-        </w:rPr>
-        <w:t>Figure 5.3 shows the dedicated administrator login portal, which provides a separate authentication entry point for system administrators. This separation follows security best practices by reducing the attack surface for administrative access. The admin portal features a distinct visual design with an administrative badge icon, clearly differentiating it from the regular user login. The backend enforces role verification during admin login: if a user with a non-admin role attempts to authenticate through this portal, the login is rejected with an appropriate error message. This design ensures that even if regular user credentials are compromised, they cannot be used to access administrative functions through the admin login route.</w:t>
+        <w:t>Figure 6.3  Admin Login Portal</w:t>
+      </w:r>
+    </w:p>
+    <w:p>
+      <w:pPr>
+        <w:rPr>
+          <w:rFonts w:hint="default" w:ascii="Times New Roman" w:hAnsi="Times New Roman" w:cs="Times New Roman"/>
+        </w:rPr>
+      </w:pPr>
+      <w:r>
+        <w:rPr>
+          <w:rFonts w:hint="default" w:ascii="Times New Roman" w:hAnsi="Times New Roman" w:cs="Times New Roman"/>
+        </w:rPr>
+        <w:t>Figure 6.3 shows the admin login portal. This is a separate login page for administrators who need access to system management features like user management and alert configuration. It works the same way as the regular login but redirects to the admin dashboard after successful authentication.</w:t>
       </w:r>
     </w:p>
     <w:p>
@@ -37216,20 +37474,20 @@
           <w:b/>
           <w:sz w:val="20"/>
         </w:rPr>
-        <w:t>Figure 5.4  Administrator Dashboard</w:t>
-      </w:r>
-    </w:p>
-    <w:p>
-      <w:pPr>
-        <w:rPr>
-          <w:rFonts w:hint="default" w:ascii="Times New Roman" w:hAnsi="Times New Roman" w:cs="Times New Roman"/>
-        </w:rPr>
-      </w:pPr>
-      <w:r>
-        <w:rPr>
-          <w:rFonts w:hint="default" w:ascii="Times New Roman" w:hAnsi="Times New Roman" w:cs="Times New Roman"/>
-        </w:rPr>
-        <w:t>Figure 5.4 presents the administrator dashboard, which serves as the primary management interface for system administrators. The dashboard displays a comprehensive overview of user management with four key metrics cards at the top: Total Users, Active Users, Admin Count, and Regular Users. Below the metrics, a searchable user table lists all registered accounts with columns for username, email, role, creation date, and action buttons. Administrators can perform full CRUD (Create, Read, Update, Delete) operations on user accounts directly from this interface. The Add User button opens a modal form for creating new accounts with role assignment (admin or user). The edit and delete action buttons in each row allow in-line user management. A search bar enables quick filtering of the user list by username or email, which is particularly useful as the number of registered users grows.</w:t>
+        <w:t>Figure 6.4  Administrator Dashboard</w:t>
+      </w:r>
+    </w:p>
+    <w:p>
+      <w:pPr>
+        <w:rPr>
+          <w:rFonts w:hint="default" w:ascii="Times New Roman" w:hAnsi="Times New Roman" w:cs="Times New Roman"/>
+        </w:rPr>
+      </w:pPr>
+      <w:r>
+        <w:rPr>
+          <w:rFonts w:hint="default" w:ascii="Times New Roman" w:hAnsi="Times New Roman" w:cs="Times New Roman"/>
+        </w:rPr>
+        <w:t>Figure 6.4 shows the administrator dashboard. This is the main page that admins see after logging in. It shows an overview of the system with key information like the number of registered users, active clusters, and recent alerts. The sidebar on the left has navigation links to all admin features including user management and system configuration.</w:t>
       </w:r>
     </w:p>
     <w:p>
@@ -37299,20 +37557,20 @@
           <w:b/>
           <w:sz w:val="20"/>
         </w:rPr>
-        <w:t>Figure 5.5  User Dashboard</w:t>
-      </w:r>
-    </w:p>
-    <w:p>
-      <w:pPr>
-        <w:rPr>
-          <w:rFonts w:hint="default" w:ascii="Times New Roman" w:hAnsi="Times New Roman" w:cs="Times New Roman"/>
-        </w:rPr>
-      </w:pPr>
-      <w:r>
-        <w:rPr>
-          <w:rFonts w:hint="default" w:ascii="Times New Roman" w:hAnsi="Times New Roman" w:cs="Times New Roman"/>
-        </w:rPr>
-        <w:t>Figure 5.5 shows the regular user dashboard, which serves as the landing page for non-administrative users after login. The dashboard provides a personalized overview including a welcome banner with the user's name, quick statistics showing the number of audit actions performed, registered clusters, active alerts, and last login timestamp. Quick access cards provide one-click navigation to frequently used features: View Pods, View Nodes, and View Metrics. The lower section displays a recent activity feed showing the user's latest actions within the system, and a system status indicator showing the current cluster connection state. The layout uses a responsive card-based design that adapts to different screen sizes, ensuring usability on both desktop monitors and smaller laptop screens.</w:t>
+        <w:t>Figure 6.5  User Dashboard</w:t>
+      </w:r>
+    </w:p>
+    <w:p>
+      <w:pPr>
+        <w:rPr>
+          <w:rFonts w:hint="default" w:ascii="Times New Roman" w:hAnsi="Times New Roman" w:cs="Times New Roman"/>
+        </w:rPr>
+      </w:pPr>
+      <w:r>
+        <w:rPr>
+          <w:rFonts w:hint="default" w:ascii="Times New Roman" w:hAnsi="Times New Roman" w:cs="Times New Roman"/>
+        </w:rPr>
+        <w:t>Figure 6.5 shows the regular user dashboard. It gives users a quick summary of their cluster's health, including the health score, number of nodes, running pods, and active deployments. The sidebar navigation lets users access all monitoring features like workloads, pods, nodes, metrics, logs, and alerts.</w:t>
       </w:r>
     </w:p>
     <w:p>
@@ -37382,20 +37640,20 @@
           <w:b/>
           <w:sz w:val="20"/>
         </w:rPr>
-        <w:t>Figure 5.6  Cluster Management Page</w:t>
-      </w:r>
-    </w:p>
-    <w:p>
-      <w:pPr>
-        <w:rPr>
-          <w:rFonts w:hint="default" w:ascii="Times New Roman" w:hAnsi="Times New Roman" w:cs="Times New Roman"/>
-        </w:rPr>
-      </w:pPr>
-      <w:r>
-        <w:rPr>
-          <w:rFonts w:hint="default" w:ascii="Times New Roman" w:hAnsi="Times New Roman" w:cs="Times New Roman"/>
-        </w:rPr>
-        <w:t>Figure 5.6 displays the Cluster Management page where users register and manage their Kubernetes cluster connections. The interface shows a list of registered clusters with their name, connection status (Connected or Disconnected), cluster type, and last connection timestamp. Each cluster entry includes action buttons for testing connectivity, editing configuration, and removing the cluster. The Add Cluster button at the top opens a registration form that accepts either a kubeconfig file upload or a bearer token for cluster authentication. When a cluster is added, the provided credentials are encrypted using Fernet symmetric encryption before being stored in the database, ensuring that sensitive kubeconfig data is never stored in plaintext. The active cluster is highlighted with a visual indicator, and users can switch between clusters by clicking on the desired cluster entry.</w:t>
+        <w:t>Figure 6.6  Cluster Management Page</w:t>
+      </w:r>
+    </w:p>
+    <w:p>
+      <w:pPr>
+        <w:rPr>
+          <w:rFonts w:hint="default" w:ascii="Times New Roman" w:hAnsi="Times New Roman" w:cs="Times New Roman"/>
+        </w:rPr>
+      </w:pPr>
+      <w:r>
+        <w:rPr>
+          <w:rFonts w:hint="default" w:ascii="Times New Roman" w:hAnsi="Times New Roman" w:cs="Times New Roman"/>
+        </w:rPr>
+        <w:t>Figure 6.6 shows the Cluster Management page where users add and manage their Kubernetes clusters. The page displays a list of registered clusters with their name, connection status, type, and last connection time. Users can click "Add Cluster" to register a new cluster by uploading a kubeconfig file or entering a bearer token. The "Test" button checks if the connection works. The "Edit" button lets users update the configuration, and the "Delete" button removes the cluster. All uploaded credentials are encrypted before being stored.</w:t>
       </w:r>
     </w:p>
     <w:p>
@@ -37461,20 +37719,20 @@
           <w:b/>
           <w:sz w:val="20"/>
         </w:rPr>
-        <w:t>Figure 5.7  Cluster Overview Page</w:t>
-      </w:r>
-    </w:p>
-    <w:p>
-      <w:pPr>
-        <w:rPr>
-          <w:rFonts w:hint="default" w:ascii="Times New Roman" w:hAnsi="Times New Roman" w:cs="Times New Roman"/>
-        </w:rPr>
-      </w:pPr>
-      <w:r>
-        <w:rPr>
-          <w:rFonts w:hint="default" w:ascii="Times New Roman" w:hAnsi="Times New Roman" w:cs="Times New Roman"/>
-        </w:rPr>
-        <w:t>Figure 5.7 presents the Cluster Overview page, which provides a comprehensive real-time summary of the selected Kubernetes cluster's health and resource status. The page features a prominent Cluster Health Score banner powered by the Isolation Forest anomaly detection algorithm, displaying a numerical score (0-100) with color-coded status indicators (green for Healthy, yellow for Warning, red for Critical). Key cluster metrics are displayed in summary cards showing the number of nodes, running pods, active deployments, and current alerts. The Cluster Information section shows the Kubernetes version, platform architecture, and connection status. Below, resource utilization charts rendered with Recharts display CPU and memory usage trends over time. The page auto-refreshes at configurable intervals (15-60 seconds) to maintain an up-to-date view of the cluster state, with a manual Refresh button for immediate updates.</w:t>
+        <w:t>Figure 6.7  Cluster Overview Page</w:t>
+      </w:r>
+    </w:p>
+    <w:p>
+      <w:pPr>
+        <w:rPr>
+          <w:rFonts w:hint="default" w:ascii="Times New Roman" w:hAnsi="Times New Roman" w:cs="Times New Roman"/>
+        </w:rPr>
+      </w:pPr>
+      <w:r>
+        <w:rPr>
+          <w:rFonts w:hint="default" w:ascii="Times New Roman" w:hAnsi="Times New Roman" w:cs="Times New Roman"/>
+        </w:rPr>
+        <w:t>Figure 6.7 shows the Cluster Overview page. At the top, there is a health score banner powered by our Isolation Forest algorithm. It shows a number from 0 to 100 with a color indicator: green for healthy, yellow for warning, and red for critical. Below that, summary cards show the number of nodes, running pods, active deployments, and current alerts. Charts at the bottom display CPU and memory usage trends over time. The page refreshes automatically every 15-60 seconds.</w:t>
       </w:r>
     </w:p>
     <w:p>
@@ -37636,20 +37894,20 @@
           <w:b/>
           <w:sz w:val="20"/>
         </w:rPr>
-        <w:t>Figure 5.8  Workloads Page</w:t>
-      </w:r>
-    </w:p>
-    <w:p>
-      <w:pPr>
-        <w:rPr>
-          <w:rFonts w:hint="default" w:ascii="Times New Roman" w:hAnsi="Times New Roman" w:cs="Times New Roman"/>
-        </w:rPr>
-      </w:pPr>
-      <w:r>
-        <w:rPr>
-          <w:rFonts w:hint="default" w:ascii="Times New Roman" w:hAnsi="Times New Roman" w:cs="Times New Roman"/>
-        </w:rPr>
-        <w:t>Figure 5.8 shows the Workloads page, which provides a unified view of all Kubernetes workload resources running in the selected namespace. The page is organized with tab navigation between Deployments and Pods views. The Deployments tab displays a table with columns for deployment name, namespace, replica count (desired vs. available), status, and age. Each deployment row is expandable to reveal detailed information including container images, resource requests and limits, and update strategy. Administrators have access to a Scale button that allows adjusting the replica count directly from the dashboard. The search bar at the top enables filtering workloads by name, and the namespace selector in the sidebar controls the scope of displayed resources. Status indicators use color coding (green for running, yellow for pending, red for failed) for quick visual assessment.</w:t>
+        <w:t>Figure 6.8  Workloads Page</w:t>
+      </w:r>
+    </w:p>
+    <w:p>
+      <w:pPr>
+        <w:rPr>
+          <w:rFonts w:hint="default" w:ascii="Times New Roman" w:hAnsi="Times New Roman" w:cs="Times New Roman"/>
+        </w:rPr>
+      </w:pPr>
+      <w:r>
+        <w:rPr>
+          <w:rFonts w:hint="default" w:ascii="Times New Roman" w:hAnsi="Times New Roman" w:cs="Times New Roman"/>
+        </w:rPr>
+        <w:t>Figure 6.8 shows the Workloads page where users can see all Kubernetes workloads running in the selected namespace. There are tabs to switch between Deployments and Pods views. Each deployment shows the name, namespace, replica count, status, and age. Admins can click the "Scale" button to change the number of replicas. A search bar lets users find specific workloads by name. Status colors help identify problems quickly: green means running, yellow means pending, and red means failed.</w:t>
       </w:r>
     </w:p>
     <w:p>
@@ -37719,20 +37977,20 @@
           <w:b/>
           <w:sz w:val="20"/>
         </w:rPr>
-        <w:t>Figure 5.9  Pods Management Page</w:t>
-      </w:r>
-    </w:p>
-    <w:p>
-      <w:pPr>
-        <w:rPr>
-          <w:rFonts w:hint="default" w:ascii="Times New Roman" w:hAnsi="Times New Roman" w:cs="Times New Roman"/>
-        </w:rPr>
-      </w:pPr>
-      <w:r>
-        <w:rPr>
-          <w:rFonts w:hint="default" w:ascii="Times New Roman" w:hAnsi="Times New Roman" w:cs="Times New Roman"/>
-        </w:rPr>
-        <w:t>Figure 5.9 displays the Pods Management page, which provides detailed information about all pods running in the selected namespace. The table presents essential pod attributes including name, namespace, status, number of restarts, node assignment, IP address, and age. Status filtering buttons allow quick isolation of pods by their current state: Running, Pending, Succeeded, Failed, or Unknown. Each pod row expands to reveal container-level details including image name, resource requests, current state, and restart history. Administrators can restart individual pods through the action menu, which triggers a delete-and-recreate operation. The pod management interface is particularly useful for troubleshooting deployment issues, as it provides immediate visibility into pod health and restart patterns that may indicate underlying infrastructure or application problems.</w:t>
+        <w:t>Figure 6.9  Pods Management Page</w:t>
+      </w:r>
+    </w:p>
+    <w:p>
+      <w:pPr>
+        <w:rPr>
+          <w:rFonts w:hint="default" w:ascii="Times New Roman" w:hAnsi="Times New Roman" w:cs="Times New Roman"/>
+        </w:rPr>
+      </w:pPr>
+      <w:r>
+        <w:rPr>
+          <w:rFonts w:hint="default" w:ascii="Times New Roman" w:hAnsi="Times New Roman" w:cs="Times New Roman"/>
+        </w:rPr>
+        <w:t>Figure 6.9 shows the Pods Management page with detailed information about all pods in the selected namespace. The table shows each pod's name, status, restart count, node, IP address, and age. Users can filter pods by status using the filter buttons: Running, Pending, Succeeded, Failed, or Unknown. Clicking on a pod shows more details about its containers. Admins can restart individual pods through the action menu.</w:t>
       </w:r>
     </w:p>
     <w:p>
@@ -37856,20 +38114,20 @@
           <w:b/>
           <w:sz w:val="20"/>
         </w:rPr>
-        <w:t>Figure 5.10  Nodes Page</w:t>
-      </w:r>
-    </w:p>
-    <w:p>
-      <w:pPr>
-        <w:rPr>
-          <w:rFonts w:hint="default" w:ascii="Times New Roman" w:hAnsi="Times New Roman" w:cs="Times New Roman"/>
-        </w:rPr>
-      </w:pPr>
-      <w:r>
-        <w:rPr>
-          <w:rFonts w:hint="default" w:ascii="Times New Roman" w:hAnsi="Times New Roman" w:cs="Times New Roman"/>
-        </w:rPr>
-        <w:t>Figure 5.10 shows the Nodes page, which displays information about all worker nodes in the Kubernetes cluster. Each node entry shows the node name, status (Ready or NotReady), Kubernetes version, operating system, CPU capacity, memory capacity, and the number of pods currently scheduled on the node. Expandable node details reveal the full list of node conditions (Ready, MemoryPressure, DiskPressure, PIDPressure) with their current state and last transition timestamp. The resource allocation section shows the total allocatable resources versus the current usage, helping administrators identify nodes that are approaching capacity limits. This information is critical for capacity planning and for diagnosing performance issues that may be related to resource contention at the node level.</w:t>
+        <w:t>Figure 6.10  Nodes Page</w:t>
+      </w:r>
+    </w:p>
+    <w:p>
+      <w:pPr>
+        <w:rPr>
+          <w:rFonts w:hint="default" w:ascii="Times New Roman" w:hAnsi="Times New Roman" w:cs="Times New Roman"/>
+        </w:rPr>
+      </w:pPr>
+      <w:r>
+        <w:rPr>
+          <w:rFonts w:hint="default" w:ascii="Times New Roman" w:hAnsi="Times New Roman" w:cs="Times New Roman"/>
+        </w:rPr>
+        <w:t>Figure 6.10 shows the Nodes page with information about all worker nodes in the cluster. Each node entry shows the name, status (Ready or NotReady), Kubernetes version, operating system, CPU and memory capacity, and how many pods are running on it. Clicking on a node shows its conditions like MemoryPressure and DiskPressure. This page helps administrators find nodes that are running low on resources.</w:t>
       </w:r>
     </w:p>
     <w:p>
@@ -37939,20 +38197,20 @@
           <w:b/>
           <w:sz w:val="20"/>
         </w:rPr>
-        <w:t>Figure 5.11  Metrics Dashboard</w:t>
-      </w:r>
-    </w:p>
-    <w:p>
-      <w:pPr>
-        <w:rPr>
-          <w:rFonts w:hint="default" w:ascii="Times New Roman" w:hAnsi="Times New Roman" w:cs="Times New Roman"/>
-        </w:rPr>
-      </w:pPr>
-      <w:r>
-        <w:rPr>
-          <w:rFonts w:hint="default" w:ascii="Times New Roman" w:hAnsi="Times New Roman" w:cs="Times New Roman"/>
-        </w:rPr>
-        <w:t>Figure 5.11 presents the Metrics dashboard page, which visualizes real-time cluster resource utilization through interactive time-series charts rendered using the Recharts library. The page displays four primary metric categories: CPU utilization percentage, memory usage percentage, network I/O throughput (bytes received and transmitted), and pod restart frequency. Each metric is rendered as a line chart with data points collected at regular intervals from the Kubernetes Metrics API. The charts support interactive features including hover tooltips that display exact values at each data point, and responsive scaling that adjusts the visualization to the available screen space. Summary cards at the top provide aggregate statistics including current, average, and peak values for each metric category. The data visualization approach enables operators to quickly identify trends, spikes, and anomalies in cluster resource consumption patterns.</w:t>
+        <w:t>Figure 6.11  Metrics Dashboard</w:t>
+      </w:r>
+    </w:p>
+    <w:p>
+      <w:pPr>
+        <w:rPr>
+          <w:rFonts w:hint="default" w:ascii="Times New Roman" w:hAnsi="Times New Roman" w:cs="Times New Roman"/>
+        </w:rPr>
+      </w:pPr>
+      <w:r>
+        <w:rPr>
+          <w:rFonts w:hint="default" w:ascii="Times New Roman" w:hAnsi="Times New Roman" w:cs="Times New Roman"/>
+        </w:rPr>
+        <w:t>Figure 6.11 shows the Metrics Dashboard page with real-time resource usage charts. There are four main charts: CPU usage, memory usage, network traffic, and pod restarts. The charts are interactive — hovering over a data point shows the exact value. Summary cards at the top show the current, average, and peak values for each metric.</w:t>
       </w:r>
     </w:p>
     <w:p>
@@ -38022,20 +38280,20 @@
           <w:b/>
           <w:sz w:val="20"/>
         </w:rPr>
-        <w:t>Figure 5.12  Observability Page</w:t>
-      </w:r>
-    </w:p>
-    <w:p>
-      <w:pPr>
-        <w:rPr>
-          <w:rFonts w:hint="default" w:ascii="Times New Roman" w:hAnsi="Times New Roman" w:cs="Times New Roman"/>
-        </w:rPr>
-      </w:pPr>
-      <w:r>
-        <w:rPr>
-          <w:rFonts w:hint="default" w:ascii="Times New Roman" w:hAnsi="Times New Roman" w:cs="Times New Roman"/>
-        </w:rPr>
-        <w:t>Figure 5.12 shows the Observability page, which provides an advanced multi-metric monitoring interface with configurable time ranges. Unlike the Metrics page which focuses on current resource utilization, the Observability page is designed for deeper analysis with selectable time windows (15 minutes, 1 hour, 6 hours, 24 hours) that control the data range displayed in all charts simultaneously. The page presents CPU usage trends, memory consumption patterns, network I/O metrics, and pod lifecycle events in a coordinated dashboard layout. Real-time metric cards at the top provide instant visibility into current values alongside historical trends. The coordinated time range selection across all charts enables correlation analysis, where administrators can visually identify relationships between resource consumption spikes and pod restart events that may indicate underlying issues.</w:t>
+        <w:t>Figure 6.12  Observability Page</w:t>
+      </w:r>
+    </w:p>
+    <w:p>
+      <w:pPr>
+        <w:rPr>
+          <w:rFonts w:hint="default" w:ascii="Times New Roman" w:hAnsi="Times New Roman" w:cs="Times New Roman"/>
+        </w:rPr>
+      </w:pPr>
+      <w:r>
+        <w:rPr>
+          <w:rFonts w:hint="default" w:ascii="Times New Roman" w:hAnsi="Times New Roman" w:cs="Times New Roman"/>
+        </w:rPr>
+        <w:t>Figure 6.12 shows the Observability page, which is designed for deeper analysis. Unlike the Metrics page, this page lets users select different time ranges (15 minutes, 1 hour, 6 hours, 24 hours). All charts update together when the time range changes, so users can look for patterns and connections between different metrics.</w:t>
       </w:r>
     </w:p>
     <w:p>
@@ -38105,20 +38363,20 @@
           <w:b/>
           <w:sz w:val="20"/>
         </w:rPr>
-        <w:t>Figure 5.13  Log Viewer Page</w:t>
-      </w:r>
-    </w:p>
-    <w:p>
-      <w:pPr>
-        <w:rPr>
-          <w:rFonts w:hint="default" w:ascii="Times New Roman" w:hAnsi="Times New Roman" w:cs="Times New Roman"/>
-        </w:rPr>
-      </w:pPr>
-      <w:r>
-        <w:rPr>
-          <w:rFonts w:hint="default" w:ascii="Times New Roman" w:hAnsi="Times New Roman" w:cs="Times New Roman"/>
-        </w:rPr>
-        <w:t>Figure 5.13 displays the Log Viewer page, which aggregates and presents container logs from across the Kubernetes cluster. The interface provides multiple filtering mechanisms: namespace selection, pod selection, and log severity level filtering (ERROR, WARN, INFO, DEBUG). A full-text search bar enables searching within log content for specific error messages, stack traces, or keywords. The log entries are displayed in a scrollable list with color-coded severity indicators: red for errors, yellow for warnings, blue for informational messages, and gray for debug output. Each log entry shows the timestamp, source pod, container name, and the log message content. The log statistics section summarizes the total number of log entries by severity level, providing a quick overview of the error distribution across the cluster. An export button allows downloading the filtered log entries for offline analysis or sharing with team members.</w:t>
+        <w:t>Figure 6.13  Log Viewer Page</w:t>
+      </w:r>
+    </w:p>
+    <w:p>
+      <w:pPr>
+        <w:rPr>
+          <w:rFonts w:hint="default" w:ascii="Times New Roman" w:hAnsi="Times New Roman" w:cs="Times New Roman"/>
+        </w:rPr>
+      </w:pPr>
+      <w:r>
+        <w:rPr>
+          <w:rFonts w:hint="default" w:ascii="Times New Roman" w:hAnsi="Times New Roman" w:cs="Times New Roman"/>
+        </w:rPr>
+        <w:t>Figure 6.13 shows the Log Viewer page where users can read container logs from across the cluster. Users can filter logs by namespace, pod, and severity level (ERROR, WARN, INFO, DEBUG). A search bar lets users find specific error messages or keywords. Log entries are color-coded: red for errors, yellow for warnings, blue for info, and gray for debug. The statistics section shows how many logs of each type there are. Users can also export logs for offline analysis.</w:t>
       </w:r>
     </w:p>
     <w:p>
@@ -38188,20 +38446,20 @@
           <w:b/>
           <w:sz w:val="20"/>
         </w:rPr>
-        <w:t>Figure 5.14  Root Cause Analysis Page</w:t>
-      </w:r>
-    </w:p>
-    <w:p>
-      <w:pPr>
-        <w:rPr>
-          <w:rFonts w:hint="default" w:ascii="Times New Roman" w:hAnsi="Times New Roman" w:cs="Times New Roman"/>
-        </w:rPr>
-      </w:pPr>
-      <w:r>
-        <w:rPr>
-          <w:rFonts w:hint="default" w:ascii="Times New Roman" w:hAnsi="Times New Roman" w:cs="Times New Roman"/>
-        </w:rPr>
-        <w:t>Figure 5.14 shows the Root Cause Analysis page, which implements the Isolation Forest-based anomaly detection interface described in Section 4.6. The page displays the anomaly detection results with a health score gauge that provides an intuitive visual representation of the cluster's overall health status. The Contributing Factors section lists the specific metrics that the algorithm identified as anomalous, ranked by their deviation magnitude (computed as a z-score relative to the recent metric history), with visual indicators showing how far each metric deviates from the historical baseline. Note that these z-scores are a separate post-processing step for display purposes; the anomaly classification itself is produced by the Isolation Forest decision_function() score. The Health Warnings section highlights conditions that require attention, such as high CPU utilization, memory pressure, or excessive pod restarts. Recent cluster events are displayed in chronological order to provide context for the detected anomalies. The Recommended Actions section provides actionable suggestions based on the detected anomaly patterns, guiding operators toward specific remediation steps.</w:t>
+        <w:t>Figure 6.14  Root Cause Analysis Page</w:t>
+      </w:r>
+    </w:p>
+    <w:p>
+      <w:pPr>
+        <w:rPr>
+          <w:rFonts w:hint="default" w:ascii="Times New Roman" w:hAnsi="Times New Roman" w:cs="Times New Roman"/>
+        </w:rPr>
+      </w:pPr>
+      <w:r>
+        <w:rPr>
+          <w:rFonts w:hint="default" w:ascii="Times New Roman" w:hAnsi="Times New Roman" w:cs="Times New Roman"/>
+        </w:rPr>
+        <w:t>Figure 6.14 shows the Root Cause Analysis page, which uses our Isolation Forest-based anomaly detection. The page shows a health score gauge and lists the metrics that the algorithm found to be unusual, ranked by how much they deviate from normal (measured by z-scores). Health warnings highlight specific problems like high CPU usage or too many pod restarts. Recent cluster events give context for the anomalies. The "Recommended Actions" section suggests what operators can do to fix the problems.</w:t>
       </w:r>
     </w:p>
     <w:p>
@@ -38271,20 +38529,20 @@
           <w:b/>
           <w:sz w:val="20"/>
         </w:rPr>
-        <w:t>Figure 5.15  Alerts Management Page</w:t>
-      </w:r>
-    </w:p>
-    <w:p>
-      <w:pPr>
-        <w:rPr>
-          <w:rFonts w:hint="default" w:ascii="Times New Roman" w:hAnsi="Times New Roman" w:cs="Times New Roman"/>
-        </w:rPr>
-      </w:pPr>
-      <w:r>
-        <w:rPr>
-          <w:rFonts w:hint="default" w:ascii="Times New Roman" w:hAnsi="Times New Roman" w:cs="Times New Roman"/>
-        </w:rPr>
-        <w:t>Figure 5.15 presents the Alerts Management page, which is accessible only to administrators. The page provides a comprehensive view of all active and historical alerts with severity classification into four levels: Critical, Error, Warning, and Information. Each alert entry displays the alert title, severity badge, source component, trigger timestamp, and current status (Active, Acknowledged, or Resolved). Alert statistics cards at the top summarize the total count by severity level. Administrators can acknowledge active alerts to indicate they are being investigated, or resolve them to mark the issue as addressed. The alert system integrates with the anomaly detection module: when the Isolation Forest algorithm detects an anomaly with a score exceeding the configured threshold, an alert is automatically generated with the relevant contributing factors included in the alert details. The page also supports alert rule configuration, where administrators define custom threshold-based rules for specific metrics.</w:t>
+        <w:t>Figure 6.15  Alerts Management Page</w:t>
+      </w:r>
+    </w:p>
+    <w:p>
+      <w:pPr>
+        <w:rPr>
+          <w:rFonts w:hint="default" w:ascii="Times New Roman" w:hAnsi="Times New Roman" w:cs="Times New Roman"/>
+        </w:rPr>
+      </w:pPr>
+      <w:r>
+        <w:rPr>
+          <w:rFonts w:hint="default" w:ascii="Times New Roman" w:hAnsi="Times New Roman" w:cs="Times New Roman"/>
+        </w:rPr>
+        <w:t>Figure 6.15 shows the Alerts Management page, which is only available to administrators. The page lists all active and past alerts with their severity: Critical, Error, Warning, or Information. Each alert shows its title, severity badge, source, time, and status (Active, Acknowledged, or Resolved). Admins can acknowledge alerts to show they are being investigated, or resolve them to mark the issue as fixed. The system automatically creates alerts when the anomaly detection finds a problem.</w:t>
       </w:r>
     </w:p>
     <w:p>
@@ -38354,20 +38612,20 @@
           <w:b/>
           <w:sz w:val="20"/>
         </w:rPr>
-        <w:t>Figure 5.16  Settings Page</w:t>
-      </w:r>
-    </w:p>
-    <w:p>
-      <w:pPr>
-        <w:rPr>
-          <w:rFonts w:hint="default" w:ascii="Times New Roman" w:hAnsi="Times New Roman" w:cs="Times New Roman"/>
-        </w:rPr>
-      </w:pPr>
-      <w:r>
-        <w:rPr>
-          <w:rFonts w:hint="default" w:ascii="Times New Roman" w:hAnsi="Times New Roman" w:cs="Times New Roman"/>
-        </w:rPr>
-        <w:t>Figure 5.16 displays the Settings page, which provides user account management and application preference configuration through a tabbed interface. The Profile tab shows the user's account information including username, email address, and assigned role. The Preferences tab allows users to configure the auto-refresh interval for monitoring pages, with options ranging from 15 seconds to 60 seconds. The Security tab provides a password change form with the current password verification, new password entry, and confirmation field with strength validation. The settings page follows the application's consistent dark theme design with clearly organized sections and intuitive controls, ensuring that users can manage their account and customize their experience without requiring administrative assistance.</w:t>
+        <w:t>Figure 6.16  Settings Page</w:t>
+      </w:r>
+    </w:p>
+    <w:p>
+      <w:pPr>
+        <w:rPr>
+          <w:rFonts w:hint="default" w:ascii="Times New Roman" w:hAnsi="Times New Roman" w:cs="Times New Roman"/>
+        </w:rPr>
+      </w:pPr>
+      <w:r>
+        <w:rPr>
+          <w:rFonts w:hint="default" w:ascii="Times New Roman" w:hAnsi="Times New Roman" w:cs="Times New Roman"/>
+        </w:rPr>
+        <w:t>Figure 6.16 shows the Settings page where users manage their account and preferences. The Profile tab shows account information like username, email, and role. The Preferences tab lets users set how often the monitoring pages refresh (from 15 to 60 seconds). The Security tab has a form for changing the password.</w:t>
       </w:r>
     </w:p>
     <w:p>
@@ -38437,33 +38695,33 @@
           <w:b/>
           <w:sz w:val="20"/>
         </w:rPr>
-        <w:t>Figure 5.17  Help Center Page</w:t>
-      </w:r>
-    </w:p>
-    <w:p>
-      <w:pPr>
-        <w:rPr>
-          <w:rFonts w:hint="default" w:ascii="Times New Roman" w:hAnsi="Times New Roman" w:cs="Times New Roman"/>
-        </w:rPr>
-      </w:pPr>
-      <w:r>
-        <w:rPr>
-          <w:rFonts w:hint="default" w:ascii="Times New Roman" w:hAnsi="Times New Roman" w:cs="Times New Roman"/>
-        </w:rPr>
-        <w:t>Figure 5.17 shows the Help Center page, which provides built-in documentation and user guidance directly within the application. The page is organized into several sections: a Features Overview displaying cards for each major system feature with brief descriptions, a Keyboard Shortcuts guide listing available hotkeys for power users, and a Frequently Asked Questions (FAQ) section with collapsible question-and-answer entries covering common usage scenarios. The Help Center eliminates the need for external documentation by providing contextual guidance within the application itself. This design decision was made to reduce the learning curve for new users and to provide a quick reference for experienced users who may need to recall specific features or workflows.</w:t>
-      </w:r>
-    </w:p>
-    <w:p>
-      <w:pPr>
-        <w:rPr>
-          <w:rFonts w:hint="default" w:ascii="Times New Roman" w:hAnsi="Times New Roman" w:cs="Times New Roman"/>
-        </w:rPr>
-      </w:pPr>
-      <w:r>
-        <w:rPr>
-          <w:rFonts w:hint="default" w:ascii="Times New Roman" w:hAnsi="Times New Roman" w:cs="Times New Roman"/>
-        </w:rPr>
-        <w:t>The screenshots presented in this section demonstrate that the K8s Dashboard provides a comprehensive and cohesive user interface for Kubernetes cluster management and monitoring. The consistent dark-themed design, intuitive navigation structure, and role-appropriate feature access create a professional user experience suitable for both development and production monitoring workflows.</w:t>
+        <w:t>Figure 6.17  Help Center Page</w:t>
+      </w:r>
+    </w:p>
+    <w:p>
+      <w:pPr>
+        <w:rPr>
+          <w:rFonts w:hint="default" w:ascii="Times New Roman" w:hAnsi="Times New Roman" w:cs="Times New Roman"/>
+        </w:rPr>
+      </w:pPr>
+      <w:r>
+        <w:rPr>
+          <w:rFonts w:hint="default" w:ascii="Times New Roman" w:hAnsi="Times New Roman" w:cs="Times New Roman"/>
+        </w:rPr>
+        <w:t>Figure 6.17 shows the Help Center page with built-in documentation. It has sections for feature overviews, keyboard shortcuts, and frequently asked questions (FAQ). We included this page so users can find help without leaving the application.</w:t>
+      </w:r>
+    </w:p>
+    <w:p>
+      <w:pPr>
+        <w:rPr>
+          <w:rFonts w:hint="default" w:ascii="Times New Roman" w:hAnsi="Times New Roman" w:cs="Times New Roman"/>
+        </w:rPr>
+      </w:pPr>
+      <w:r>
+        <w:rPr>
+          <w:rFonts w:hint="default" w:ascii="Times New Roman" w:hAnsi="Times New Roman" w:cs="Times New Roman"/>
+        </w:rPr>
+        <w:t>The screenshots above show that our K8s Dashboard provides a complete and easy-to-use interface for managing and monitoring Kubernetes clusters. The consistent dark theme, clear navigation, and role-based access create a professional experience suitable for both development and production environments.</w:t>
       </w:r>
     </w:p>
     <w:p>
@@ -38482,7 +38740,7 @@
         <w:rPr>
           <w:rFonts w:hint="default" w:ascii="Times New Roman" w:hAnsi="Times New Roman" w:cs="Times New Roman"/>
         </w:rPr>
-        <w:t>Chapter 6  System Testing</w:t>
+        <w:t>Chapter 7  System Testing</w:t>
       </w:r>
       <w:bookmarkEnd w:id="168"/>
       <w:bookmarkEnd w:id="169"/>
@@ -38506,7 +38764,7 @@
         <w:rPr>
           <w:rFonts w:hint="default" w:ascii="Times New Roman" w:hAnsi="Times New Roman" w:cs="Times New Roman"/>
         </w:rPr>
-        <w:t>6.1  Testing Environment</w:t>
+        <w:t>7.1  Testing Environment</w:t>
       </w:r>
       <w:bookmarkEnd w:id="173"/>
       <w:bookmarkEnd w:id="174"/>
@@ -38524,7 +38782,7 @@
         <w:rPr>
           <w:rFonts w:hint="default" w:ascii="Times New Roman" w:hAnsi="Times New Roman" w:cs="Times New Roman"/>
         </w:rPr>
-        <w:t>Testing was conducted in a controlled local development environment using Docker Compose to run the complete system stack, ensuring that the testing conditions closely replicate the production deployment configuration. A Minikube Kubernetes cluster (v1.31.1) was used as the target cluster for all monitoring and management operations, providing a realistic single-node Kubernetes environment with full API compatibility. The Minikube cluster was configured with the Docker driver and allocated 4 CPU cores and 8GB of RAM to simulate a lightweight production workload. Several sample workloads were deployed to the test cluster, including multi-replica Deployments, StatefulSets, and DaemonSets across multiple namespaces, to exercise the full range of monitoring and management capabilities. The testing methodology followed a systematic approach covering three categories: functional testing (validating feature correctness), API testing (verifying endpoint behavior and response formats), and security testing (assessing authentication, authorization, and data protection mechanisms).</w:t>
+        <w:t>We tested our system in a controlled local environment using Docker Compose to run everything. For the Kubernetes cluster, we used Minikube (v1.31.1) with 4 CPU cores and 8GB of RAM. We deployed several sample workloads including web servers, databases, and batch jobs across multiple namespaces. Our testing covered three areas: functional testing (checking if features work correctly), API testing (verifying endpoint behavior), and security testing (checking authentication and data protection).</w:t>
       </w:r>
     </w:p>
     <w:p>
@@ -38541,7 +38799,7 @@
           <w:i w:val="0"/>
           <w:sz w:val="24"/>
         </w:rPr>
-        <w:t>The test environment was configured with the following specifications: Ubuntu 22.04 LTS operating system, Docker Engine 24.0 with Docker Compose v2.21, Python 3.11 runtime for the backend, Node.js 18 LTS for the frontend build process, and Minikube v1.32 running a single-node Kubernetes cluster with 4 CPU cores and 8GB RAM allocated.</w:t>
+        <w:t>The test machine ran Ubuntu 22.04 LTS with Docker Engine 24.0, Docker Compose v2.21, Python 3.11, Node.js 18 LTS, and Minikube v1.32.</w:t>
       </w:r>
     </w:p>
     <w:p>
@@ -38558,7 +38816,7 @@
           <w:i w:val="0"/>
           <w:sz w:val="24"/>
         </w:rPr>
-        <w:t>API testing was performed using both automated scripts and manual verification with the FastAPI Swagger UI (auto-generated at /docs) [7]. Each endpoint was tested for correct HTTP status codes, response payload structure, authentication enforcement, and error handling behavior.</w:t>
+        <w:t>We tested the API endpoints using both automated scripts and the FastAPI Swagger UI [7] (available at /docs). We checked each endpoint for correct HTTP status codes, response format, authentication, and error handling.</w:t>
       </w:r>
     </w:p>
     <w:p>
@@ -38577,7 +38835,7 @@
         <w:rPr>
           <w:rFonts w:hint="default" w:ascii="Times New Roman" w:hAnsi="Times New Roman" w:cs="Times New Roman"/>
         </w:rPr>
-        <w:t>6.2  Functional Testing</w:t>
+        <w:t>7.2  Functional Testing</w:t>
       </w:r>
       <w:bookmarkEnd w:id="178"/>
       <w:bookmarkEnd w:id="179"/>
@@ -38598,7 +38856,7 @@
           <w:color w:val="000000"/>
           <w:sz w:val="24"/>
         </w:rPr>
-        <w:t>Table 6.1  Functional Test Cases and Results</w:t>
+        <w:t>Table 7.1  Functional Test Cases and Results</w:t>
       </w:r>
     </w:p>
     <w:tbl>
@@ -41246,7 +41504,7 @@
         <w:rPr>
           <w:rFonts w:hint="default" w:ascii="Times New Roman" w:hAnsi="Times New Roman" w:cs="Times New Roman"/>
         </w:rPr>
-        <w:t>The functional test suite was designed to systematically verify all major system features through 20 test cases organized across five functional areas. The Authentication and Authorization area included five test cases: verifying successful login with valid credentials, rejecting login with invalid credentials, testing JWT token generation and structure, validating token expiration behavior, and confirming role-based access enforcement (admin vs. regular user). The Cluster Management area included four test cases: adding a new cluster via kubeconfig upload, testing cluster connectivity verification, switching between multiple registered clusters, and deleting a cluster with confirmation. The Resource Monitoring area included four test cases: verifying pod listing with correct status information, confirming node details accuracy against the Kubernetes API, testing namespace filtering across all resource views, and validating real-time data refresh functionality. The Anomaly Detection area included three test cases: verifying the Isolation Forest model training with sufficient data, testing anomaly score calculation and threshold classification, and validating the contributing factors analysis with z-score computation. The Log Management area included four test cases: testing log retrieval across multiple pods and namespaces, verifying log severity filtering (ERROR, WARN, INFO, DEBUG), testing full-text search within log entries, and confirming the log export functionality generates correct output.</w:t>
+        <w:t>We designed 20 test cases organized into five areas. For Authentication, we tested login with correct and wrong passwords, JWT token generation, token expiration, and role-based access. For Cluster Management, we tested adding clusters via kubeconfig, testing connectivity, switching between clusters, and deleting clusters. For Resource Monitoring, we tested pod listing, node details, namespace filtering, and real-time refresh. For Anomaly Detection, we tested model training, anomaly scoring, and z-score analysis. For Log Management, we tested log retrieval, severity filtering, search, and export.</w:t>
       </w:r>
     </w:p>
     <w:p>
@@ -41263,7 +41521,7 @@
           <w:i w:val="0"/>
           <w:sz w:val="24"/>
         </w:rPr>
-        <w:t>All 20 functional test cases passed successfully. The authentication tests confirmed that JWT tokens are correctly generated and validated, expired tokens are rejected with 401 status, and admin-only endpoints return 403 Forbidden for regular users. The cluster management tests verified that kubeconfig encryption and decryption operate correctly and that user isolation prevents cross-user cluster access.</w:t>
+        <w:t>All 20 test cases passed. The authentication tests confirmed that JWT tokens work correctly and expired tokens are rejected. The cluster management tests verified that credential encryption works properly and users cannot access each other's clusters.</w:t>
       </w:r>
     </w:p>
     <w:p>
@@ -41289,7 +41547,7 @@
         <w:rPr>
           <w:rFonts w:hint="default" w:ascii="Times New Roman" w:hAnsi="Times New Roman" w:cs="Times New Roman"/>
         </w:rPr>
-        <w:t>6.3  API Testing</w:t>
+        <w:t>7.3  API Testing</w:t>
       </w:r>
       <w:bookmarkEnd w:id="183"/>
       <w:bookmarkEnd w:id="184"/>
@@ -41310,7 +41568,7 @@
           <w:color w:val="000000"/>
           <w:sz w:val="24"/>
         </w:rPr>
-        <w:t>Table 6.2  API Endpoint Test Results</w:t>
+        <w:t>Table 7.2  API Endpoint Test Results</w:t>
       </w:r>
     </w:p>
     <w:tbl>
@@ -42479,7 +42737,7 @@
           <w:i w:val="0"/>
           <w:sz w:val="24"/>
         </w:rPr>
-        <w:t>API testing systematically verified all 59 endpoints across seven route groups. The authentication group (12 endpoints) was tested for correct token issuance, expiration handling, and role-based access control. The cluster management group (8 endpoints) verified CRUD operations with encryption validation. The cluster operations group (13 endpoints) tested Kubernetes resource queries with namespace filtering. The metrics group (6 endpoints) validated anomaly detection integration and history retrieval. The logs group (5 endpoints) tested pod log retrieval and search functionality. The alerts group (12 endpoints) verified alert lifecycle management. The namespaces group (4 endpoints) tested namespace listing and selection.</w:t>
+        <w:t>We tested all 59 API endpoints across seven groups: authentication (12 endpoints), cluster management (8), cluster operations (13), metrics (6), logs (5), alerts (12), and namespaces (4). We checked that each endpoint returns the correct data format and status codes.</w:t>
       </w:r>
     </w:p>
     <w:p>
@@ -42496,7 +42754,7 @@
           <w:i w:val="0"/>
           <w:sz w:val="24"/>
         </w:rPr>
-        <w:t>Response time analysis showed that authentication endpoints averaged 45ms, cluster operations averaged 120ms (dependent on Kubernetes API latency), and anomaly detection scoring averaged 15ms per request. All endpoints returned responses within the 2-second non-functional requirement threshold under normal load conditions.</w:t>
+        <w:t>The response times were good: authentication endpoints averaged 45ms, cluster operations averaged 120ms (depending on the Kubernetes API speed), and anomaly detection scoring averaged 15ms. All endpoints responded within the 2-second limit we set in our requirements.</w:t>
       </w:r>
     </w:p>
     <w:p>
@@ -42522,7 +42780,7 @@
         <w:rPr>
           <w:rFonts w:hint="default" w:ascii="Times New Roman" w:hAnsi="Times New Roman" w:cs="Times New Roman"/>
         </w:rPr>
-        <w:t>6.4  Security Testing</w:t>
+        <w:t>7.4  Security Testing</w:t>
       </w:r>
       <w:bookmarkEnd w:id="188"/>
       <w:bookmarkEnd w:id="189"/>
@@ -42543,7 +42801,7 @@
           <w:color w:val="000000"/>
           <w:sz w:val="24"/>
         </w:rPr>
-        <w:t>Table 6.3  Security Test Results</w:t>
+        <w:t>Table 7.3  Security Test Results</w:t>
       </w:r>
     </w:p>
     <w:tbl>
@@ -43524,7 +43782,7 @@
           <w:i w:val="0"/>
           <w:sz w:val="24"/>
         </w:rPr>
-        <w:t>Security testing focused on eight critical areas: (1) Authentication bypass attempts using expired, malformed, and missing JWT tokens. (2) Authorization escalation attempts by regular users accessing admin endpoints. (3) Cross-user data access attempts to verify cluster isolation. (4) SQL injection testing on all string input parameters. (5) Credential encryption verification confirming kubeconfig and tokens are stored in encrypted form. (6) CORS policy validation ensuring only whitelisted origins can make API requests. (7) Password hashing verification confirming bcrypt is used with appropriate cost factors. (8) Input validation testing with oversized payloads and malformed JSON.</w:t>
+        <w:t>We tested eight security areas: (1) trying to bypass authentication with expired or fake tokens; (2) trying to access admin features as a regular user; (3) trying to access another user's clusters; (4) SQL injection on all input fields; (5) checking that credentials are properly encrypted in the database; (6) checking that only our frontend can make API calls; (7) verifying bcrypt is used for passwords; and (8) sending malformed data to the API.</w:t>
       </w:r>
     </w:p>
     <w:p>
@@ -43541,7 +43799,7 @@
           <w:i w:val="0"/>
           <w:sz w:val="24"/>
         </w:rPr>
-        <w:t>All eight security test categories passed. The most critical finding confirmed that cluster credentials (kubeconfig files and bearer tokens) are correctly encrypted using Fernet symmetric encryption before database storage and are never exposed in API responses. The Fernet encryption key is supplied as a random environment variable rather than derived from a password, so its security relies on keeping the key secret; when the key is properly managed (e.g., via a secrets manager or environment injection at deploy time), this scheme provides strong protection for stored credentials.</w:t>
+        <w:t>All eight security tests passed. The most important finding was that cluster credentials (kubeconfig files and bearer tokens) are correctly encrypted with Fernet before being stored and are never shown in API responses. The encryption key is a random environment variable, and as long as it is properly managed (for example, using a secrets manager), the credentials are well protected.</w:t>
       </w:r>
     </w:p>
     <w:p>
@@ -43567,7 +43825,7 @@
         <w:rPr>
           <w:rFonts w:hint="default" w:ascii="Times New Roman" w:hAnsi="Times New Roman" w:cs="Times New Roman"/>
         </w:rPr>
-        <w:t>6.5  Test Results Summary</w:t>
+        <w:t>7.5  Test Results Summary</w:t>
       </w:r>
       <w:bookmarkEnd w:id="193"/>
       <w:bookmarkEnd w:id="194"/>
@@ -43585,7 +43843,7 @@
         <w:rPr>
           <w:rFonts w:hint="default" w:ascii="Times New Roman" w:hAnsi="Times New Roman" w:cs="Times New Roman"/>
         </w:rPr>
-        <w:t>The comprehensive testing effort yielded highly positive results across all three testing categories. All 59 API endpoints were tested and passed successfully, with response times consistently meeting the performance requirements specified in Section 3.2. The average response time across all endpoints was 89 milliseconds, well within the 500-millisecond requirement. The fastest endpoints were the health check and static configuration endpoints (averaging 12ms), while the most complex operations—anomaly detection analysis and cluster health assessment—averaged 230ms due to the computational overhead of the Isolation Forest inference and z-score calculations.</w:t>
+        <w:t>Our testing showed very positive results across all three categories. All 59 API endpoints passed, with an average response time of 89 milliseconds. The fastest endpoints were health checks (12ms average), and the slowest were anomaly detection operations (230ms) because of the Isolation Forest calculations.</w:t>
       </w:r>
     </w:p>
     <w:p>
@@ -43599,7 +43857,7 @@
         <w:rPr>
           <w:rFonts w:hint="default" w:ascii="Times New Roman" w:hAnsi="Times New Roman" w:cs="Times New Roman"/>
         </w:rPr>
-        <w:t>The testing process revealed two minor issues that were identified and resolved during the development cycle. The first issue was a race condition in the cluster deletion workflow: when a user deleted a cluster while an audit log write was in progress for that cluster, a foreign key constraint violation occurred in the database. This was resolved by implementing soft deletion with a cascade policy on the audit_logs table foreign key relationship. The second issue involved the anomaly detection model's behavior when fewer than 50 metric samples were available. The original implementation raised an exception, which was replaced with a graceful fallback to the rule-based detection method with a user-visible notification indicating that the ML model requires additional training data. Both issues were edge cases that would not affect normal user workflows but were important to address for system robustness.</w:t>
+        <w:t>During testing, we found and fixed two minor issues. First, there was a race condition when deleting a cluster while an audit log was being written, which caused a database error. We fixed this by adding cascade deletion on the audit_logs foreign key. Second, the anomaly detection module crashed when it had fewer than 50 metric samples. We replaced the crash with a graceful fallback to the rule-based method.</w:t>
       </w:r>
     </w:p>
     <w:p>
@@ -43613,7 +43871,7 @@
         <w:rPr>
           <w:rFonts w:hint="default" w:ascii="Times New Roman" w:hAnsi="Times New Roman" w:cs="Times New Roman"/>
         </w:rPr>
-        <w:t>Overall, the testing results demonstrate that the K8s Dashboard meets all functional requirements specified in Section 3.1 for cluster monitoring, management, and anomaly detection. The system achieves the non-functional requirements for response time performance, with 98% of API calls completing within the 500-millisecond threshold. The security testing confirmed that all authentication and authorization mechanisms function correctly, protecting sensitive cluster credentials and enforcing role-based access restrictions. The anomaly detection module successfully identified all simulated anomaly conditions injected during functional testing (20/20 test cases passed); no separate precision/recall benchmark was conducted, and production detection accuracy will depend on workload variability and the availability of at least 50 baseline metric samples for model training. The testing methodology and results provide confidence that the system is ready for deployment in development and small-scale production Kubernetes environments.</w:t>
+        <w:t>Overall, the tests show that our K8s Dashboard meets all the requirements from Chapter 4. The response times are within limits, all security mechanisms work correctly, and the anomaly detection successfully found all the problems we injected during testing (20 out of 20 test cases passed). We did not run a separate precision/recall benchmark, and real-world accuracy will depend on workload variability and having at least 50 baseline samples for training.</w:t>
       </w:r>
     </w:p>
     <w:p>
@@ -43645,7 +43903,7 @@
         <w:rPr>
           <w:rFonts w:hint="default" w:ascii="Times New Roman" w:hAnsi="Times New Roman" w:cs="Times New Roman"/>
         </w:rPr>
-        <w:t>Chapter 7  Conclusion and Future Work</w:t>
+        <w:t>Chapter 8  Conclusion and Future Work</w:t>
       </w:r>
       <w:bookmarkEnd w:id="198"/>
       <w:bookmarkEnd w:id="199"/>
@@ -43669,7 +43927,7 @@
         <w:rPr>
           <w:rFonts w:hint="default" w:ascii="Times New Roman" w:hAnsi="Times New Roman" w:cs="Times New Roman"/>
         </w:rPr>
-        <w:t>7.1  Conclusion</w:t>
+        <w:t>8.1  Conclusion</w:t>
       </w:r>
       <w:bookmarkEnd w:id="203"/>
       <w:bookmarkEnd w:id="204"/>
@@ -43687,7 +43945,7 @@
         <w:rPr>
           <w:rFonts w:hint="default" w:ascii="Times New Roman" w:hAnsi="Times New Roman" w:cs="Times New Roman"/>
         </w:rPr>
-        <w:t>This thesis presented the complete design, implementation, and evaluation of a comprehensive web-based dashboard for Kubernetes cluster monitoring and management with integrated machine learning-based anomaly detection. The system, named K8s Dashboard, addresses the identified gap in the existing tool landscape by providing a unified platform that combines real-time resource monitoring, centralized log aggregation, and automatic anomaly detection powered by the Isolation Forest algorithm—all accessible through a modern, responsive web interface that requires no client-side installation beyond a standard web browser.</w:t>
+        <w:t>In this thesis, we designed, built, and tested a web-based dashboard for monitoring and managing Kubernetes clusters. Our system, called K8s Dashboard, fills a gap in the existing tools by combining real-time resource monitoring, log viewing, and automatic anomaly detection with the Isolation Forest algorithm — all in one web application that works in any browser.</w:t>
       </w:r>
     </w:p>
     <w:p>
@@ -43704,7 +43962,7 @@
           <w:color w:val="000000"/>
           <w:sz w:val="24"/>
         </w:rPr>
-        <w:t>The key contributions of this work include:</w:t>
+        <w:t>The main contributions of our work are:</w:t>
       </w:r>
     </w:p>
     <w:p>
@@ -43721,7 +43979,7 @@
           <w:color w:val="000000"/>
           <w:sz w:val="24"/>
         </w:rPr>
-        <w:t>(1) A unified monitoring platform that eliminates the need for multiple disconnected tools by integrating metrics, logs, events, and anomaly detection in one interface.</w:t>
+        <w:t>(1) A single monitoring platform that brings together metrics, logs, events, and anomaly detection so users do not need multiple separate tools.</w:t>
       </w:r>
     </w:p>
     <w:p>
@@ -43738,7 +43996,7 @@
           <w:color w:val="000000"/>
           <w:sz w:val="24"/>
         </w:rPr>
-        <w:t>(2) A multi-user, multi-cluster architecture with role-based access control and encrypted credential management using Fernet symmetric encryption.</w:t>
+        <w:t>(2) A multi-user system with role-based access control and encrypted credential management, supporting multiple clusters.</w:t>
       </w:r>
     </w:p>
     <w:p>
@@ -43755,7 +44013,7 @@
           <w:color w:val="000000"/>
           <w:sz w:val="24"/>
         </w:rPr>
-        <w:t>(3) Integration of the Isolation Forest unsupervised machine learning algorithm [3,4] for automatic anomaly detection in cluster metrics, with z-score-based post-processing for interpretable contributing factor display.</w:t>
+        <w:t>(3) Integration of the Isolation Forest algorithm [3,4] for automatic anomaly detection, with z-score analysis to show which metrics caused the anomaly.</w:t>
       </w:r>
     </w:p>
     <w:p>
@@ -43772,7 +44030,7 @@
           <w:color w:val="000000"/>
           <w:sz w:val="24"/>
         </w:rPr>
-        <w:t>(4) A clean, modern three-tier architecture using React/TypeScript, FastAPI, and SQLAlchemy with containerized deployment via Docker Compose [10].</w:t>
+        <w:t>(4) A clean three-tier architecture using React/TypeScript, FastAPI, and SQLAlchemy, deployed with Docker Compose [10].</w:t>
       </w:r>
     </w:p>
     <w:p>
@@ -43789,7 +44047,7 @@
           <w:color w:val="000000"/>
           <w:sz w:val="24"/>
         </w:rPr>
-        <w:t>(5) Comprehensive audit logging and security measures suitable for multi-tenant environments.</w:t>
+        <w:t>(5) Comprehensive audit logging and security features suitable for multi-user environments.</w:t>
       </w:r>
     </w:p>
     <w:p>
@@ -43806,7 +44064,7 @@
           <w:i w:val="0"/>
           <w:sz w:val="24"/>
         </w:rPr>
-        <w:t>(6) A comprehensive testing methodology covering functional testing (20 test cases), API endpoint testing (59 endpoints), and security testing (8 categories), all achieving 100% pass rates.</w:t>
+        <w:t>(6) Thorough testing with 20 functional tests, 59 API endpoint tests, and 8 security test categories, all passing successfully.</w:t>
       </w:r>
     </w:p>
     <w:p>
@@ -43823,7 +44081,7 @@
           <w:i w:val="0"/>
           <w:sz w:val="24"/>
         </w:rPr>
-        <w:t>The system demonstrates that integrating machine learning-based anomaly detection into a monitoring dashboard is both technically feasible and practically valuable. The Isolation Forest algorithm provides meaningful anomaly scores with minimal configuration overhead, while a supplementary z-score calculation on the same feature vector adds interpretability by ranking which individual metrics contributed most to the anomaly flag, helping operators understand the root cause of detected anomalies.</w:t>
+        <w:t>Our project shows that adding machine learning-based anomaly detection to a monitoring dashboard is practical and useful. The Isolation Forest algorithm provides meaningful anomaly scores without much configuration, and the z-score analysis helps operators understand what is going wrong.</w:t>
       </w:r>
     </w:p>
     <w:p>
@@ -43842,7 +44100,7 @@
         <w:rPr>
           <w:rFonts w:hint="default" w:ascii="Times New Roman" w:hAnsi="Times New Roman" w:cs="Times New Roman"/>
         </w:rPr>
-        <w:t>7.2  Limitations</w:t>
+        <w:t>8.2  Limitations</w:t>
       </w:r>
       <w:bookmarkEnd w:id="208"/>
       <w:bookmarkEnd w:id="209"/>
@@ -43860,20 +44118,18 @@
         <w:rPr>
           <w:rFonts w:hint="default" w:ascii="Times New Roman" w:hAnsi="Times New Roman" w:cs="Times New Roman"/>
         </w:rPr>
-        <w:t xml:space="preserve">Despite meeting its design objectives, the current implementation has several acknowledged limitations that represent opportunities for future improvement. </w:t>
+        <w:t>Even though our system meets its design goals, there are some limitations that we should mention. We identified these through our testing and by comparing our tool with commercial monitoring platforms.</w:t>
       </w:r>
       <w:r>
         <w:rPr>
           <w:rFonts w:hint="default" w:ascii="Times New Roman" w:hAnsi="Times New Roman" w:cs="Times New Roman"/>
           <w:lang w:val="en-GB"/>
         </w:rPr>
-        <w:t xml:space="preserve">  </w:t>
-      </w:r>
-      <w:r>
-        <w:rPr>
-          <w:rFonts w:hint="default" w:ascii="Times New Roman" w:hAnsi="Times New Roman" w:cs="Times New Roman"/>
-        </w:rPr>
-        <w:t>These limitations were identified through the testing process described in Chapter 6 and through comparison with the capabilities of commercial monitoring platforms reviewed in the literature. Understanding these limitations is important for users evaluating the system for production deployment and for researchers building upon this work.</w:t>
+      </w:r>
+      <w:r>
+        <w:rPr>
+          <w:rFonts w:hint="default" w:ascii="Times New Roman" w:hAnsi="Times New Roman" w:cs="Times New Roman"/>
+        </w:rPr>
       </w:r>
     </w:p>
     <w:p>
@@ -43890,7 +44146,7 @@
           <w:color w:val="000000"/>
           <w:sz w:val="24"/>
         </w:rPr>
-        <w:t>(1) No persistent metric storage: Metrics and logs are not stored persistently and are lost on system restart. A time-series database integration would be needed for production use.</w:t>
+        <w:t>(1) No persistent metric storage: Metrics and logs are lost when the system restarts. For production use, we would need to add a time-series database.</w:t>
       </w:r>
     </w:p>
     <w:p>
@@ -43907,7 +44163,7 @@
           <w:color w:val="000000"/>
           <w:sz w:val="24"/>
         </w:rPr>
-        <w:t>(2) Anomaly detection accuracy: The Isolation Forest model requires sufficient historical data (minimum 50 samples) and may produce false positives with highly variable workloads.</w:t>
+        <w:t>(2) Anomaly detection accuracy: The model needs at least 50 historical samples to work, and it may give false alarms with highly variable workloads.</w:t>
       </w:r>
     </w:p>
     <w:p>
@@ -43924,7 +44180,7 @@
           <w:color w:val="000000"/>
           <w:sz w:val="24"/>
         </w:rPr>
-        <w:t>(3) No causal analysis: The system provides correlation-based analysis but cannot determine causal relationships between anomalies and root causes.</w:t>
+        <w:t>(3) No causal analysis: Our system shows correlations between anomalies and metrics, but it cannot prove which metric actually caused the problem.</w:t>
       </w:r>
     </w:p>
     <w:p>
@@ -43941,7 +44197,7 @@
           <w:color w:val="000000"/>
           <w:sz w:val="24"/>
         </w:rPr>
-        <w:t>(4) Single-instance deployment: The current architecture does not support horizontal scaling or high availability configurations.</w:t>
+        <w:t>(4) Single-instance deployment: The current version does not support running multiple copies for high availability.</w:t>
       </w:r>
     </w:p>
     <w:p>
@@ -43958,7 +44214,7 @@
           <w:color w:val="000000"/>
           <w:sz w:val="24"/>
         </w:rPr>
-        <w:t>(5) Limited write operations: The dashboard is primarily read-only for safety, with limited pod restart and deployment scaling capabilities.</w:t>
+        <w:t>(5) Limited write operations: The dashboard is mostly read-only. Users can only restart pods and scale deployments.</w:t>
       </w:r>
     </w:p>
     <w:p>
@@ -43973,7 +44229,7 @@
           <w:rFonts w:hint="default" w:ascii="Times New Roman" w:hAnsi="Times New Roman" w:cs="Times New Roman"/>
           <w:sz w:val="24"/>
         </w:rPr>
-        <w:t>(6) Alert persistence: Currently, alerts are stored only in memory and are lost when the backend service restarts. While the anomaly detection history buffer maintains recent detection results, a persistent alert storage mechanism using the existing database would improve operational reliability in production environments.</w:t>
+        <w:t>(6) Alert persistence: Alerts are only stored in memory right now and are lost when the backend restarts. We should add database storage for alerts in a future version.</w:t>
       </w:r>
     </w:p>
     <w:p>
@@ -43992,7 +44248,7 @@
         <w:rPr>
           <w:rFonts w:hint="default" w:ascii="Times New Roman" w:hAnsi="Times New Roman" w:cs="Times New Roman"/>
         </w:rPr>
-        <w:t>7.3  Future Work</w:t>
+        <w:t>8.3  Future Work</w:t>
       </w:r>
       <w:bookmarkEnd w:id="213"/>
       <w:bookmarkEnd w:id="214"/>
@@ -44010,7 +44266,7 @@
         <w:rPr>
           <w:rFonts w:hint="default" w:ascii="Times New Roman" w:hAnsi="Times New Roman" w:cs="Times New Roman"/>
         </w:rPr>
-        <w:t>Based on the limitations identified above and the evolving landscape of cloud-native monitoring technologies, several promising directions for future enhancement have been identified. These enhancements are prioritized based on their expected impact on system utility and the feasibility of implementation within the existing architecture:</w:t>
+        <w:t>Based on the limitations above, here are some directions for improving the system in the future:</w:t>
       </w:r>
     </w:p>
     <w:p>
@@ -44027,7 +44283,7 @@
           <w:color w:val="000000"/>
           <w:sz w:val="24"/>
         </w:rPr>
-        <w:t>(1) Prometheus Integration: Integrate with Prometheus for persistent time-series metric storage and long-term trend analysis.</w:t>
+        <w:t>(1) Prometheus Integration: Connect to Prometheus for permanent metric storage and long-term trend analysis.</w:t>
       </w:r>
     </w:p>
     <w:p>
@@ -44044,7 +44300,7 @@
           <w:color w:val="000000"/>
           <w:sz w:val="24"/>
         </w:rPr>
-        <w:t>(2) Advanced ML Models: Explore LSTM neural networks or transformer-based models for time-series anomaly detection with predictive capabilities.</w:t>
+        <w:t>(2) Advanced ML Models: Try LSTM neural networks or transformer models for time-series anomaly detection and prediction.</w:t>
       </w:r>
     </w:p>
     <w:p>
@@ -44061,7 +44317,7 @@
           <w:color w:val="000000"/>
           <w:sz w:val="24"/>
         </w:rPr>
-        <w:t>(3) Real-time Streaming: Implement WebSocket-based real-time log streaming and metric updates for lower latency monitoring.</w:t>
+        <w:t>(3) Real-time Streaming: Use WebSockets for real-time log streaming and metric updates to reduce latency.</w:t>
       </w:r>
     </w:p>
     <w:p>
@@ -44078,7 +44334,7 @@
           <w:color w:val="000000"/>
           <w:sz w:val="24"/>
         </w:rPr>
-        <w:t>(4) Multi-cluster Aggregation: Develop cross-cluster correlation views to identify patterns affecting multiple clusters simultaneously.</w:t>
+        <w:t>(4) Multi-cluster Aggregation: Build cross-cluster views to find patterns that affect multiple clusters at the same time.</w:t>
       </w:r>
     </w:p>
     <w:p>
@@ -44095,7 +44351,7 @@
           <w:color w:val="000000"/>
           <w:sz w:val="24"/>
         </w:rPr>
-        <w:t>(5) Automated Remediation: Add configurable automated response actions (pod restart, scaling) triggered by anomaly detection, with safety guardrails.</w:t>
+        <w:t>(5) Automated Remediation: Add automatic response actions (like restarting pods or scaling deployments) triggered by anomaly detection, with safety guardrails.</w:t>
       </w:r>
     </w:p>
     <w:p>
@@ -44112,7 +44368,7 @@
           <w:color w:val="000000"/>
           <w:sz w:val="24"/>
         </w:rPr>
-        <w:t>(6) Kubernetes-native Deployment: Create Helm charts for deploying the dashboard directly within Kubernetes clusters.</w:t>
+        <w:t>(6) Kubernetes-native Deployment: Create Helm charts so the dashboard can be deployed directly inside a Kubernetes cluster.</w:t>
       </w:r>
     </w:p>
     <w:p>
